--- a/Thuyết minh _ Trình bày/12 - CNCD2211024-.docx
+++ b/Thuyết minh _ Trình bày/12 - CNCD2211024-.docx
@@ -5221,23 +5221,7 @@
           <w:sz w:val="26"/>
           <w:szCs w:val="26"/>
         </w:rPr>
-        <w:t xml:space="preserve"> </w:t>
-      </w:r>
-      <w:r>
-        <w:rPr>
-          <w:b/>
-          <w:bCs/>
-          <w:sz w:val="26"/>
-          <w:szCs w:val="26"/>
-        </w:rPr>
-        <w:t>Master-Slave</w:t>
-      </w:r>
-      <w:r>
-        <w:rPr>
-          <w:sz w:val="26"/>
-          <w:szCs w:val="26"/>
-        </w:rPr>
-        <w:t xml:space="preserve"> – </w:t>
+        <w:t xml:space="preserve"> Master-Slave – </w:t>
       </w:r>
       <w:proofErr w:type="spellStart"/>
       <w:r>
@@ -6327,8 +6311,6 @@
       <w:proofErr w:type="spellStart"/>
       <w:r>
         <w:rPr>
-          <w:b/>
-          <w:bCs/>
           <w:sz w:val="26"/>
           <w:szCs w:val="26"/>
         </w:rPr>
@@ -6337,18 +6319,14 @@
       <w:proofErr w:type="spellEnd"/>
       <w:r>
         <w:rPr>
-          <w:b/>
-          <w:bCs/>
-          <w:sz w:val="26"/>
-          <w:szCs w:val="26"/>
-        </w:rPr>
-        <w:t xml:space="preserve"> </w:t>
-      </w:r>
-      <w:proofErr w:type="spellStart"/>
-      <w:r>
-        <w:rPr>
-          <w:b/>
-          <w:bCs/>
+          <w:sz w:val="26"/>
+          <w:szCs w:val="26"/>
+        </w:rPr>
+        <w:t xml:space="preserve"> </w:t>
+      </w:r>
+      <w:proofErr w:type="spellStart"/>
+      <w:r>
+        <w:rPr>
           <w:sz w:val="26"/>
           <w:szCs w:val="26"/>
         </w:rPr>
@@ -6357,18 +6335,14 @@
       <w:proofErr w:type="spellEnd"/>
       <w:r>
         <w:rPr>
-          <w:b/>
-          <w:bCs/>
-          <w:sz w:val="26"/>
-          <w:szCs w:val="26"/>
-        </w:rPr>
-        <w:t xml:space="preserve"> </w:t>
-      </w:r>
-      <w:proofErr w:type="spellStart"/>
-      <w:r>
-        <w:rPr>
-          <w:b/>
-          <w:bCs/>
+          <w:sz w:val="26"/>
+          <w:szCs w:val="26"/>
+        </w:rPr>
+        <w:t xml:space="preserve"> </w:t>
+      </w:r>
+      <w:proofErr w:type="spellStart"/>
+      <w:r>
+        <w:rPr>
           <w:sz w:val="26"/>
           <w:szCs w:val="26"/>
         </w:rPr>
@@ -6377,18 +6351,14 @@
       <w:proofErr w:type="spellEnd"/>
       <w:r>
         <w:rPr>
-          <w:b/>
-          <w:bCs/>
-          <w:sz w:val="26"/>
-          <w:szCs w:val="26"/>
-        </w:rPr>
-        <w:t xml:space="preserve"> </w:t>
-      </w:r>
-      <w:proofErr w:type="spellStart"/>
-      <w:r>
-        <w:rPr>
-          <w:b/>
-          <w:bCs/>
+          <w:sz w:val="26"/>
+          <w:szCs w:val="26"/>
+        </w:rPr>
+        <w:t xml:space="preserve"> </w:t>
+      </w:r>
+      <w:proofErr w:type="spellStart"/>
+      <w:r>
+        <w:rPr>
           <w:sz w:val="26"/>
           <w:szCs w:val="26"/>
         </w:rPr>
@@ -6397,18 +6367,14 @@
       <w:proofErr w:type="spellEnd"/>
       <w:r>
         <w:rPr>
-          <w:b/>
-          <w:bCs/>
-          <w:sz w:val="26"/>
-          <w:szCs w:val="26"/>
-        </w:rPr>
-        <w:t xml:space="preserve"> </w:t>
-      </w:r>
-      <w:proofErr w:type="spellStart"/>
-      <w:r>
-        <w:rPr>
-          <w:b/>
-          <w:bCs/>
+          <w:sz w:val="26"/>
+          <w:szCs w:val="26"/>
+        </w:rPr>
+        <w:t xml:space="preserve"> </w:t>
+      </w:r>
+      <w:proofErr w:type="spellStart"/>
+      <w:r>
+        <w:rPr>
           <w:sz w:val="26"/>
           <w:szCs w:val="26"/>
         </w:rPr>
@@ -6417,18 +6383,14 @@
       <w:proofErr w:type="spellEnd"/>
       <w:r>
         <w:rPr>
-          <w:b/>
-          <w:bCs/>
-          <w:sz w:val="26"/>
-          <w:szCs w:val="26"/>
-        </w:rPr>
-        <w:t xml:space="preserve"> </w:t>
-      </w:r>
-      <w:proofErr w:type="spellStart"/>
-      <w:r>
-        <w:rPr>
-          <w:b/>
-          <w:bCs/>
+          <w:sz w:val="26"/>
+          <w:szCs w:val="26"/>
+        </w:rPr>
+        <w:t xml:space="preserve"> </w:t>
+      </w:r>
+      <w:proofErr w:type="spellStart"/>
+      <w:r>
+        <w:rPr>
           <w:sz w:val="26"/>
           <w:szCs w:val="26"/>
         </w:rPr>
@@ -6437,18 +6399,14 @@
       <w:proofErr w:type="spellEnd"/>
       <w:r>
         <w:rPr>
-          <w:b/>
-          <w:bCs/>
-          <w:sz w:val="26"/>
-          <w:szCs w:val="26"/>
-        </w:rPr>
-        <w:t xml:space="preserve"> </w:t>
-      </w:r>
-      <w:proofErr w:type="spellStart"/>
-      <w:r>
-        <w:rPr>
-          <w:b/>
-          <w:bCs/>
+          <w:sz w:val="26"/>
+          <w:szCs w:val="26"/>
+        </w:rPr>
+        <w:t xml:space="preserve"> </w:t>
+      </w:r>
+      <w:proofErr w:type="spellStart"/>
+      <w:r>
+        <w:rPr>
           <w:sz w:val="26"/>
           <w:szCs w:val="26"/>
         </w:rPr>
@@ -6457,18 +6415,14 @@
       <w:proofErr w:type="spellEnd"/>
       <w:r>
         <w:rPr>
-          <w:b/>
-          <w:bCs/>
-          <w:sz w:val="26"/>
-          <w:szCs w:val="26"/>
-        </w:rPr>
-        <w:t xml:space="preserve"> </w:t>
-      </w:r>
-      <w:proofErr w:type="spellStart"/>
-      <w:r>
-        <w:rPr>
-          <w:b/>
-          <w:bCs/>
+          <w:sz w:val="26"/>
+          <w:szCs w:val="26"/>
+        </w:rPr>
+        <w:t xml:space="preserve"> </w:t>
+      </w:r>
+      <w:proofErr w:type="spellStart"/>
+      <w:r>
+        <w:rPr>
           <w:sz w:val="26"/>
           <w:szCs w:val="26"/>
         </w:rPr>
@@ -6477,18 +6431,14 @@
       <w:proofErr w:type="spellEnd"/>
       <w:r>
         <w:rPr>
-          <w:b/>
-          <w:bCs/>
-          <w:sz w:val="26"/>
-          <w:szCs w:val="26"/>
-        </w:rPr>
-        <w:t xml:space="preserve"> </w:t>
-      </w:r>
-      <w:proofErr w:type="spellStart"/>
-      <w:r>
-        <w:rPr>
-          <w:b/>
-          <w:bCs/>
+          <w:sz w:val="26"/>
+          <w:szCs w:val="26"/>
+        </w:rPr>
+        <w:t xml:space="preserve"> </w:t>
+      </w:r>
+      <w:proofErr w:type="spellStart"/>
+      <w:r>
+        <w:rPr>
           <w:sz w:val="26"/>
           <w:szCs w:val="26"/>
         </w:rPr>
@@ -6497,18 +6447,14 @@
       <w:proofErr w:type="spellEnd"/>
       <w:r>
         <w:rPr>
-          <w:b/>
-          <w:bCs/>
-          <w:sz w:val="26"/>
-          <w:szCs w:val="26"/>
-        </w:rPr>
-        <w:t xml:space="preserve"> </w:t>
-      </w:r>
-      <w:proofErr w:type="spellStart"/>
-      <w:r>
-        <w:rPr>
-          <w:b/>
-          <w:bCs/>
+          <w:sz w:val="26"/>
+          <w:szCs w:val="26"/>
+        </w:rPr>
+        <w:t xml:space="preserve"> </w:t>
+      </w:r>
+      <w:proofErr w:type="spellStart"/>
+      <w:r>
+        <w:rPr>
           <w:sz w:val="26"/>
           <w:szCs w:val="26"/>
         </w:rPr>
@@ -6517,18 +6463,14 @@
       <w:proofErr w:type="spellEnd"/>
       <w:r>
         <w:rPr>
-          <w:b/>
-          <w:bCs/>
-          <w:sz w:val="26"/>
-          <w:szCs w:val="26"/>
-        </w:rPr>
-        <w:t xml:space="preserve"> </w:t>
-      </w:r>
-      <w:proofErr w:type="spellStart"/>
-      <w:r>
-        <w:rPr>
-          <w:b/>
-          <w:bCs/>
+          <w:sz w:val="26"/>
+          <w:szCs w:val="26"/>
+        </w:rPr>
+        <w:t xml:space="preserve"> </w:t>
+      </w:r>
+      <w:proofErr w:type="spellStart"/>
+      <w:r>
+        <w:rPr>
           <w:sz w:val="26"/>
           <w:szCs w:val="26"/>
         </w:rPr>
@@ -6537,18 +6479,14 @@
       <w:proofErr w:type="spellEnd"/>
       <w:r>
         <w:rPr>
-          <w:b/>
-          <w:bCs/>
-          <w:sz w:val="26"/>
-          <w:szCs w:val="26"/>
-        </w:rPr>
-        <w:t xml:space="preserve"> </w:t>
-      </w:r>
-      <w:proofErr w:type="spellStart"/>
-      <w:r>
-        <w:rPr>
-          <w:b/>
-          <w:bCs/>
+          <w:sz w:val="26"/>
+          <w:szCs w:val="26"/>
+        </w:rPr>
+        <w:t xml:space="preserve"> </w:t>
+      </w:r>
+      <w:proofErr w:type="spellStart"/>
+      <w:r>
+        <w:rPr>
           <w:sz w:val="26"/>
           <w:szCs w:val="26"/>
         </w:rPr>
@@ -6557,19 +6495,10 @@
       <w:proofErr w:type="spellEnd"/>
       <w:r>
         <w:rPr>
-          <w:b/>
-          <w:bCs/>
-          <w:sz w:val="26"/>
-          <w:szCs w:val="26"/>
-        </w:rPr>
-        <w:t>:</w:t>
-      </w:r>
-      <w:r>
-        <w:rPr>
-          <w:sz w:val="26"/>
-          <w:szCs w:val="26"/>
-        </w:rPr>
-        <w:t xml:space="preserve"> </w:t>
+          <w:sz w:val="26"/>
+          <w:szCs w:val="26"/>
+        </w:rPr>
+        <w:t xml:space="preserve">: </w:t>
       </w:r>
       <w:proofErr w:type="spellStart"/>
       <w:r>
@@ -7642,8 +7571,6 @@
       <w:proofErr w:type="spellStart"/>
       <w:r>
         <w:rPr>
-          <w:b/>
-          <w:bCs/>
           <w:sz w:val="26"/>
           <w:szCs w:val="26"/>
         </w:rPr>
@@ -7652,18 +7579,14 @@
       <w:proofErr w:type="spellEnd"/>
       <w:r>
         <w:rPr>
-          <w:b/>
-          <w:bCs/>
-          <w:sz w:val="26"/>
-          <w:szCs w:val="26"/>
-        </w:rPr>
-        <w:t xml:space="preserve"> </w:t>
-      </w:r>
-      <w:proofErr w:type="spellStart"/>
-      <w:r>
-        <w:rPr>
-          <w:b/>
-          <w:bCs/>
+          <w:sz w:val="26"/>
+          <w:szCs w:val="26"/>
+        </w:rPr>
+        <w:t xml:space="preserve"> </w:t>
+      </w:r>
+      <w:proofErr w:type="spellStart"/>
+      <w:r>
+        <w:rPr>
           <w:sz w:val="26"/>
           <w:szCs w:val="26"/>
         </w:rPr>
@@ -7672,18 +7595,14 @@
       <w:proofErr w:type="spellEnd"/>
       <w:r>
         <w:rPr>
-          <w:b/>
-          <w:bCs/>
-          <w:sz w:val="26"/>
-          <w:szCs w:val="26"/>
-        </w:rPr>
-        <w:t xml:space="preserve"> </w:t>
-      </w:r>
-      <w:proofErr w:type="spellStart"/>
-      <w:r>
-        <w:rPr>
-          <w:b/>
-          <w:bCs/>
+          <w:sz w:val="26"/>
+          <w:szCs w:val="26"/>
+        </w:rPr>
+        <w:t xml:space="preserve"> </w:t>
+      </w:r>
+      <w:proofErr w:type="spellStart"/>
+      <w:r>
+        <w:rPr>
           <w:sz w:val="26"/>
           <w:szCs w:val="26"/>
         </w:rPr>
@@ -7692,18 +7611,14 @@
       <w:proofErr w:type="spellEnd"/>
       <w:r>
         <w:rPr>
-          <w:b/>
-          <w:bCs/>
-          <w:sz w:val="26"/>
-          <w:szCs w:val="26"/>
-        </w:rPr>
-        <w:t xml:space="preserve"> </w:t>
-      </w:r>
-      <w:proofErr w:type="spellStart"/>
-      <w:r>
-        <w:rPr>
-          <w:b/>
-          <w:bCs/>
+          <w:sz w:val="26"/>
+          <w:szCs w:val="26"/>
+        </w:rPr>
+        <w:t xml:space="preserve"> </w:t>
+      </w:r>
+      <w:proofErr w:type="spellStart"/>
+      <w:r>
+        <w:rPr>
           <w:sz w:val="26"/>
           <w:szCs w:val="26"/>
         </w:rPr>
@@ -7712,18 +7627,14 @@
       <w:proofErr w:type="spellEnd"/>
       <w:r>
         <w:rPr>
-          <w:b/>
-          <w:bCs/>
-          <w:sz w:val="26"/>
-          <w:szCs w:val="26"/>
-        </w:rPr>
-        <w:t xml:space="preserve"> </w:t>
-      </w:r>
-      <w:proofErr w:type="spellStart"/>
-      <w:r>
-        <w:rPr>
-          <w:b/>
-          <w:bCs/>
+          <w:sz w:val="26"/>
+          <w:szCs w:val="26"/>
+        </w:rPr>
+        <w:t xml:space="preserve"> </w:t>
+      </w:r>
+      <w:proofErr w:type="spellStart"/>
+      <w:r>
+        <w:rPr>
           <w:sz w:val="26"/>
           <w:szCs w:val="26"/>
         </w:rPr>
@@ -7732,18 +7643,14 @@
       <w:proofErr w:type="spellEnd"/>
       <w:r>
         <w:rPr>
-          <w:b/>
-          <w:bCs/>
-          <w:sz w:val="26"/>
-          <w:szCs w:val="26"/>
-        </w:rPr>
-        <w:t xml:space="preserve"> </w:t>
-      </w:r>
-      <w:proofErr w:type="spellStart"/>
-      <w:r>
-        <w:rPr>
-          <w:b/>
-          <w:bCs/>
+          <w:sz w:val="26"/>
+          <w:szCs w:val="26"/>
+        </w:rPr>
+        <w:t xml:space="preserve"> </w:t>
+      </w:r>
+      <w:proofErr w:type="spellStart"/>
+      <w:r>
+        <w:rPr>
           <w:sz w:val="26"/>
           <w:szCs w:val="26"/>
         </w:rPr>
@@ -7752,18 +7659,14 @@
       <w:proofErr w:type="spellEnd"/>
       <w:r>
         <w:rPr>
-          <w:b/>
-          <w:bCs/>
-          <w:sz w:val="26"/>
-          <w:szCs w:val="26"/>
-        </w:rPr>
-        <w:t xml:space="preserve"> </w:t>
-      </w:r>
-      <w:proofErr w:type="spellStart"/>
-      <w:r>
-        <w:rPr>
-          <w:b/>
-          <w:bCs/>
+          <w:sz w:val="26"/>
+          <w:szCs w:val="26"/>
+        </w:rPr>
+        <w:t xml:space="preserve"> </w:t>
+      </w:r>
+      <w:proofErr w:type="spellStart"/>
+      <w:r>
+        <w:rPr>
           <w:sz w:val="26"/>
           <w:szCs w:val="26"/>
         </w:rPr>
@@ -7772,19 +7675,10 @@
       <w:proofErr w:type="spellEnd"/>
       <w:r>
         <w:rPr>
-          <w:b/>
-          <w:bCs/>
-          <w:sz w:val="26"/>
-          <w:szCs w:val="26"/>
-        </w:rPr>
-        <w:t>:</w:t>
-      </w:r>
-      <w:r>
-        <w:rPr>
-          <w:sz w:val="26"/>
-          <w:szCs w:val="26"/>
-        </w:rPr>
-        <w:t xml:space="preserve"> </w:t>
+          <w:sz w:val="26"/>
+          <w:szCs w:val="26"/>
+        </w:rPr>
+        <w:t xml:space="preserve">: </w:t>
       </w:r>
       <w:proofErr w:type="spellStart"/>
       <w:r>
@@ -8841,8 +8735,6 @@
       <w:proofErr w:type="spellStart"/>
       <w:r>
         <w:rPr>
-          <w:b/>
-          <w:bCs/>
           <w:sz w:val="26"/>
           <w:szCs w:val="26"/>
         </w:rPr>
@@ -8851,18 +8743,14 @@
       <w:proofErr w:type="spellEnd"/>
       <w:r>
         <w:rPr>
-          <w:b/>
-          <w:bCs/>
-          <w:sz w:val="26"/>
-          <w:szCs w:val="26"/>
-        </w:rPr>
-        <w:t xml:space="preserve"> </w:t>
-      </w:r>
-      <w:proofErr w:type="spellStart"/>
-      <w:r>
-        <w:rPr>
-          <w:b/>
-          <w:bCs/>
+          <w:sz w:val="26"/>
+          <w:szCs w:val="26"/>
+        </w:rPr>
+        <w:t xml:space="preserve"> </w:t>
+      </w:r>
+      <w:proofErr w:type="spellStart"/>
+      <w:r>
+        <w:rPr>
           <w:sz w:val="26"/>
           <w:szCs w:val="26"/>
         </w:rPr>
@@ -8871,18 +8759,14 @@
       <w:proofErr w:type="spellEnd"/>
       <w:r>
         <w:rPr>
-          <w:b/>
-          <w:bCs/>
-          <w:sz w:val="26"/>
-          <w:szCs w:val="26"/>
-        </w:rPr>
-        <w:t xml:space="preserve"> </w:t>
-      </w:r>
-      <w:proofErr w:type="spellStart"/>
-      <w:r>
-        <w:rPr>
-          <w:b/>
-          <w:bCs/>
+          <w:sz w:val="26"/>
+          <w:szCs w:val="26"/>
+        </w:rPr>
+        <w:t xml:space="preserve"> </w:t>
+      </w:r>
+      <w:proofErr w:type="spellStart"/>
+      <w:r>
+        <w:rPr>
           <w:sz w:val="26"/>
           <w:szCs w:val="26"/>
         </w:rPr>
@@ -8891,18 +8775,14 @@
       <w:proofErr w:type="spellEnd"/>
       <w:r>
         <w:rPr>
-          <w:b/>
-          <w:bCs/>
-          <w:sz w:val="26"/>
-          <w:szCs w:val="26"/>
-        </w:rPr>
-        <w:t xml:space="preserve"> </w:t>
-      </w:r>
-      <w:proofErr w:type="spellStart"/>
-      <w:r>
-        <w:rPr>
-          <w:b/>
-          <w:bCs/>
+          <w:sz w:val="26"/>
+          <w:szCs w:val="26"/>
+        </w:rPr>
+        <w:t xml:space="preserve"> </w:t>
+      </w:r>
+      <w:proofErr w:type="spellStart"/>
+      <w:r>
+        <w:rPr>
           <w:sz w:val="26"/>
           <w:szCs w:val="26"/>
         </w:rPr>
@@ -8911,18 +8791,14 @@
       <w:proofErr w:type="spellEnd"/>
       <w:r>
         <w:rPr>
-          <w:b/>
-          <w:bCs/>
-          <w:sz w:val="26"/>
-          <w:szCs w:val="26"/>
-        </w:rPr>
-        <w:t xml:space="preserve"> </w:t>
-      </w:r>
-      <w:proofErr w:type="spellStart"/>
-      <w:r>
-        <w:rPr>
-          <w:b/>
-          <w:bCs/>
+          <w:sz w:val="26"/>
+          <w:szCs w:val="26"/>
+        </w:rPr>
+        <w:t xml:space="preserve"> </w:t>
+      </w:r>
+      <w:proofErr w:type="spellStart"/>
+      <w:r>
+        <w:rPr>
           <w:sz w:val="26"/>
           <w:szCs w:val="26"/>
         </w:rPr>
@@ -8931,18 +8807,14 @@
       <w:proofErr w:type="spellEnd"/>
       <w:r>
         <w:rPr>
-          <w:b/>
-          <w:bCs/>
-          <w:sz w:val="26"/>
-          <w:szCs w:val="26"/>
-        </w:rPr>
-        <w:t xml:space="preserve"> </w:t>
-      </w:r>
-      <w:proofErr w:type="spellStart"/>
-      <w:r>
-        <w:rPr>
-          <w:b/>
-          <w:bCs/>
+          <w:sz w:val="26"/>
+          <w:szCs w:val="26"/>
+        </w:rPr>
+        <w:t xml:space="preserve"> </w:t>
+      </w:r>
+      <w:proofErr w:type="spellStart"/>
+      <w:r>
+        <w:rPr>
           <w:sz w:val="26"/>
           <w:szCs w:val="26"/>
         </w:rPr>
@@ -8951,18 +8823,14 @@
       <w:proofErr w:type="spellEnd"/>
       <w:r>
         <w:rPr>
-          <w:b/>
-          <w:bCs/>
-          <w:sz w:val="26"/>
-          <w:szCs w:val="26"/>
-        </w:rPr>
-        <w:t xml:space="preserve"> </w:t>
-      </w:r>
-      <w:proofErr w:type="spellStart"/>
-      <w:r>
-        <w:rPr>
-          <w:b/>
-          <w:bCs/>
+          <w:sz w:val="26"/>
+          <w:szCs w:val="26"/>
+        </w:rPr>
+        <w:t xml:space="preserve"> </w:t>
+      </w:r>
+      <w:proofErr w:type="spellStart"/>
+      <w:r>
+        <w:rPr>
           <w:sz w:val="26"/>
           <w:szCs w:val="26"/>
         </w:rPr>
@@ -8971,18 +8839,14 @@
       <w:proofErr w:type="spellEnd"/>
       <w:r>
         <w:rPr>
-          <w:b/>
-          <w:bCs/>
-          <w:sz w:val="26"/>
-          <w:szCs w:val="26"/>
-        </w:rPr>
-        <w:t xml:space="preserve"> </w:t>
-      </w:r>
-      <w:proofErr w:type="spellStart"/>
-      <w:r>
-        <w:rPr>
-          <w:b/>
-          <w:bCs/>
+          <w:sz w:val="26"/>
+          <w:szCs w:val="26"/>
+        </w:rPr>
+        <w:t xml:space="preserve"> </w:t>
+      </w:r>
+      <w:proofErr w:type="spellStart"/>
+      <w:r>
+        <w:rPr>
           <w:sz w:val="26"/>
           <w:szCs w:val="26"/>
         </w:rPr>
@@ -8991,18 +8855,14 @@
       <w:proofErr w:type="spellEnd"/>
       <w:r>
         <w:rPr>
-          <w:b/>
-          <w:bCs/>
-          <w:sz w:val="26"/>
-          <w:szCs w:val="26"/>
-        </w:rPr>
-        <w:t xml:space="preserve"> </w:t>
-      </w:r>
-      <w:proofErr w:type="spellStart"/>
-      <w:r>
-        <w:rPr>
-          <w:b/>
-          <w:bCs/>
+          <w:sz w:val="26"/>
+          <w:szCs w:val="26"/>
+        </w:rPr>
+        <w:t xml:space="preserve"> </w:t>
+      </w:r>
+      <w:proofErr w:type="spellStart"/>
+      <w:r>
+        <w:rPr>
           <w:sz w:val="26"/>
           <w:szCs w:val="26"/>
         </w:rPr>
@@ -9011,18 +8871,14 @@
       <w:proofErr w:type="spellEnd"/>
       <w:r>
         <w:rPr>
-          <w:b/>
-          <w:bCs/>
-          <w:sz w:val="26"/>
-          <w:szCs w:val="26"/>
-        </w:rPr>
-        <w:t xml:space="preserve"> </w:t>
-      </w:r>
-      <w:proofErr w:type="spellStart"/>
-      <w:r>
-        <w:rPr>
-          <w:b/>
-          <w:bCs/>
+          <w:sz w:val="26"/>
+          <w:szCs w:val="26"/>
+        </w:rPr>
+        <w:t xml:space="preserve"> </w:t>
+      </w:r>
+      <w:proofErr w:type="spellStart"/>
+      <w:r>
+        <w:rPr>
           <w:sz w:val="26"/>
           <w:szCs w:val="26"/>
         </w:rPr>
@@ -9031,18 +8887,14 @@
       <w:proofErr w:type="spellEnd"/>
       <w:r>
         <w:rPr>
-          <w:b/>
-          <w:bCs/>
-          <w:sz w:val="26"/>
-          <w:szCs w:val="26"/>
-        </w:rPr>
-        <w:t xml:space="preserve"> </w:t>
-      </w:r>
-      <w:proofErr w:type="spellStart"/>
-      <w:r>
-        <w:rPr>
-          <w:b/>
-          <w:bCs/>
+          <w:sz w:val="26"/>
+          <w:szCs w:val="26"/>
+        </w:rPr>
+        <w:t xml:space="preserve"> </w:t>
+      </w:r>
+      <w:proofErr w:type="spellStart"/>
+      <w:r>
+        <w:rPr>
           <w:sz w:val="26"/>
           <w:szCs w:val="26"/>
         </w:rPr>
@@ -9051,18 +8903,14 @@
       <w:proofErr w:type="spellEnd"/>
       <w:r>
         <w:rPr>
-          <w:b/>
-          <w:bCs/>
-          <w:sz w:val="26"/>
-          <w:szCs w:val="26"/>
-        </w:rPr>
-        <w:t xml:space="preserve"> </w:t>
-      </w:r>
-      <w:proofErr w:type="spellStart"/>
-      <w:r>
-        <w:rPr>
-          <w:b/>
-          <w:bCs/>
+          <w:sz w:val="26"/>
+          <w:szCs w:val="26"/>
+        </w:rPr>
+        <w:t xml:space="preserve"> </w:t>
+      </w:r>
+      <w:proofErr w:type="spellStart"/>
+      <w:r>
+        <w:rPr>
           <w:sz w:val="26"/>
           <w:szCs w:val="26"/>
         </w:rPr>
@@ -9071,8 +8919,6 @@
       <w:proofErr w:type="spellEnd"/>
       <w:r>
         <w:rPr>
-          <w:b/>
-          <w:bCs/>
           <w:sz w:val="26"/>
           <w:szCs w:val="26"/>
         </w:rPr>
@@ -9081,8 +8927,6 @@
       <w:proofErr w:type="spellStart"/>
       <w:r>
         <w:rPr>
-          <w:b/>
-          <w:bCs/>
           <w:sz w:val="26"/>
           <w:szCs w:val="26"/>
         </w:rPr>
@@ -9091,19 +8935,10 @@
       <w:proofErr w:type="spellEnd"/>
       <w:r>
         <w:rPr>
-          <w:b/>
-          <w:bCs/>
-          <w:sz w:val="26"/>
-          <w:szCs w:val="26"/>
-        </w:rPr>
-        <w:t>:</w:t>
-      </w:r>
-      <w:r>
-        <w:rPr>
-          <w:sz w:val="26"/>
-          <w:szCs w:val="26"/>
-        </w:rPr>
-        <w:t xml:space="preserve"> </w:t>
+          <w:sz w:val="26"/>
+          <w:szCs w:val="26"/>
+        </w:rPr>
+        <w:t xml:space="preserve">: </w:t>
       </w:r>
       <w:proofErr w:type="spellStart"/>
       <w:r>
@@ -26602,6 +26437,161 @@
         </w:rPr>
         <w:t>.</w:t>
       </w:r>
+      <w:r>
+        <w:rPr>
+          <w:lang w:val="en-US" w:eastAsia="vi-VN"/>
+        </w:rPr>
+        <w:t xml:space="preserve"> </w:t>
+      </w:r>
+      <w:proofErr w:type="spellStart"/>
+      <w:r>
+        <w:rPr>
+          <w:lang w:val="en-US" w:eastAsia="vi-VN"/>
+        </w:rPr>
+        <w:t>Xử</w:t>
+      </w:r>
+      <w:proofErr w:type="spellEnd"/>
+      <w:r>
+        <w:rPr>
+          <w:lang w:val="en-US" w:eastAsia="vi-VN"/>
+        </w:rPr>
+        <w:t xml:space="preserve"> </w:t>
+      </w:r>
+      <w:proofErr w:type="spellStart"/>
+      <w:r>
+        <w:rPr>
+          <w:lang w:val="en-US" w:eastAsia="vi-VN"/>
+        </w:rPr>
+        <w:t>lý</w:t>
+      </w:r>
+      <w:proofErr w:type="spellEnd"/>
+      <w:r>
+        <w:rPr>
+          <w:lang w:val="en-US" w:eastAsia="vi-VN"/>
+        </w:rPr>
+        <w:t xml:space="preserve"> </w:t>
+      </w:r>
+      <w:proofErr w:type="spellStart"/>
+      <w:r>
+        <w:rPr>
+          <w:lang w:val="en-US" w:eastAsia="vi-VN"/>
+        </w:rPr>
+        <w:t>thị</w:t>
+      </w:r>
+      <w:proofErr w:type="spellEnd"/>
+      <w:r>
+        <w:rPr>
+          <w:lang w:val="en-US" w:eastAsia="vi-VN"/>
+        </w:rPr>
+        <w:t xml:space="preserve"> </w:t>
+      </w:r>
+      <w:proofErr w:type="spellStart"/>
+      <w:r>
+        <w:rPr>
+          <w:lang w:val="en-US" w:eastAsia="vi-VN"/>
+        </w:rPr>
+        <w:t>giác</w:t>
+      </w:r>
+      <w:proofErr w:type="spellEnd"/>
+      <w:r>
+        <w:rPr>
+          <w:lang w:val="en-US" w:eastAsia="vi-VN"/>
+        </w:rPr>
+        <w:t xml:space="preserve"> </w:t>
+      </w:r>
+      <w:proofErr w:type="spellStart"/>
+      <w:r>
+        <w:rPr>
+          <w:lang w:val="en-US" w:eastAsia="vi-VN"/>
+        </w:rPr>
+        <w:t>máy</w:t>
+      </w:r>
+      <w:proofErr w:type="spellEnd"/>
+      <w:r>
+        <w:rPr>
+          <w:lang w:val="en-US" w:eastAsia="vi-VN"/>
+        </w:rPr>
+        <w:t xml:space="preserve"> </w:t>
+      </w:r>
+      <w:proofErr w:type="spellStart"/>
+      <w:r>
+        <w:rPr>
+          <w:lang w:val="en-US" w:eastAsia="vi-VN"/>
+        </w:rPr>
+        <w:t>với</w:t>
+      </w:r>
+      <w:proofErr w:type="spellEnd"/>
+      <w:r>
+        <w:rPr>
+          <w:lang w:val="en-US" w:eastAsia="vi-VN"/>
+        </w:rPr>
+        <w:t xml:space="preserve"> </w:t>
+      </w:r>
+      <w:proofErr w:type="spellStart"/>
+      <w:r>
+        <w:rPr>
+          <w:lang w:val="en-US" w:eastAsia="vi-VN"/>
+        </w:rPr>
+        <w:t>sai</w:t>
+      </w:r>
+      <w:proofErr w:type="spellEnd"/>
+      <w:r>
+        <w:rPr>
+          <w:lang w:val="en-US" w:eastAsia="vi-VN"/>
+        </w:rPr>
+        <w:t xml:space="preserve"> </w:t>
+      </w:r>
+      <w:proofErr w:type="spellStart"/>
+      <w:r>
+        <w:rPr>
+          <w:lang w:val="en-US" w:eastAsia="vi-VN"/>
+        </w:rPr>
+        <w:t>lệch</w:t>
+      </w:r>
+      <w:proofErr w:type="spellEnd"/>
+      <w:r>
+        <w:rPr>
+          <w:lang w:val="en-US" w:eastAsia="vi-VN"/>
+        </w:rPr>
+        <w:t xml:space="preserve"> </w:t>
+      </w:r>
+      <w:proofErr w:type="spellStart"/>
+      <w:r>
+        <w:rPr>
+          <w:lang w:val="en-US" w:eastAsia="vi-VN"/>
+        </w:rPr>
+        <w:t>cho</w:t>
+      </w:r>
+      <w:proofErr w:type="spellEnd"/>
+      <w:r>
+        <w:rPr>
+          <w:lang w:val="en-US" w:eastAsia="vi-VN"/>
+        </w:rPr>
+        <w:t xml:space="preserve"> </w:t>
+      </w:r>
+      <w:proofErr w:type="spellStart"/>
+      <w:r>
+        <w:rPr>
+          <w:lang w:val="en-US" w:eastAsia="vi-VN"/>
+        </w:rPr>
+        <w:t>phép</w:t>
+      </w:r>
+      <w:proofErr w:type="spellEnd"/>
+      <w:r>
+        <w:rPr>
+          <w:lang w:val="en-US" w:eastAsia="vi-VN"/>
+        </w:rPr>
+        <w:t xml:space="preserve"> </w:t>
+      </w:r>
+      <m:oMath>
+        <m:r>
+          <w:rPr>
+            <w:rFonts w:ascii="Cambria Math" w:hAnsi="Cambria Math"/>
+            <w:lang w:val="en-US" w:eastAsia="vi-VN"/>
+          </w:rPr>
+          <m:t>±2 mm</m:t>
+        </m:r>
+      </m:oMath>
     </w:p>
     <w:p>
       <w:pPr>
@@ -27037,6 +27027,207 @@
         </w:rPr>
         <w:t>.</w:t>
       </w:r>
+      <w:r>
+        <w:rPr>
+          <w:lang w:val="en-US" w:eastAsia="vi-VN"/>
+        </w:rPr>
+        <w:t xml:space="preserve"> Sai </w:t>
+      </w:r>
+      <w:proofErr w:type="spellStart"/>
+      <w:r>
+        <w:rPr>
+          <w:lang w:val="en-US" w:eastAsia="vi-VN"/>
+        </w:rPr>
+        <w:t>số</w:t>
+      </w:r>
+      <w:proofErr w:type="spellEnd"/>
+      <w:r>
+        <w:rPr>
+          <w:lang w:val="en-US" w:eastAsia="vi-VN"/>
+        </w:rPr>
+        <w:t xml:space="preserve"> </w:t>
+      </w:r>
+      <w:proofErr w:type="spellStart"/>
+      <w:r>
+        <w:rPr>
+          <w:lang w:val="en-US" w:eastAsia="vi-VN"/>
+        </w:rPr>
+        <w:t>được</w:t>
+      </w:r>
+      <w:proofErr w:type="spellEnd"/>
+      <w:r>
+        <w:rPr>
+          <w:lang w:val="en-US" w:eastAsia="vi-VN"/>
+        </w:rPr>
+        <w:t xml:space="preserve"> </w:t>
+      </w:r>
+      <w:proofErr w:type="spellStart"/>
+      <w:r>
+        <w:rPr>
+          <w:lang w:val="en-US" w:eastAsia="vi-VN"/>
+        </w:rPr>
+        <w:t>giới</w:t>
+      </w:r>
+      <w:proofErr w:type="spellEnd"/>
+      <w:r>
+        <w:rPr>
+          <w:lang w:val="en-US" w:eastAsia="vi-VN"/>
+        </w:rPr>
+        <w:t xml:space="preserve"> </w:t>
+      </w:r>
+      <w:proofErr w:type="spellStart"/>
+      <w:r>
+        <w:rPr>
+          <w:lang w:val="en-US" w:eastAsia="vi-VN"/>
+        </w:rPr>
+        <w:t>hạn</w:t>
+      </w:r>
+      <w:proofErr w:type="spellEnd"/>
+      <w:r>
+        <w:rPr>
+          <w:lang w:val="en-US" w:eastAsia="vi-VN"/>
+        </w:rPr>
+        <w:t xml:space="preserve"> </w:t>
+      </w:r>
+      <w:proofErr w:type="spellStart"/>
+      <w:r>
+        <w:rPr>
+          <w:lang w:val="en-US" w:eastAsia="vi-VN"/>
+        </w:rPr>
+        <w:t>không</w:t>
+      </w:r>
+      <w:proofErr w:type="spellEnd"/>
+      <w:r>
+        <w:rPr>
+          <w:lang w:val="en-US" w:eastAsia="vi-VN"/>
+        </w:rPr>
+        <w:t xml:space="preserve"> </w:t>
+      </w:r>
+      <w:proofErr w:type="spellStart"/>
+      <w:r>
+        <w:rPr>
+          <w:lang w:val="en-US" w:eastAsia="vi-VN"/>
+        </w:rPr>
+        <w:t>quá</w:t>
+      </w:r>
+      <w:proofErr w:type="spellEnd"/>
+      <w:r>
+        <w:rPr>
+          <w:lang w:val="en-US" w:eastAsia="vi-VN"/>
+        </w:rPr>
+        <w:t xml:space="preserve"> 10%. </w:t>
+      </w:r>
+      <w:proofErr w:type="spellStart"/>
+      <w:r>
+        <w:rPr>
+          <w:lang w:val="en-US" w:eastAsia="vi-VN"/>
+        </w:rPr>
+        <w:t>Tốc</w:t>
+      </w:r>
+      <w:proofErr w:type="spellEnd"/>
+      <w:r>
+        <w:rPr>
+          <w:lang w:val="en-US" w:eastAsia="vi-VN"/>
+        </w:rPr>
+        <w:t xml:space="preserve"> </w:t>
+      </w:r>
+      <w:proofErr w:type="spellStart"/>
+      <w:r>
+        <w:rPr>
+          <w:lang w:val="en-US" w:eastAsia="vi-VN"/>
+        </w:rPr>
+        <w:t>độ</w:t>
+      </w:r>
+      <w:proofErr w:type="spellEnd"/>
+      <w:r>
+        <w:rPr>
+          <w:lang w:val="en-US" w:eastAsia="vi-VN"/>
+        </w:rPr>
+        <w:t xml:space="preserve"> </w:t>
+      </w:r>
+      <w:proofErr w:type="spellStart"/>
+      <w:r>
+        <w:rPr>
+          <w:lang w:val="en-US" w:eastAsia="vi-VN"/>
+        </w:rPr>
+        <w:t>khoảng</w:t>
+      </w:r>
+      <w:proofErr w:type="spellEnd"/>
+      <w:r>
+        <w:rPr>
+          <w:lang w:val="en-US" w:eastAsia="vi-VN"/>
+        </w:rPr>
+        <w:t xml:space="preserve"> 8000 - 10000 m/s, </w:t>
+      </w:r>
+      <w:proofErr w:type="spellStart"/>
+      <w:r>
+        <w:rPr>
+          <w:lang w:val="en-US" w:eastAsia="vi-VN"/>
+        </w:rPr>
+        <w:t>với</w:t>
+      </w:r>
+      <w:proofErr w:type="spellEnd"/>
+      <w:r>
+        <w:rPr>
+          <w:lang w:val="en-US" w:eastAsia="vi-VN"/>
+        </w:rPr>
+        <w:t xml:space="preserve"> </w:t>
+      </w:r>
+      <w:proofErr w:type="spellStart"/>
+      <w:r>
+        <w:rPr>
+          <w:lang w:val="en-US" w:eastAsia="vi-VN"/>
+        </w:rPr>
+        <w:t>gia</w:t>
+      </w:r>
+      <w:proofErr w:type="spellEnd"/>
+      <w:r>
+        <w:rPr>
+          <w:lang w:val="en-US" w:eastAsia="vi-VN"/>
+        </w:rPr>
+        <w:t xml:space="preserve"> </w:t>
+      </w:r>
+      <w:proofErr w:type="spellStart"/>
+      <w:r>
+        <w:rPr>
+          <w:lang w:val="en-US" w:eastAsia="vi-VN"/>
+        </w:rPr>
+        <w:t>tốc</w:t>
+      </w:r>
+      <w:proofErr w:type="spellEnd"/>
+      <w:r>
+        <w:rPr>
+          <w:lang w:val="en-US" w:eastAsia="vi-VN"/>
+        </w:rPr>
+        <w:t xml:space="preserve"> </w:t>
+      </w:r>
+      <w:proofErr w:type="spellStart"/>
+      <w:r>
+        <w:rPr>
+          <w:lang w:val="en-US" w:eastAsia="vi-VN"/>
+        </w:rPr>
+        <w:t>tạo</w:t>
+      </w:r>
+      <w:proofErr w:type="spellEnd"/>
+      <w:r>
+        <w:rPr>
+          <w:lang w:val="en-US" w:eastAsia="vi-VN"/>
+        </w:rPr>
+        <w:t xml:space="preserve"> ra 5000 m/s</w:t>
+      </w:r>
+      <w:r>
+        <w:rPr>
+          <w:vertAlign w:val="superscript"/>
+          <w:lang w:val="en-US" w:eastAsia="vi-VN"/>
+        </w:rPr>
+        <w:t>2</w:t>
+      </w:r>
+      <w:r>
+        <w:rPr>
+          <w:lang w:val="en-US" w:eastAsia="vi-VN"/>
+        </w:rPr>
+        <w:t>.</w:t>
+      </w:r>
     </w:p>
     <w:p>
       <w:pPr>
@@ -27514,6 +27705,7 @@
       <w:pPr>
         <w:widowControl w:val="0"/>
         <w:spacing w:after="0" w:line="360" w:lineRule="auto"/>
+        <w:ind w:firstLine="567"/>
         <w:jc w:val="both"/>
         <w:rPr>
           <w:color w:val="000000" w:themeColor="text1"/>
@@ -27898,6 +28090,1213 @@
           <w:lang w:val="en-US"/>
         </w:rPr>
         <w:t>:</w:t>
+      </w:r>
+    </w:p>
+    <w:p>
+      <w:pPr>
+        <w:widowControl w:val="0"/>
+        <w:spacing w:after="0" w:line="360" w:lineRule="auto"/>
+        <w:ind w:firstLine="567"/>
+        <w:jc w:val="both"/>
+        <w:rPr>
+          <w:color w:val="000000" w:themeColor="text1"/>
+          <w:szCs w:val="26"/>
+          <w:lang w:val="en-US"/>
+        </w:rPr>
+      </w:pPr>
+      <w:r>
+        <w:rPr>
+          <w:color w:val="000000" w:themeColor="text1"/>
+          <w:szCs w:val="26"/>
+          <w:lang w:val="en-US"/>
+        </w:rPr>
+        <w:t xml:space="preserve">Lê </w:t>
+      </w:r>
+      <w:proofErr w:type="spellStart"/>
+      <w:r>
+        <w:rPr>
+          <w:color w:val="000000" w:themeColor="text1"/>
+          <w:szCs w:val="26"/>
+          <w:lang w:val="en-US"/>
+        </w:rPr>
+        <w:t>Thể</w:t>
+      </w:r>
+      <w:proofErr w:type="spellEnd"/>
+      <w:r>
+        <w:rPr>
+          <w:color w:val="000000" w:themeColor="text1"/>
+          <w:szCs w:val="26"/>
+          <w:lang w:val="en-US"/>
+        </w:rPr>
+        <w:t xml:space="preserve"> </w:t>
+      </w:r>
+      <w:proofErr w:type="spellStart"/>
+      <w:r>
+        <w:rPr>
+          <w:color w:val="000000" w:themeColor="text1"/>
+          <w:szCs w:val="26"/>
+          <w:lang w:val="en-US"/>
+        </w:rPr>
+        <w:t>Truyền</w:t>
+      </w:r>
+      <w:proofErr w:type="spellEnd"/>
+      <w:r>
+        <w:rPr>
+          <w:color w:val="000000" w:themeColor="text1"/>
+          <w:szCs w:val="26"/>
+          <w:lang w:val="en-US"/>
+        </w:rPr>
+        <w:t xml:space="preserve"> </w:t>
+      </w:r>
+      <w:proofErr w:type="spellStart"/>
+      <w:r>
+        <w:rPr>
+          <w:color w:val="000000" w:themeColor="text1"/>
+          <w:szCs w:val="26"/>
+          <w:lang w:val="en-US"/>
+        </w:rPr>
+        <w:t>và</w:t>
+      </w:r>
+      <w:proofErr w:type="spellEnd"/>
+      <w:r>
+        <w:rPr>
+          <w:color w:val="000000" w:themeColor="text1"/>
+          <w:szCs w:val="26"/>
+          <w:lang w:val="en-US"/>
+        </w:rPr>
+        <w:t xml:space="preserve"> </w:t>
+      </w:r>
+      <w:proofErr w:type="spellStart"/>
+      <w:r>
+        <w:rPr>
+          <w:color w:val="000000" w:themeColor="text1"/>
+          <w:szCs w:val="26"/>
+          <w:lang w:val="en-US"/>
+        </w:rPr>
+        <w:t>cộng</w:t>
+      </w:r>
+      <w:proofErr w:type="spellEnd"/>
+      <w:r>
+        <w:rPr>
+          <w:color w:val="000000" w:themeColor="text1"/>
+          <w:szCs w:val="26"/>
+          <w:lang w:val="en-US"/>
+        </w:rPr>
+        <w:t xml:space="preserve"> </w:t>
+      </w:r>
+      <w:proofErr w:type="spellStart"/>
+      <w:r>
+        <w:rPr>
+          <w:color w:val="000000" w:themeColor="text1"/>
+          <w:szCs w:val="26"/>
+          <w:lang w:val="en-US"/>
+        </w:rPr>
+        <w:t>sự</w:t>
+      </w:r>
+      <w:proofErr w:type="spellEnd"/>
+      <w:r>
+        <w:rPr>
+          <w:color w:val="000000" w:themeColor="text1"/>
+          <w:szCs w:val="26"/>
+          <w:lang w:val="en-US"/>
+        </w:rPr>
+        <w:t xml:space="preserve"> (</w:t>
+      </w:r>
+      <w:proofErr w:type="spellStart"/>
+      <w:r>
+        <w:rPr>
+          <w:color w:val="000000" w:themeColor="text1"/>
+          <w:szCs w:val="26"/>
+          <w:lang w:val="en-US"/>
+        </w:rPr>
+        <w:t>Đại</w:t>
+      </w:r>
+      <w:proofErr w:type="spellEnd"/>
+      <w:r>
+        <w:rPr>
+          <w:color w:val="000000" w:themeColor="text1"/>
+          <w:szCs w:val="26"/>
+          <w:lang w:val="en-US"/>
+        </w:rPr>
+        <w:t xml:space="preserve"> </w:t>
+      </w:r>
+      <w:proofErr w:type="spellStart"/>
+      <w:r>
+        <w:rPr>
+          <w:color w:val="000000" w:themeColor="text1"/>
+          <w:szCs w:val="26"/>
+          <w:lang w:val="en-US"/>
+        </w:rPr>
+        <w:t>học</w:t>
+      </w:r>
+      <w:proofErr w:type="spellEnd"/>
+      <w:r>
+        <w:rPr>
+          <w:color w:val="000000" w:themeColor="text1"/>
+          <w:szCs w:val="26"/>
+          <w:lang w:val="en-US"/>
+        </w:rPr>
+        <w:t xml:space="preserve"> </w:t>
+      </w:r>
+      <w:proofErr w:type="spellStart"/>
+      <w:r>
+        <w:rPr>
+          <w:color w:val="000000" w:themeColor="text1"/>
+          <w:szCs w:val="26"/>
+          <w:lang w:val="en-US"/>
+        </w:rPr>
+        <w:t>Công</w:t>
+      </w:r>
+      <w:proofErr w:type="spellEnd"/>
+      <w:r>
+        <w:rPr>
+          <w:color w:val="000000" w:themeColor="text1"/>
+          <w:szCs w:val="26"/>
+          <w:lang w:val="en-US"/>
+        </w:rPr>
+        <w:t xml:space="preserve"> </w:t>
+      </w:r>
+      <w:proofErr w:type="spellStart"/>
+      <w:r>
+        <w:rPr>
+          <w:color w:val="000000" w:themeColor="text1"/>
+          <w:szCs w:val="26"/>
+          <w:lang w:val="en-US"/>
+        </w:rPr>
+        <w:t>nghiệp</w:t>
+      </w:r>
+      <w:proofErr w:type="spellEnd"/>
+      <w:r>
+        <w:rPr>
+          <w:color w:val="000000" w:themeColor="text1"/>
+          <w:szCs w:val="26"/>
+          <w:lang w:val="en-US"/>
+        </w:rPr>
+        <w:t xml:space="preserve"> </w:t>
+      </w:r>
+      <w:proofErr w:type="spellStart"/>
+      <w:r>
+        <w:rPr>
+          <w:color w:val="000000" w:themeColor="text1"/>
+          <w:szCs w:val="26"/>
+          <w:lang w:val="en-US"/>
+        </w:rPr>
+        <w:t>Thực</w:t>
+      </w:r>
+      <w:proofErr w:type="spellEnd"/>
+      <w:r>
+        <w:rPr>
+          <w:color w:val="000000" w:themeColor="text1"/>
+          <w:szCs w:val="26"/>
+          <w:lang w:val="en-US"/>
+        </w:rPr>
+        <w:t xml:space="preserve"> </w:t>
+      </w:r>
+      <w:proofErr w:type="spellStart"/>
+      <w:r>
+        <w:rPr>
+          <w:color w:val="000000" w:themeColor="text1"/>
+          <w:szCs w:val="26"/>
+          <w:lang w:val="en-US"/>
+        </w:rPr>
+        <w:t>phẩm</w:t>
+      </w:r>
+      <w:proofErr w:type="spellEnd"/>
+      <w:r>
+        <w:rPr>
+          <w:color w:val="000000" w:themeColor="text1"/>
+          <w:szCs w:val="26"/>
+          <w:lang w:val="en-US"/>
+        </w:rPr>
+        <w:t xml:space="preserve"> TP.HCM) - </w:t>
+      </w:r>
+      <w:r>
+        <w:rPr>
+          <w:i/>
+          <w:iCs/>
+          <w:color w:val="000000" w:themeColor="text1"/>
+          <w:szCs w:val="26"/>
+          <w:lang w:val="en-US"/>
+        </w:rPr>
+        <w:t>"</w:t>
+      </w:r>
+      <w:proofErr w:type="spellStart"/>
+      <w:r>
+        <w:rPr>
+          <w:i/>
+          <w:iCs/>
+          <w:color w:val="000000" w:themeColor="text1"/>
+          <w:szCs w:val="26"/>
+          <w:lang w:val="en-US"/>
+        </w:rPr>
+        <w:t>Thiết</w:t>
+      </w:r>
+      <w:proofErr w:type="spellEnd"/>
+      <w:r>
+        <w:rPr>
+          <w:i/>
+          <w:iCs/>
+          <w:color w:val="000000" w:themeColor="text1"/>
+          <w:szCs w:val="26"/>
+          <w:lang w:val="en-US"/>
+        </w:rPr>
+        <w:t xml:space="preserve"> </w:t>
+      </w:r>
+      <w:proofErr w:type="spellStart"/>
+      <w:r>
+        <w:rPr>
+          <w:i/>
+          <w:iCs/>
+          <w:color w:val="000000" w:themeColor="text1"/>
+          <w:szCs w:val="26"/>
+          <w:lang w:val="en-US"/>
+        </w:rPr>
+        <w:t>kế</w:t>
+      </w:r>
+      <w:proofErr w:type="spellEnd"/>
+      <w:r>
+        <w:rPr>
+          <w:i/>
+          <w:iCs/>
+          <w:color w:val="000000" w:themeColor="text1"/>
+          <w:szCs w:val="26"/>
+          <w:lang w:val="en-US"/>
+        </w:rPr>
+        <w:t xml:space="preserve"> </w:t>
+      </w:r>
+      <w:proofErr w:type="spellStart"/>
+      <w:r>
+        <w:rPr>
+          <w:i/>
+          <w:iCs/>
+          <w:color w:val="000000" w:themeColor="text1"/>
+          <w:szCs w:val="26"/>
+          <w:lang w:val="en-US"/>
+        </w:rPr>
+        <w:t>các</w:t>
+      </w:r>
+      <w:proofErr w:type="spellEnd"/>
+      <w:r>
+        <w:rPr>
+          <w:i/>
+          <w:iCs/>
+          <w:color w:val="000000" w:themeColor="text1"/>
+          <w:szCs w:val="26"/>
+          <w:lang w:val="en-US"/>
+        </w:rPr>
+        <w:t xml:space="preserve"> </w:t>
+      </w:r>
+      <w:proofErr w:type="spellStart"/>
+      <w:r>
+        <w:rPr>
+          <w:i/>
+          <w:iCs/>
+          <w:color w:val="000000" w:themeColor="text1"/>
+          <w:szCs w:val="26"/>
+          <w:lang w:val="en-US"/>
+        </w:rPr>
+        <w:t>kích</w:t>
+      </w:r>
+      <w:proofErr w:type="spellEnd"/>
+      <w:r>
+        <w:rPr>
+          <w:i/>
+          <w:iCs/>
+          <w:color w:val="000000" w:themeColor="text1"/>
+          <w:szCs w:val="26"/>
+          <w:lang w:val="en-US"/>
+        </w:rPr>
+        <w:t xml:space="preserve"> </w:t>
+      </w:r>
+      <w:proofErr w:type="spellStart"/>
+      <w:r>
+        <w:rPr>
+          <w:i/>
+          <w:iCs/>
+          <w:color w:val="000000" w:themeColor="text1"/>
+          <w:szCs w:val="26"/>
+          <w:lang w:val="en-US"/>
+        </w:rPr>
+        <w:t>thước</w:t>
+      </w:r>
+      <w:proofErr w:type="spellEnd"/>
+      <w:r>
+        <w:rPr>
+          <w:i/>
+          <w:iCs/>
+          <w:color w:val="000000" w:themeColor="text1"/>
+          <w:szCs w:val="26"/>
+          <w:lang w:val="en-US"/>
+        </w:rPr>
+        <w:t xml:space="preserve"> </w:t>
+      </w:r>
+      <w:proofErr w:type="spellStart"/>
+      <w:r>
+        <w:rPr>
+          <w:i/>
+          <w:iCs/>
+          <w:color w:val="000000" w:themeColor="text1"/>
+          <w:szCs w:val="26"/>
+          <w:lang w:val="en-US"/>
+        </w:rPr>
+        <w:t>của</w:t>
+      </w:r>
+      <w:proofErr w:type="spellEnd"/>
+      <w:r>
+        <w:rPr>
+          <w:i/>
+          <w:iCs/>
+          <w:color w:val="000000" w:themeColor="text1"/>
+          <w:szCs w:val="26"/>
+          <w:lang w:val="en-US"/>
+        </w:rPr>
+        <w:t xml:space="preserve"> </w:t>
+      </w:r>
+      <w:proofErr w:type="spellStart"/>
+      <w:r>
+        <w:rPr>
+          <w:i/>
+          <w:iCs/>
+          <w:color w:val="000000" w:themeColor="text1"/>
+          <w:szCs w:val="26"/>
+          <w:lang w:val="en-US"/>
+        </w:rPr>
+        <w:t>rô-bốt</w:t>
+      </w:r>
+      <w:proofErr w:type="spellEnd"/>
+      <w:r>
+        <w:rPr>
+          <w:i/>
+          <w:iCs/>
+          <w:color w:val="000000" w:themeColor="text1"/>
+          <w:szCs w:val="26"/>
+          <w:lang w:val="en-US"/>
+        </w:rPr>
+        <w:t xml:space="preserve"> delta </w:t>
+      </w:r>
+      <w:proofErr w:type="spellStart"/>
+      <w:r>
+        <w:rPr>
+          <w:i/>
+          <w:iCs/>
+          <w:color w:val="000000" w:themeColor="text1"/>
+          <w:szCs w:val="26"/>
+          <w:lang w:val="en-US"/>
+        </w:rPr>
+        <w:t>dựa</w:t>
+      </w:r>
+      <w:proofErr w:type="spellEnd"/>
+      <w:r>
+        <w:rPr>
+          <w:i/>
+          <w:iCs/>
+          <w:color w:val="000000" w:themeColor="text1"/>
+          <w:szCs w:val="26"/>
+          <w:lang w:val="en-US"/>
+        </w:rPr>
+        <w:t xml:space="preserve"> </w:t>
+      </w:r>
+      <w:proofErr w:type="spellStart"/>
+      <w:r>
+        <w:rPr>
+          <w:i/>
+          <w:iCs/>
+          <w:color w:val="000000" w:themeColor="text1"/>
+          <w:szCs w:val="26"/>
+          <w:lang w:val="en-US"/>
+        </w:rPr>
+        <w:t>trên</w:t>
+      </w:r>
+      <w:proofErr w:type="spellEnd"/>
+      <w:r>
+        <w:rPr>
+          <w:i/>
+          <w:iCs/>
+          <w:color w:val="000000" w:themeColor="text1"/>
+          <w:szCs w:val="26"/>
+          <w:lang w:val="en-US"/>
+        </w:rPr>
+        <w:t xml:space="preserve"> </w:t>
+      </w:r>
+      <w:proofErr w:type="spellStart"/>
+      <w:r>
+        <w:rPr>
+          <w:i/>
+          <w:iCs/>
+          <w:color w:val="000000" w:themeColor="text1"/>
+          <w:szCs w:val="26"/>
+          <w:lang w:val="en-US"/>
+        </w:rPr>
+        <w:t>không</w:t>
+      </w:r>
+      <w:proofErr w:type="spellEnd"/>
+      <w:r>
+        <w:rPr>
+          <w:i/>
+          <w:iCs/>
+          <w:color w:val="000000" w:themeColor="text1"/>
+          <w:szCs w:val="26"/>
+          <w:lang w:val="en-US"/>
+        </w:rPr>
+        <w:t xml:space="preserve"> </w:t>
+      </w:r>
+      <w:proofErr w:type="spellStart"/>
+      <w:r>
+        <w:rPr>
+          <w:i/>
+          <w:iCs/>
+          <w:color w:val="000000" w:themeColor="text1"/>
+          <w:szCs w:val="26"/>
+          <w:lang w:val="en-US"/>
+        </w:rPr>
+        <w:t>gian</w:t>
+      </w:r>
+      <w:proofErr w:type="spellEnd"/>
+      <w:r>
+        <w:rPr>
+          <w:i/>
+          <w:iCs/>
+          <w:color w:val="000000" w:themeColor="text1"/>
+          <w:szCs w:val="26"/>
+          <w:lang w:val="en-US"/>
+        </w:rPr>
+        <w:t xml:space="preserve"> </w:t>
+      </w:r>
+      <w:proofErr w:type="spellStart"/>
+      <w:r>
+        <w:rPr>
+          <w:i/>
+          <w:iCs/>
+          <w:color w:val="000000" w:themeColor="text1"/>
+          <w:szCs w:val="26"/>
+          <w:lang w:val="en-US"/>
+        </w:rPr>
+        <w:t>làm</w:t>
+      </w:r>
+      <w:proofErr w:type="spellEnd"/>
+      <w:r>
+        <w:rPr>
+          <w:i/>
+          <w:iCs/>
+          <w:color w:val="000000" w:themeColor="text1"/>
+          <w:szCs w:val="26"/>
+          <w:lang w:val="en-US"/>
+        </w:rPr>
+        <w:t xml:space="preserve"> </w:t>
+      </w:r>
+      <w:proofErr w:type="spellStart"/>
+      <w:r>
+        <w:rPr>
+          <w:i/>
+          <w:iCs/>
+          <w:color w:val="000000" w:themeColor="text1"/>
+          <w:szCs w:val="26"/>
+          <w:lang w:val="en-US"/>
+        </w:rPr>
+        <w:t>việc</w:t>
+      </w:r>
+      <w:proofErr w:type="spellEnd"/>
+      <w:r>
+        <w:rPr>
+          <w:i/>
+          <w:iCs/>
+          <w:color w:val="000000" w:themeColor="text1"/>
+          <w:szCs w:val="26"/>
+          <w:lang w:val="en-US"/>
+        </w:rPr>
+        <w:t>"</w:t>
+      </w:r>
+      <w:r>
+        <w:rPr>
+          <w:color w:val="000000" w:themeColor="text1"/>
+          <w:szCs w:val="26"/>
+          <w:lang w:val="en-US"/>
+        </w:rPr>
+        <w:t xml:space="preserve">: </w:t>
+      </w:r>
+      <w:proofErr w:type="spellStart"/>
+      <w:r>
+        <w:rPr>
+          <w:color w:val="000000" w:themeColor="text1"/>
+          <w:szCs w:val="26"/>
+          <w:lang w:val="en-US"/>
+        </w:rPr>
+        <w:t>Nghiên</w:t>
+      </w:r>
+      <w:proofErr w:type="spellEnd"/>
+      <w:r>
+        <w:rPr>
+          <w:color w:val="000000" w:themeColor="text1"/>
+          <w:szCs w:val="26"/>
+          <w:lang w:val="en-US"/>
+        </w:rPr>
+        <w:t xml:space="preserve"> </w:t>
+      </w:r>
+      <w:proofErr w:type="spellStart"/>
+      <w:r>
+        <w:rPr>
+          <w:color w:val="000000" w:themeColor="text1"/>
+          <w:szCs w:val="26"/>
+          <w:lang w:val="en-US"/>
+        </w:rPr>
+        <w:t>cứu</w:t>
+      </w:r>
+      <w:proofErr w:type="spellEnd"/>
+      <w:r>
+        <w:rPr>
+          <w:color w:val="000000" w:themeColor="text1"/>
+          <w:szCs w:val="26"/>
+          <w:lang w:val="en-US"/>
+        </w:rPr>
+        <w:t xml:space="preserve"> </w:t>
+      </w:r>
+      <w:proofErr w:type="spellStart"/>
+      <w:r>
+        <w:rPr>
+          <w:color w:val="000000" w:themeColor="text1"/>
+          <w:szCs w:val="26"/>
+          <w:lang w:val="en-US"/>
+        </w:rPr>
+        <w:t>này</w:t>
+      </w:r>
+      <w:proofErr w:type="spellEnd"/>
+      <w:r>
+        <w:rPr>
+          <w:color w:val="000000" w:themeColor="text1"/>
+          <w:szCs w:val="26"/>
+          <w:lang w:val="en-US"/>
+        </w:rPr>
+        <w:t xml:space="preserve"> </w:t>
+      </w:r>
+      <w:proofErr w:type="spellStart"/>
+      <w:r>
+        <w:rPr>
+          <w:color w:val="000000" w:themeColor="text1"/>
+          <w:szCs w:val="26"/>
+          <w:lang w:val="en-US"/>
+        </w:rPr>
+        <w:t>cung</w:t>
+      </w:r>
+      <w:proofErr w:type="spellEnd"/>
+      <w:r>
+        <w:rPr>
+          <w:color w:val="000000" w:themeColor="text1"/>
+          <w:szCs w:val="26"/>
+          <w:lang w:val="en-US"/>
+        </w:rPr>
+        <w:t xml:space="preserve"> </w:t>
+      </w:r>
+      <w:proofErr w:type="spellStart"/>
+      <w:r>
+        <w:rPr>
+          <w:color w:val="000000" w:themeColor="text1"/>
+          <w:szCs w:val="26"/>
+          <w:lang w:val="en-US"/>
+        </w:rPr>
+        <w:t>cấp</w:t>
+      </w:r>
+      <w:proofErr w:type="spellEnd"/>
+      <w:r>
+        <w:rPr>
+          <w:color w:val="000000" w:themeColor="text1"/>
+          <w:szCs w:val="26"/>
+          <w:lang w:val="en-US"/>
+        </w:rPr>
+        <w:t xml:space="preserve"> </w:t>
+      </w:r>
+      <w:proofErr w:type="spellStart"/>
+      <w:r>
+        <w:rPr>
+          <w:color w:val="000000" w:themeColor="text1"/>
+          <w:szCs w:val="26"/>
+          <w:lang w:val="en-US"/>
+        </w:rPr>
+        <w:t>cơ</w:t>
+      </w:r>
+      <w:proofErr w:type="spellEnd"/>
+      <w:r>
+        <w:rPr>
+          <w:color w:val="000000" w:themeColor="text1"/>
+          <w:szCs w:val="26"/>
+          <w:lang w:val="en-US"/>
+        </w:rPr>
+        <w:t xml:space="preserve"> </w:t>
+      </w:r>
+      <w:proofErr w:type="spellStart"/>
+      <w:r>
+        <w:rPr>
+          <w:color w:val="000000" w:themeColor="text1"/>
+          <w:szCs w:val="26"/>
+          <w:lang w:val="en-US"/>
+        </w:rPr>
+        <w:t>sở</w:t>
+      </w:r>
+      <w:proofErr w:type="spellEnd"/>
+      <w:r>
+        <w:rPr>
+          <w:color w:val="000000" w:themeColor="text1"/>
+          <w:szCs w:val="26"/>
+          <w:lang w:val="en-US"/>
+        </w:rPr>
+        <w:t xml:space="preserve"> </w:t>
+      </w:r>
+      <w:proofErr w:type="spellStart"/>
+      <w:r>
+        <w:rPr>
+          <w:color w:val="000000" w:themeColor="text1"/>
+          <w:szCs w:val="26"/>
+          <w:lang w:val="en-US"/>
+        </w:rPr>
+        <w:t>vững</w:t>
+      </w:r>
+      <w:proofErr w:type="spellEnd"/>
+      <w:r>
+        <w:rPr>
+          <w:color w:val="000000" w:themeColor="text1"/>
+          <w:szCs w:val="26"/>
+          <w:lang w:val="en-US"/>
+        </w:rPr>
+        <w:t xml:space="preserve"> </w:t>
+      </w:r>
+      <w:proofErr w:type="spellStart"/>
+      <w:r>
+        <w:rPr>
+          <w:color w:val="000000" w:themeColor="text1"/>
+          <w:szCs w:val="26"/>
+          <w:lang w:val="en-US"/>
+        </w:rPr>
+        <w:t>chắc</w:t>
+      </w:r>
+      <w:proofErr w:type="spellEnd"/>
+      <w:r>
+        <w:rPr>
+          <w:color w:val="000000" w:themeColor="text1"/>
+          <w:szCs w:val="26"/>
+          <w:lang w:val="en-US"/>
+        </w:rPr>
+        <w:t xml:space="preserve"> </w:t>
+      </w:r>
+      <w:proofErr w:type="spellStart"/>
+      <w:r>
+        <w:rPr>
+          <w:color w:val="000000" w:themeColor="text1"/>
+          <w:szCs w:val="26"/>
+          <w:lang w:val="en-US"/>
+        </w:rPr>
+        <w:t>về</w:t>
+      </w:r>
+      <w:proofErr w:type="spellEnd"/>
+      <w:r>
+        <w:rPr>
+          <w:color w:val="000000" w:themeColor="text1"/>
+          <w:szCs w:val="26"/>
+          <w:lang w:val="en-US"/>
+        </w:rPr>
+        <w:t xml:space="preserve"> </w:t>
+      </w:r>
+      <w:proofErr w:type="spellStart"/>
+      <w:r>
+        <w:rPr>
+          <w:color w:val="000000" w:themeColor="text1"/>
+          <w:szCs w:val="26"/>
+          <w:lang w:val="en-US"/>
+        </w:rPr>
+        <w:t>phương</w:t>
+      </w:r>
+      <w:proofErr w:type="spellEnd"/>
+      <w:r>
+        <w:rPr>
+          <w:color w:val="000000" w:themeColor="text1"/>
+          <w:szCs w:val="26"/>
+          <w:lang w:val="en-US"/>
+        </w:rPr>
+        <w:t xml:space="preserve"> </w:t>
+      </w:r>
+      <w:proofErr w:type="spellStart"/>
+      <w:r>
+        <w:rPr>
+          <w:color w:val="000000" w:themeColor="text1"/>
+          <w:szCs w:val="26"/>
+          <w:lang w:val="en-US"/>
+        </w:rPr>
+        <w:t>pháp</w:t>
+      </w:r>
+      <w:proofErr w:type="spellEnd"/>
+      <w:r>
+        <w:rPr>
+          <w:color w:val="000000" w:themeColor="text1"/>
+          <w:szCs w:val="26"/>
+          <w:lang w:val="en-US"/>
+        </w:rPr>
+        <w:t xml:space="preserve"> </w:t>
+      </w:r>
+      <w:proofErr w:type="spellStart"/>
+      <w:r>
+        <w:rPr>
+          <w:color w:val="000000" w:themeColor="text1"/>
+          <w:szCs w:val="26"/>
+          <w:lang w:val="en-US"/>
+        </w:rPr>
+        <w:t>tối</w:t>
+      </w:r>
+      <w:proofErr w:type="spellEnd"/>
+      <w:r>
+        <w:rPr>
+          <w:color w:val="000000" w:themeColor="text1"/>
+          <w:szCs w:val="26"/>
+          <w:lang w:val="en-US"/>
+        </w:rPr>
+        <w:t xml:space="preserve"> </w:t>
+      </w:r>
+      <w:proofErr w:type="spellStart"/>
+      <w:r>
+        <w:rPr>
+          <w:color w:val="000000" w:themeColor="text1"/>
+          <w:szCs w:val="26"/>
+          <w:lang w:val="en-US"/>
+        </w:rPr>
+        <w:t>ưu</w:t>
+      </w:r>
+      <w:proofErr w:type="spellEnd"/>
+      <w:r>
+        <w:rPr>
+          <w:color w:val="000000" w:themeColor="text1"/>
+          <w:szCs w:val="26"/>
+          <w:lang w:val="en-US"/>
+        </w:rPr>
+        <w:t xml:space="preserve"> </w:t>
+      </w:r>
+      <w:proofErr w:type="spellStart"/>
+      <w:r>
+        <w:rPr>
+          <w:color w:val="000000" w:themeColor="text1"/>
+          <w:szCs w:val="26"/>
+          <w:lang w:val="en-US"/>
+        </w:rPr>
+        <w:t>hóa</w:t>
+      </w:r>
+      <w:proofErr w:type="spellEnd"/>
+      <w:r>
+        <w:rPr>
+          <w:color w:val="000000" w:themeColor="text1"/>
+          <w:szCs w:val="26"/>
+          <w:lang w:val="en-US"/>
+        </w:rPr>
+        <w:t xml:space="preserve"> </w:t>
+      </w:r>
+      <w:proofErr w:type="spellStart"/>
+      <w:r>
+        <w:rPr>
+          <w:color w:val="000000" w:themeColor="text1"/>
+          <w:szCs w:val="26"/>
+          <w:lang w:val="en-US"/>
+        </w:rPr>
+        <w:t>kích</w:t>
+      </w:r>
+      <w:proofErr w:type="spellEnd"/>
+      <w:r>
+        <w:rPr>
+          <w:color w:val="000000" w:themeColor="text1"/>
+          <w:szCs w:val="26"/>
+          <w:lang w:val="en-US"/>
+        </w:rPr>
+        <w:t xml:space="preserve"> </w:t>
+      </w:r>
+      <w:proofErr w:type="spellStart"/>
+      <w:r>
+        <w:rPr>
+          <w:color w:val="000000" w:themeColor="text1"/>
+          <w:szCs w:val="26"/>
+          <w:lang w:val="en-US"/>
+        </w:rPr>
+        <w:t>thước</w:t>
+      </w:r>
+      <w:proofErr w:type="spellEnd"/>
+      <w:r>
+        <w:rPr>
+          <w:color w:val="000000" w:themeColor="text1"/>
+          <w:szCs w:val="26"/>
+          <w:lang w:val="en-US"/>
+        </w:rPr>
+        <w:t xml:space="preserve"> </w:t>
+      </w:r>
+      <w:proofErr w:type="spellStart"/>
+      <w:r>
+        <w:rPr>
+          <w:color w:val="000000" w:themeColor="text1"/>
+          <w:szCs w:val="26"/>
+          <w:lang w:val="en-US"/>
+        </w:rPr>
+        <w:t>các</w:t>
+      </w:r>
+      <w:proofErr w:type="spellEnd"/>
+      <w:r>
+        <w:rPr>
+          <w:color w:val="000000" w:themeColor="text1"/>
+          <w:szCs w:val="26"/>
+          <w:lang w:val="en-US"/>
+        </w:rPr>
+        <w:t xml:space="preserve"> </w:t>
+      </w:r>
+      <w:proofErr w:type="spellStart"/>
+      <w:r>
+        <w:rPr>
+          <w:color w:val="000000" w:themeColor="text1"/>
+          <w:szCs w:val="26"/>
+          <w:lang w:val="en-US"/>
+        </w:rPr>
+        <w:t>khâu</w:t>
+      </w:r>
+      <w:proofErr w:type="spellEnd"/>
+      <w:r>
+        <w:rPr>
+          <w:color w:val="000000" w:themeColor="text1"/>
+          <w:szCs w:val="26"/>
+          <w:lang w:val="en-US"/>
+        </w:rPr>
+        <w:t xml:space="preserve"> </w:t>
+      </w:r>
+      <w:proofErr w:type="spellStart"/>
+      <w:r>
+        <w:rPr>
+          <w:color w:val="000000" w:themeColor="text1"/>
+          <w:szCs w:val="26"/>
+          <w:lang w:val="en-US"/>
+        </w:rPr>
+        <w:t>cơ</w:t>
+      </w:r>
+      <w:proofErr w:type="spellEnd"/>
+      <w:r>
+        <w:rPr>
+          <w:color w:val="000000" w:themeColor="text1"/>
+          <w:szCs w:val="26"/>
+          <w:lang w:val="en-US"/>
+        </w:rPr>
+        <w:t xml:space="preserve"> </w:t>
+      </w:r>
+      <w:proofErr w:type="spellStart"/>
+      <w:r>
+        <w:rPr>
+          <w:color w:val="000000" w:themeColor="text1"/>
+          <w:szCs w:val="26"/>
+          <w:lang w:val="en-US"/>
+        </w:rPr>
+        <w:t>khí</w:t>
+      </w:r>
+      <w:proofErr w:type="spellEnd"/>
+      <w:r>
+        <w:rPr>
+          <w:color w:val="000000" w:themeColor="text1"/>
+          <w:szCs w:val="26"/>
+          <w:lang w:val="en-US"/>
+        </w:rPr>
+        <w:t xml:space="preserve"> </w:t>
+      </w:r>
+      <w:proofErr w:type="spellStart"/>
+      <w:r>
+        <w:rPr>
+          <w:color w:val="000000" w:themeColor="text1"/>
+          <w:szCs w:val="26"/>
+          <w:lang w:val="en-US"/>
+        </w:rPr>
+        <w:t>để</w:t>
+      </w:r>
+      <w:proofErr w:type="spellEnd"/>
+      <w:r>
+        <w:rPr>
+          <w:color w:val="000000" w:themeColor="text1"/>
+          <w:szCs w:val="26"/>
+          <w:lang w:val="en-US"/>
+        </w:rPr>
+        <w:t xml:space="preserve"> </w:t>
+      </w:r>
+      <w:proofErr w:type="spellStart"/>
+      <w:r>
+        <w:rPr>
+          <w:color w:val="000000" w:themeColor="text1"/>
+          <w:szCs w:val="26"/>
+          <w:lang w:val="en-US"/>
+        </w:rPr>
+        <w:t>đạt</w:t>
+      </w:r>
+      <w:proofErr w:type="spellEnd"/>
+      <w:r>
+        <w:rPr>
+          <w:color w:val="000000" w:themeColor="text1"/>
+          <w:szCs w:val="26"/>
+          <w:lang w:val="en-US"/>
+        </w:rPr>
+        <w:t xml:space="preserve"> </w:t>
+      </w:r>
+      <w:proofErr w:type="spellStart"/>
+      <w:r>
+        <w:rPr>
+          <w:color w:val="000000" w:themeColor="text1"/>
+          <w:szCs w:val="26"/>
+          <w:lang w:val="en-US"/>
+        </w:rPr>
+        <w:t>được</w:t>
+      </w:r>
+      <w:proofErr w:type="spellEnd"/>
+      <w:r>
+        <w:rPr>
+          <w:color w:val="000000" w:themeColor="text1"/>
+          <w:szCs w:val="26"/>
+          <w:lang w:val="en-US"/>
+        </w:rPr>
+        <w:t xml:space="preserve"> </w:t>
+      </w:r>
+      <w:proofErr w:type="spellStart"/>
+      <w:r>
+        <w:rPr>
+          <w:color w:val="000000" w:themeColor="text1"/>
+          <w:szCs w:val="26"/>
+          <w:lang w:val="en-US"/>
+        </w:rPr>
+        <w:t>không</w:t>
+      </w:r>
+      <w:proofErr w:type="spellEnd"/>
+      <w:r>
+        <w:rPr>
+          <w:color w:val="000000" w:themeColor="text1"/>
+          <w:szCs w:val="26"/>
+          <w:lang w:val="en-US"/>
+        </w:rPr>
+        <w:t xml:space="preserve"> </w:t>
+      </w:r>
+      <w:proofErr w:type="spellStart"/>
+      <w:r>
+        <w:rPr>
+          <w:color w:val="000000" w:themeColor="text1"/>
+          <w:szCs w:val="26"/>
+          <w:lang w:val="en-US"/>
+        </w:rPr>
+        <w:t>gian</w:t>
+      </w:r>
+      <w:proofErr w:type="spellEnd"/>
+      <w:r>
+        <w:rPr>
+          <w:color w:val="000000" w:themeColor="text1"/>
+          <w:szCs w:val="26"/>
+          <w:lang w:val="en-US"/>
+        </w:rPr>
+        <w:t xml:space="preserve"> </w:t>
+      </w:r>
+      <w:proofErr w:type="spellStart"/>
+      <w:r>
+        <w:rPr>
+          <w:color w:val="000000" w:themeColor="text1"/>
+          <w:szCs w:val="26"/>
+          <w:lang w:val="en-US"/>
+        </w:rPr>
+        <w:t>làm</w:t>
+      </w:r>
+      <w:proofErr w:type="spellEnd"/>
+      <w:r>
+        <w:rPr>
+          <w:color w:val="000000" w:themeColor="text1"/>
+          <w:szCs w:val="26"/>
+          <w:lang w:val="en-US"/>
+        </w:rPr>
+        <w:t xml:space="preserve"> </w:t>
+      </w:r>
+      <w:proofErr w:type="spellStart"/>
+      <w:r>
+        <w:rPr>
+          <w:color w:val="000000" w:themeColor="text1"/>
+          <w:szCs w:val="26"/>
+          <w:lang w:val="en-US"/>
+        </w:rPr>
+        <w:t>việc</w:t>
+      </w:r>
+      <w:proofErr w:type="spellEnd"/>
+      <w:r>
+        <w:rPr>
+          <w:color w:val="000000" w:themeColor="text1"/>
+          <w:szCs w:val="26"/>
+          <w:lang w:val="en-US"/>
+        </w:rPr>
+        <w:t xml:space="preserve"> (workspace) </w:t>
+      </w:r>
+      <w:proofErr w:type="spellStart"/>
+      <w:r>
+        <w:rPr>
+          <w:color w:val="000000" w:themeColor="text1"/>
+          <w:szCs w:val="26"/>
+          <w:lang w:val="en-US"/>
+        </w:rPr>
+        <w:t>lớn</w:t>
+      </w:r>
+      <w:proofErr w:type="spellEnd"/>
+      <w:r>
+        <w:rPr>
+          <w:color w:val="000000" w:themeColor="text1"/>
+          <w:szCs w:val="26"/>
+          <w:lang w:val="en-US"/>
+        </w:rPr>
+        <w:t xml:space="preserve"> </w:t>
+      </w:r>
+      <w:proofErr w:type="spellStart"/>
+      <w:r>
+        <w:rPr>
+          <w:color w:val="000000" w:themeColor="text1"/>
+          <w:szCs w:val="26"/>
+          <w:lang w:val="en-US"/>
+        </w:rPr>
+        <w:t>nhất</w:t>
+      </w:r>
+      <w:proofErr w:type="spellEnd"/>
+      <w:r>
+        <w:rPr>
+          <w:color w:val="000000" w:themeColor="text1"/>
+          <w:szCs w:val="26"/>
+          <w:lang w:val="en-US"/>
+        </w:rPr>
+        <w:t xml:space="preserve"> </w:t>
+      </w:r>
+      <w:proofErr w:type="spellStart"/>
+      <w:r>
+        <w:rPr>
+          <w:color w:val="000000" w:themeColor="text1"/>
+          <w:szCs w:val="26"/>
+          <w:lang w:val="en-US"/>
+        </w:rPr>
+        <w:t>mà</w:t>
+      </w:r>
+      <w:proofErr w:type="spellEnd"/>
+      <w:r>
+        <w:rPr>
+          <w:color w:val="000000" w:themeColor="text1"/>
+          <w:szCs w:val="26"/>
+          <w:lang w:val="en-US"/>
+        </w:rPr>
+        <w:t xml:space="preserve"> </w:t>
+      </w:r>
+      <w:proofErr w:type="spellStart"/>
+      <w:r>
+        <w:rPr>
+          <w:color w:val="000000" w:themeColor="text1"/>
+          <w:szCs w:val="26"/>
+          <w:lang w:val="en-US"/>
+        </w:rPr>
+        <w:t>không</w:t>
+      </w:r>
+      <w:proofErr w:type="spellEnd"/>
+      <w:r>
+        <w:rPr>
+          <w:color w:val="000000" w:themeColor="text1"/>
+          <w:szCs w:val="26"/>
+          <w:lang w:val="en-US"/>
+        </w:rPr>
+        <w:t xml:space="preserve"> </w:t>
+      </w:r>
+      <w:proofErr w:type="spellStart"/>
+      <w:r>
+        <w:rPr>
+          <w:color w:val="000000" w:themeColor="text1"/>
+          <w:szCs w:val="26"/>
+          <w:lang w:val="en-US"/>
+        </w:rPr>
+        <w:t>rơi</w:t>
+      </w:r>
+      <w:proofErr w:type="spellEnd"/>
+      <w:r>
+        <w:rPr>
+          <w:color w:val="000000" w:themeColor="text1"/>
+          <w:szCs w:val="26"/>
+          <w:lang w:val="en-US"/>
+        </w:rPr>
+        <w:t xml:space="preserve"> </w:t>
+      </w:r>
+      <w:proofErr w:type="spellStart"/>
+      <w:r>
+        <w:rPr>
+          <w:color w:val="000000" w:themeColor="text1"/>
+          <w:szCs w:val="26"/>
+          <w:lang w:val="en-US"/>
+        </w:rPr>
+        <w:t>vào</w:t>
+      </w:r>
+      <w:proofErr w:type="spellEnd"/>
+      <w:r>
+        <w:rPr>
+          <w:color w:val="000000" w:themeColor="text1"/>
+          <w:szCs w:val="26"/>
+          <w:lang w:val="en-US"/>
+        </w:rPr>
+        <w:t xml:space="preserve"> </w:t>
+      </w:r>
+      <w:proofErr w:type="spellStart"/>
+      <w:r>
+        <w:rPr>
+          <w:color w:val="000000" w:themeColor="text1"/>
+          <w:szCs w:val="26"/>
+          <w:lang w:val="en-US"/>
+        </w:rPr>
+        <w:t>các</w:t>
+      </w:r>
+      <w:proofErr w:type="spellEnd"/>
+      <w:r>
+        <w:rPr>
+          <w:color w:val="000000" w:themeColor="text1"/>
+          <w:szCs w:val="26"/>
+          <w:lang w:val="en-US"/>
+        </w:rPr>
+        <w:t xml:space="preserve"> </w:t>
+      </w:r>
+      <w:proofErr w:type="spellStart"/>
+      <w:r>
+        <w:rPr>
+          <w:color w:val="000000" w:themeColor="text1"/>
+          <w:szCs w:val="26"/>
+          <w:lang w:val="en-US"/>
+        </w:rPr>
+        <w:t>điểm</w:t>
+      </w:r>
+      <w:proofErr w:type="spellEnd"/>
+      <w:r>
+        <w:rPr>
+          <w:color w:val="000000" w:themeColor="text1"/>
+          <w:szCs w:val="26"/>
+          <w:lang w:val="en-US"/>
+        </w:rPr>
+        <w:t xml:space="preserve"> </w:t>
+      </w:r>
+      <w:proofErr w:type="spellStart"/>
+      <w:r>
+        <w:rPr>
+          <w:color w:val="000000" w:themeColor="text1"/>
+          <w:szCs w:val="26"/>
+          <w:lang w:val="en-US"/>
+        </w:rPr>
+        <w:t>kỳ</w:t>
+      </w:r>
+      <w:proofErr w:type="spellEnd"/>
+      <w:r>
+        <w:rPr>
+          <w:color w:val="000000" w:themeColor="text1"/>
+          <w:szCs w:val="26"/>
+          <w:lang w:val="en-US"/>
+        </w:rPr>
+        <w:t xml:space="preserve"> </w:t>
+      </w:r>
+      <w:proofErr w:type="spellStart"/>
+      <w:r>
+        <w:rPr>
+          <w:color w:val="000000" w:themeColor="text1"/>
+          <w:szCs w:val="26"/>
+          <w:lang w:val="en-US"/>
+        </w:rPr>
+        <w:t>dị</w:t>
+      </w:r>
+      <w:proofErr w:type="spellEnd"/>
+      <w:r>
+        <w:rPr>
+          <w:color w:val="000000" w:themeColor="text1"/>
+          <w:szCs w:val="26"/>
+          <w:lang w:val="en-US"/>
+        </w:rPr>
+        <w:t xml:space="preserve"> (singularities).</w:t>
       </w:r>
     </w:p>
     <w:p>
@@ -27917,88 +29316,17 @@
           <w:szCs w:val="26"/>
           <w:lang w:val="en-US"/>
         </w:rPr>
-        <w:t xml:space="preserve">Lê </w:t>
-      </w:r>
-      <w:proofErr w:type="spellStart"/>
-      <w:r>
-        <w:rPr>
-          <w:color w:val="000000" w:themeColor="text1"/>
-          <w:szCs w:val="26"/>
-          <w:lang w:val="en-US"/>
-        </w:rPr>
-        <w:t>Thể</w:t>
-      </w:r>
-      <w:proofErr w:type="spellEnd"/>
-      <w:r>
-        <w:rPr>
-          <w:color w:val="000000" w:themeColor="text1"/>
-          <w:szCs w:val="26"/>
-          <w:lang w:val="en-US"/>
-        </w:rPr>
-        <w:t xml:space="preserve"> </w:t>
-      </w:r>
-      <w:proofErr w:type="spellStart"/>
-      <w:r>
-        <w:rPr>
-          <w:color w:val="000000" w:themeColor="text1"/>
-          <w:szCs w:val="26"/>
-          <w:lang w:val="en-US"/>
-        </w:rPr>
-        <w:t>Truyền</w:t>
-      </w:r>
-      <w:proofErr w:type="spellEnd"/>
-      <w:r>
-        <w:rPr>
-          <w:color w:val="000000" w:themeColor="text1"/>
-          <w:szCs w:val="26"/>
-          <w:lang w:val="en-US"/>
-        </w:rPr>
-        <w:t xml:space="preserve"> </w:t>
-      </w:r>
-      <w:proofErr w:type="spellStart"/>
-      <w:r>
-        <w:rPr>
-          <w:color w:val="000000" w:themeColor="text1"/>
-          <w:szCs w:val="26"/>
-          <w:lang w:val="en-US"/>
-        </w:rPr>
-        <w:t>và</w:t>
-      </w:r>
-      <w:proofErr w:type="spellEnd"/>
-      <w:r>
-        <w:rPr>
-          <w:color w:val="000000" w:themeColor="text1"/>
-          <w:szCs w:val="26"/>
-          <w:lang w:val="en-US"/>
-        </w:rPr>
-        <w:t xml:space="preserve"> </w:t>
-      </w:r>
-      <w:proofErr w:type="spellStart"/>
-      <w:r>
-        <w:rPr>
-          <w:color w:val="000000" w:themeColor="text1"/>
-          <w:szCs w:val="26"/>
-          <w:lang w:val="en-US"/>
-        </w:rPr>
-        <w:t>cộng</w:t>
-      </w:r>
-      <w:proofErr w:type="spellEnd"/>
-      <w:r>
-        <w:rPr>
-          <w:color w:val="000000" w:themeColor="text1"/>
-          <w:szCs w:val="26"/>
-          <w:lang w:val="en-US"/>
-        </w:rPr>
-        <w:t xml:space="preserve"> </w:t>
-      </w:r>
-      <w:proofErr w:type="spellStart"/>
-      <w:r>
-        <w:rPr>
-          <w:color w:val="000000" w:themeColor="text1"/>
-          <w:szCs w:val="26"/>
-          <w:lang w:val="en-US"/>
-        </w:rPr>
-        <w:t>sự</w:t>
+        <w:lastRenderedPageBreak/>
+        <w:t xml:space="preserve">Phan Gia </w:t>
+      </w:r>
+      <w:proofErr w:type="spellStart"/>
+      <w:r>
+        <w:rPr>
+          <w:color w:val="000000" w:themeColor="text1"/>
+          <w:szCs w:val="26"/>
+          <w:lang w:val="en-US"/>
+        </w:rPr>
+        <w:t>Huy</w:t>
       </w:r>
       <w:proofErr w:type="spellEnd"/>
       <w:r>
@@ -28052,70 +29380,16 @@
           <w:szCs w:val="26"/>
           <w:lang w:val="en-US"/>
         </w:rPr>
-        <w:t>Công</w:t>
-      </w:r>
-      <w:proofErr w:type="spellEnd"/>
-      <w:r>
-        <w:rPr>
-          <w:color w:val="000000" w:themeColor="text1"/>
-          <w:szCs w:val="26"/>
-          <w:lang w:val="en-US"/>
-        </w:rPr>
-        <w:t xml:space="preserve"> </w:t>
-      </w:r>
-      <w:proofErr w:type="spellStart"/>
-      <w:r>
-        <w:rPr>
-          <w:color w:val="000000" w:themeColor="text1"/>
-          <w:szCs w:val="26"/>
-          <w:lang w:val="en-US"/>
-        </w:rPr>
-        <w:t>nghiệp</w:t>
-      </w:r>
-      <w:proofErr w:type="spellEnd"/>
-      <w:r>
-        <w:rPr>
-          <w:color w:val="000000" w:themeColor="text1"/>
-          <w:szCs w:val="26"/>
-          <w:lang w:val="en-US"/>
-        </w:rPr>
-        <w:t xml:space="preserve"> </w:t>
-      </w:r>
-      <w:proofErr w:type="spellStart"/>
-      <w:r>
-        <w:rPr>
-          <w:color w:val="000000" w:themeColor="text1"/>
-          <w:szCs w:val="26"/>
-          <w:lang w:val="en-US"/>
-        </w:rPr>
-        <w:t>Thực</w:t>
-      </w:r>
-      <w:proofErr w:type="spellEnd"/>
-      <w:r>
-        <w:rPr>
-          <w:color w:val="000000" w:themeColor="text1"/>
-          <w:szCs w:val="26"/>
-          <w:lang w:val="en-US"/>
-        </w:rPr>
-        <w:t xml:space="preserve"> </w:t>
-      </w:r>
-      <w:proofErr w:type="spellStart"/>
-      <w:r>
-        <w:rPr>
-          <w:color w:val="000000" w:themeColor="text1"/>
-          <w:szCs w:val="26"/>
-          <w:lang w:val="en-US"/>
-        </w:rPr>
-        <w:t>phẩm</w:t>
-      </w:r>
-      <w:proofErr w:type="spellEnd"/>
-      <w:r>
-        <w:rPr>
-          <w:color w:val="000000" w:themeColor="text1"/>
-          <w:szCs w:val="26"/>
-          <w:lang w:val="en-US"/>
-        </w:rPr>
-        <w:t xml:space="preserve"> TP.HCM) - </w:t>
+        <w:t>Bách</w:t>
+      </w:r>
+      <w:proofErr w:type="spellEnd"/>
+      <w:r>
+        <w:rPr>
+          <w:color w:val="000000" w:themeColor="text1"/>
+          <w:szCs w:val="26"/>
+          <w:lang w:val="en-US"/>
+        </w:rPr>
+        <w:t xml:space="preserve"> Khoa – ĐHQG Tp. HCM) - </w:t>
       </w:r>
       <w:r>
         <w:rPr>
@@ -28169,7 +29443,7 @@
           <w:szCs w:val="26"/>
           <w:lang w:val="en-US"/>
         </w:rPr>
-        <w:t xml:space="preserve"> </w:t>
+        <w:t xml:space="preserve">, </w:t>
       </w:r>
       <w:proofErr w:type="spellStart"/>
       <w:r>
@@ -28180,7 +29454,7 @@
           <w:szCs w:val="26"/>
           <w:lang w:val="en-US"/>
         </w:rPr>
-        <w:t>các</w:t>
+        <w:t>chế</w:t>
       </w:r>
       <w:proofErr w:type="spellEnd"/>
       <w:r>
@@ -28202,7 +29476,7 @@
           <w:szCs w:val="26"/>
           <w:lang w:val="en-US"/>
         </w:rPr>
-        <w:t>kích</w:t>
+        <w:t>tạo</w:t>
       </w:r>
       <w:proofErr w:type="spellEnd"/>
       <w:r>
@@ -28213,7 +29487,7 @@
           <w:szCs w:val="26"/>
           <w:lang w:val="en-US"/>
         </w:rPr>
-        <w:t xml:space="preserve"> </w:t>
+        <w:t xml:space="preserve"> Robot song </w:t>
       </w:r>
       <w:proofErr w:type="spellStart"/>
       <w:r>
@@ -28224,7 +29498,7 @@
           <w:szCs w:val="26"/>
           <w:lang w:val="en-US"/>
         </w:rPr>
-        <w:t>thước</w:t>
+        <w:t>song</w:t>
       </w:r>
       <w:proofErr w:type="spellEnd"/>
       <w:r>
@@ -28235,7 +29509,7 @@
           <w:szCs w:val="26"/>
           <w:lang w:val="en-US"/>
         </w:rPr>
-        <w:t xml:space="preserve"> </w:t>
+        <w:t xml:space="preserve"> delta </w:t>
       </w:r>
       <w:proofErr w:type="spellStart"/>
       <w:r>
@@ -28246,7 +29520,7 @@
           <w:szCs w:val="26"/>
           <w:lang w:val="en-US"/>
         </w:rPr>
-        <w:t>của</w:t>
+        <w:t>ứng</w:t>
       </w:r>
       <w:proofErr w:type="spellEnd"/>
       <w:r>
@@ -28268,7 +29542,7 @@
           <w:szCs w:val="26"/>
           <w:lang w:val="en-US"/>
         </w:rPr>
-        <w:t>rô-bốt</w:t>
+        <w:t>dụng</w:t>
       </w:r>
       <w:proofErr w:type="spellEnd"/>
       <w:r>
@@ -28279,7 +29553,7 @@
           <w:szCs w:val="26"/>
           <w:lang w:val="en-US"/>
         </w:rPr>
-        <w:t xml:space="preserve"> delta </w:t>
+        <w:t xml:space="preserve"> </w:t>
       </w:r>
       <w:proofErr w:type="spellStart"/>
       <w:r>
@@ -28290,7 +29564,7 @@
           <w:szCs w:val="26"/>
           <w:lang w:val="en-US"/>
         </w:rPr>
-        <w:t>dựa</w:t>
+        <w:t>trong</w:t>
       </w:r>
       <w:proofErr w:type="spellEnd"/>
       <w:r>
@@ -28312,7 +29586,7 @@
           <w:szCs w:val="26"/>
           <w:lang w:val="en-US"/>
         </w:rPr>
-        <w:t>trên</w:t>
+        <w:t>phân</w:t>
       </w:r>
       <w:proofErr w:type="spellEnd"/>
       <w:r>
@@ -28334,7 +29608,7 @@
           <w:szCs w:val="26"/>
           <w:lang w:val="en-US"/>
         </w:rPr>
-        <w:t>không</w:t>
+        <w:t>loại</w:t>
       </w:r>
       <w:proofErr w:type="spellEnd"/>
       <w:r>
@@ -28356,7 +29630,7 @@
           <w:szCs w:val="26"/>
           <w:lang w:val="en-US"/>
         </w:rPr>
-        <w:t>gian</w:t>
+        <w:t>sữa</w:t>
       </w:r>
       <w:proofErr w:type="spellEnd"/>
       <w:r>
@@ -28378,7 +29652,7 @@
           <w:szCs w:val="26"/>
           <w:lang w:val="en-US"/>
         </w:rPr>
-        <w:t>làm</w:t>
+        <w:t>có</w:t>
       </w:r>
       <w:proofErr w:type="spellEnd"/>
       <w:r>
@@ -28400,7 +29674,7 @@
           <w:szCs w:val="26"/>
           <w:lang w:val="en-US"/>
         </w:rPr>
-        <w:t>việc</w:t>
+        <w:t>xử</w:t>
       </w:r>
       <w:proofErr w:type="spellEnd"/>
       <w:r>
@@ -28411,792 +29685,9 @@
           <w:szCs w:val="26"/>
           <w:lang w:val="en-US"/>
         </w:rPr>
-        <w:t>"</w:t>
-      </w:r>
-      <w:r>
-        <w:rPr>
-          <w:color w:val="000000" w:themeColor="text1"/>
-          <w:szCs w:val="26"/>
-          <w:lang w:val="en-US"/>
-        </w:rPr>
-        <w:t xml:space="preserve">: </w:t>
-      </w:r>
-      <w:proofErr w:type="spellStart"/>
-      <w:r>
-        <w:rPr>
-          <w:color w:val="000000" w:themeColor="text1"/>
-          <w:szCs w:val="26"/>
-          <w:lang w:val="en-US"/>
-        </w:rPr>
-        <w:t>Nghiên</w:t>
-      </w:r>
-      <w:proofErr w:type="spellEnd"/>
-      <w:r>
-        <w:rPr>
-          <w:color w:val="000000" w:themeColor="text1"/>
-          <w:szCs w:val="26"/>
-          <w:lang w:val="en-US"/>
-        </w:rPr>
-        <w:t xml:space="preserve"> </w:t>
-      </w:r>
-      <w:proofErr w:type="spellStart"/>
-      <w:r>
-        <w:rPr>
-          <w:color w:val="000000" w:themeColor="text1"/>
-          <w:szCs w:val="26"/>
-          <w:lang w:val="en-US"/>
-        </w:rPr>
-        <w:t>cứu</w:t>
-      </w:r>
-      <w:proofErr w:type="spellEnd"/>
-      <w:r>
-        <w:rPr>
-          <w:color w:val="000000" w:themeColor="text1"/>
-          <w:szCs w:val="26"/>
-          <w:lang w:val="en-US"/>
-        </w:rPr>
-        <w:t xml:space="preserve"> </w:t>
-      </w:r>
-      <w:proofErr w:type="spellStart"/>
-      <w:r>
-        <w:rPr>
-          <w:color w:val="000000" w:themeColor="text1"/>
-          <w:szCs w:val="26"/>
-          <w:lang w:val="en-US"/>
-        </w:rPr>
-        <w:t>này</w:t>
-      </w:r>
-      <w:proofErr w:type="spellEnd"/>
-      <w:r>
-        <w:rPr>
-          <w:color w:val="000000" w:themeColor="text1"/>
-          <w:szCs w:val="26"/>
-          <w:lang w:val="en-US"/>
-        </w:rPr>
-        <w:t xml:space="preserve"> </w:t>
-      </w:r>
-      <w:proofErr w:type="spellStart"/>
-      <w:r>
-        <w:rPr>
-          <w:color w:val="000000" w:themeColor="text1"/>
-          <w:szCs w:val="26"/>
-          <w:lang w:val="en-US"/>
-        </w:rPr>
-        <w:t>cung</w:t>
-      </w:r>
-      <w:proofErr w:type="spellEnd"/>
-      <w:r>
-        <w:rPr>
-          <w:color w:val="000000" w:themeColor="text1"/>
-          <w:szCs w:val="26"/>
-          <w:lang w:val="en-US"/>
-        </w:rPr>
-        <w:t xml:space="preserve"> </w:t>
-      </w:r>
-      <w:proofErr w:type="spellStart"/>
-      <w:r>
-        <w:rPr>
-          <w:color w:val="000000" w:themeColor="text1"/>
-          <w:szCs w:val="26"/>
-          <w:lang w:val="en-US"/>
-        </w:rPr>
-        <w:t>cấp</w:t>
-      </w:r>
-      <w:proofErr w:type="spellEnd"/>
-      <w:r>
-        <w:rPr>
-          <w:color w:val="000000" w:themeColor="text1"/>
-          <w:szCs w:val="26"/>
-          <w:lang w:val="en-US"/>
-        </w:rPr>
-        <w:t xml:space="preserve"> </w:t>
-      </w:r>
-      <w:proofErr w:type="spellStart"/>
-      <w:r>
-        <w:rPr>
-          <w:color w:val="000000" w:themeColor="text1"/>
-          <w:szCs w:val="26"/>
-          <w:lang w:val="en-US"/>
-        </w:rPr>
-        <w:t>cơ</w:t>
-      </w:r>
-      <w:proofErr w:type="spellEnd"/>
-      <w:r>
-        <w:rPr>
-          <w:color w:val="000000" w:themeColor="text1"/>
-          <w:szCs w:val="26"/>
-          <w:lang w:val="en-US"/>
-        </w:rPr>
-        <w:t xml:space="preserve"> </w:t>
-      </w:r>
-      <w:proofErr w:type="spellStart"/>
-      <w:r>
-        <w:rPr>
-          <w:color w:val="000000" w:themeColor="text1"/>
-          <w:szCs w:val="26"/>
-          <w:lang w:val="en-US"/>
-        </w:rPr>
-        <w:t>sở</w:t>
-      </w:r>
-      <w:proofErr w:type="spellEnd"/>
-      <w:r>
-        <w:rPr>
-          <w:color w:val="000000" w:themeColor="text1"/>
-          <w:szCs w:val="26"/>
-          <w:lang w:val="en-US"/>
-        </w:rPr>
-        <w:t xml:space="preserve"> </w:t>
-      </w:r>
-      <w:proofErr w:type="spellStart"/>
-      <w:r>
-        <w:rPr>
-          <w:color w:val="000000" w:themeColor="text1"/>
-          <w:szCs w:val="26"/>
-          <w:lang w:val="en-US"/>
-        </w:rPr>
-        <w:t>vững</w:t>
-      </w:r>
-      <w:proofErr w:type="spellEnd"/>
-      <w:r>
-        <w:rPr>
-          <w:color w:val="000000" w:themeColor="text1"/>
-          <w:szCs w:val="26"/>
-          <w:lang w:val="en-US"/>
-        </w:rPr>
-        <w:t xml:space="preserve"> </w:t>
-      </w:r>
-      <w:proofErr w:type="spellStart"/>
-      <w:r>
-        <w:rPr>
-          <w:color w:val="000000" w:themeColor="text1"/>
-          <w:szCs w:val="26"/>
-          <w:lang w:val="en-US"/>
-        </w:rPr>
-        <w:t>chắc</w:t>
-      </w:r>
-      <w:proofErr w:type="spellEnd"/>
-      <w:r>
-        <w:rPr>
-          <w:color w:val="000000" w:themeColor="text1"/>
-          <w:szCs w:val="26"/>
-          <w:lang w:val="en-US"/>
-        </w:rPr>
-        <w:t xml:space="preserve"> </w:t>
-      </w:r>
-      <w:proofErr w:type="spellStart"/>
-      <w:r>
-        <w:rPr>
-          <w:color w:val="000000" w:themeColor="text1"/>
-          <w:szCs w:val="26"/>
-          <w:lang w:val="en-US"/>
-        </w:rPr>
-        <w:t>về</w:t>
-      </w:r>
-      <w:proofErr w:type="spellEnd"/>
-      <w:r>
-        <w:rPr>
-          <w:color w:val="000000" w:themeColor="text1"/>
-          <w:szCs w:val="26"/>
-          <w:lang w:val="en-US"/>
-        </w:rPr>
-        <w:t xml:space="preserve"> </w:t>
-      </w:r>
-      <w:proofErr w:type="spellStart"/>
-      <w:r>
-        <w:rPr>
-          <w:color w:val="000000" w:themeColor="text1"/>
-          <w:szCs w:val="26"/>
-          <w:lang w:val="en-US"/>
-        </w:rPr>
-        <w:t>phương</w:t>
-      </w:r>
-      <w:proofErr w:type="spellEnd"/>
-      <w:r>
-        <w:rPr>
-          <w:color w:val="000000" w:themeColor="text1"/>
-          <w:szCs w:val="26"/>
-          <w:lang w:val="en-US"/>
-        </w:rPr>
-        <w:t xml:space="preserve"> </w:t>
-      </w:r>
-      <w:proofErr w:type="spellStart"/>
-      <w:r>
-        <w:rPr>
-          <w:color w:val="000000" w:themeColor="text1"/>
-          <w:szCs w:val="26"/>
-          <w:lang w:val="en-US"/>
-        </w:rPr>
-        <w:t>pháp</w:t>
-      </w:r>
-      <w:proofErr w:type="spellEnd"/>
-      <w:r>
-        <w:rPr>
-          <w:color w:val="000000" w:themeColor="text1"/>
-          <w:szCs w:val="26"/>
-          <w:lang w:val="en-US"/>
-        </w:rPr>
-        <w:t xml:space="preserve"> </w:t>
-      </w:r>
-      <w:proofErr w:type="spellStart"/>
-      <w:r>
-        <w:rPr>
-          <w:color w:val="000000" w:themeColor="text1"/>
-          <w:szCs w:val="26"/>
-          <w:lang w:val="en-US"/>
-        </w:rPr>
-        <w:t>tối</w:t>
-      </w:r>
-      <w:proofErr w:type="spellEnd"/>
-      <w:r>
-        <w:rPr>
-          <w:color w:val="000000" w:themeColor="text1"/>
-          <w:szCs w:val="26"/>
-          <w:lang w:val="en-US"/>
-        </w:rPr>
-        <w:t xml:space="preserve"> </w:t>
-      </w:r>
-      <w:proofErr w:type="spellStart"/>
-      <w:r>
-        <w:rPr>
-          <w:color w:val="000000" w:themeColor="text1"/>
-          <w:szCs w:val="26"/>
-          <w:lang w:val="en-US"/>
-        </w:rPr>
-        <w:t>ưu</w:t>
-      </w:r>
-      <w:proofErr w:type="spellEnd"/>
-      <w:r>
-        <w:rPr>
-          <w:color w:val="000000" w:themeColor="text1"/>
-          <w:szCs w:val="26"/>
-          <w:lang w:val="en-US"/>
-        </w:rPr>
-        <w:t xml:space="preserve"> </w:t>
-      </w:r>
-      <w:proofErr w:type="spellStart"/>
-      <w:r>
-        <w:rPr>
-          <w:color w:val="000000" w:themeColor="text1"/>
-          <w:szCs w:val="26"/>
-          <w:lang w:val="en-US"/>
-        </w:rPr>
-        <w:t>hóa</w:t>
-      </w:r>
-      <w:proofErr w:type="spellEnd"/>
-      <w:r>
-        <w:rPr>
-          <w:color w:val="000000" w:themeColor="text1"/>
-          <w:szCs w:val="26"/>
-          <w:lang w:val="en-US"/>
-        </w:rPr>
-        <w:t xml:space="preserve"> </w:t>
-      </w:r>
-      <w:proofErr w:type="spellStart"/>
-      <w:r>
-        <w:rPr>
-          <w:color w:val="000000" w:themeColor="text1"/>
-          <w:szCs w:val="26"/>
-          <w:lang w:val="en-US"/>
-        </w:rPr>
-        <w:t>kích</w:t>
-      </w:r>
-      <w:proofErr w:type="spellEnd"/>
-      <w:r>
-        <w:rPr>
-          <w:color w:val="000000" w:themeColor="text1"/>
-          <w:szCs w:val="26"/>
-          <w:lang w:val="en-US"/>
-        </w:rPr>
-        <w:t xml:space="preserve"> </w:t>
-      </w:r>
-      <w:proofErr w:type="spellStart"/>
-      <w:r>
-        <w:rPr>
-          <w:color w:val="000000" w:themeColor="text1"/>
-          <w:szCs w:val="26"/>
-          <w:lang w:val="en-US"/>
-        </w:rPr>
-        <w:t>thước</w:t>
-      </w:r>
-      <w:proofErr w:type="spellEnd"/>
-      <w:r>
-        <w:rPr>
-          <w:color w:val="000000" w:themeColor="text1"/>
-          <w:szCs w:val="26"/>
-          <w:lang w:val="en-US"/>
-        </w:rPr>
-        <w:t xml:space="preserve"> </w:t>
-      </w:r>
-      <w:proofErr w:type="spellStart"/>
-      <w:r>
-        <w:rPr>
-          <w:color w:val="000000" w:themeColor="text1"/>
-          <w:szCs w:val="26"/>
-          <w:lang w:val="en-US"/>
-        </w:rPr>
-        <w:t>các</w:t>
-      </w:r>
-      <w:proofErr w:type="spellEnd"/>
-      <w:r>
-        <w:rPr>
-          <w:color w:val="000000" w:themeColor="text1"/>
-          <w:szCs w:val="26"/>
-          <w:lang w:val="en-US"/>
-        </w:rPr>
-        <w:t xml:space="preserve"> </w:t>
-      </w:r>
-      <w:proofErr w:type="spellStart"/>
-      <w:r>
-        <w:rPr>
-          <w:color w:val="000000" w:themeColor="text1"/>
-          <w:szCs w:val="26"/>
-          <w:lang w:val="en-US"/>
-        </w:rPr>
-        <w:t>khâu</w:t>
-      </w:r>
-      <w:proofErr w:type="spellEnd"/>
-      <w:r>
-        <w:rPr>
-          <w:color w:val="000000" w:themeColor="text1"/>
-          <w:szCs w:val="26"/>
-          <w:lang w:val="en-US"/>
-        </w:rPr>
-        <w:t xml:space="preserve"> </w:t>
-      </w:r>
-      <w:proofErr w:type="spellStart"/>
-      <w:r>
-        <w:rPr>
-          <w:color w:val="000000" w:themeColor="text1"/>
-          <w:szCs w:val="26"/>
-          <w:lang w:val="en-US"/>
-        </w:rPr>
-        <w:t>cơ</w:t>
-      </w:r>
-      <w:proofErr w:type="spellEnd"/>
-      <w:r>
-        <w:rPr>
-          <w:color w:val="000000" w:themeColor="text1"/>
-          <w:szCs w:val="26"/>
-          <w:lang w:val="en-US"/>
-        </w:rPr>
-        <w:t xml:space="preserve"> </w:t>
-      </w:r>
-      <w:proofErr w:type="spellStart"/>
-      <w:r>
-        <w:rPr>
-          <w:color w:val="000000" w:themeColor="text1"/>
-          <w:szCs w:val="26"/>
-          <w:lang w:val="en-US"/>
-        </w:rPr>
-        <w:t>khí</w:t>
-      </w:r>
-      <w:proofErr w:type="spellEnd"/>
-      <w:r>
-        <w:rPr>
-          <w:color w:val="000000" w:themeColor="text1"/>
-          <w:szCs w:val="26"/>
-          <w:lang w:val="en-US"/>
-        </w:rPr>
-        <w:t xml:space="preserve"> </w:t>
-      </w:r>
-      <w:proofErr w:type="spellStart"/>
-      <w:r>
-        <w:rPr>
-          <w:color w:val="000000" w:themeColor="text1"/>
-          <w:szCs w:val="26"/>
-          <w:lang w:val="en-US"/>
-        </w:rPr>
-        <w:t>để</w:t>
-      </w:r>
-      <w:proofErr w:type="spellEnd"/>
-      <w:r>
-        <w:rPr>
-          <w:color w:val="000000" w:themeColor="text1"/>
-          <w:szCs w:val="26"/>
-          <w:lang w:val="en-US"/>
-        </w:rPr>
-        <w:t xml:space="preserve"> </w:t>
-      </w:r>
-      <w:proofErr w:type="spellStart"/>
-      <w:r>
-        <w:rPr>
-          <w:color w:val="000000" w:themeColor="text1"/>
-          <w:szCs w:val="26"/>
-          <w:lang w:val="en-US"/>
-        </w:rPr>
-        <w:t>đạt</w:t>
-      </w:r>
-      <w:proofErr w:type="spellEnd"/>
-      <w:r>
-        <w:rPr>
-          <w:color w:val="000000" w:themeColor="text1"/>
-          <w:szCs w:val="26"/>
-          <w:lang w:val="en-US"/>
-        </w:rPr>
-        <w:t xml:space="preserve"> </w:t>
-      </w:r>
-      <w:proofErr w:type="spellStart"/>
-      <w:r>
-        <w:rPr>
-          <w:color w:val="000000" w:themeColor="text1"/>
-          <w:szCs w:val="26"/>
-          <w:lang w:val="en-US"/>
-        </w:rPr>
-        <w:t>được</w:t>
-      </w:r>
-      <w:proofErr w:type="spellEnd"/>
-      <w:r>
-        <w:rPr>
-          <w:color w:val="000000" w:themeColor="text1"/>
-          <w:szCs w:val="26"/>
-          <w:lang w:val="en-US"/>
-        </w:rPr>
-        <w:t xml:space="preserve"> </w:t>
-      </w:r>
-      <w:proofErr w:type="spellStart"/>
-      <w:r>
-        <w:rPr>
-          <w:color w:val="000000" w:themeColor="text1"/>
-          <w:szCs w:val="26"/>
-          <w:lang w:val="en-US"/>
-        </w:rPr>
-        <w:t>không</w:t>
-      </w:r>
-      <w:proofErr w:type="spellEnd"/>
-      <w:r>
-        <w:rPr>
-          <w:color w:val="000000" w:themeColor="text1"/>
-          <w:szCs w:val="26"/>
-          <w:lang w:val="en-US"/>
-        </w:rPr>
-        <w:t xml:space="preserve"> </w:t>
-      </w:r>
-      <w:proofErr w:type="spellStart"/>
-      <w:r>
-        <w:rPr>
-          <w:color w:val="000000" w:themeColor="text1"/>
-          <w:szCs w:val="26"/>
-          <w:lang w:val="en-US"/>
-        </w:rPr>
-        <w:t>gian</w:t>
-      </w:r>
-      <w:proofErr w:type="spellEnd"/>
-      <w:r>
-        <w:rPr>
-          <w:color w:val="000000" w:themeColor="text1"/>
-          <w:szCs w:val="26"/>
-          <w:lang w:val="en-US"/>
-        </w:rPr>
-        <w:t xml:space="preserve"> </w:t>
-      </w:r>
-      <w:proofErr w:type="spellStart"/>
-      <w:r>
-        <w:rPr>
-          <w:color w:val="000000" w:themeColor="text1"/>
-          <w:szCs w:val="26"/>
-          <w:lang w:val="en-US"/>
-        </w:rPr>
-        <w:t>làm</w:t>
-      </w:r>
-      <w:proofErr w:type="spellEnd"/>
-      <w:r>
-        <w:rPr>
-          <w:color w:val="000000" w:themeColor="text1"/>
-          <w:szCs w:val="26"/>
-          <w:lang w:val="en-US"/>
-        </w:rPr>
-        <w:t xml:space="preserve"> </w:t>
-      </w:r>
-      <w:proofErr w:type="spellStart"/>
-      <w:r>
-        <w:rPr>
-          <w:color w:val="000000" w:themeColor="text1"/>
-          <w:szCs w:val="26"/>
-          <w:lang w:val="en-US"/>
-        </w:rPr>
-        <w:t>việc</w:t>
-      </w:r>
-      <w:proofErr w:type="spellEnd"/>
-      <w:r>
-        <w:rPr>
-          <w:color w:val="000000" w:themeColor="text1"/>
-          <w:szCs w:val="26"/>
-          <w:lang w:val="en-US"/>
-        </w:rPr>
-        <w:t xml:space="preserve"> (workspace) </w:t>
-      </w:r>
-      <w:proofErr w:type="spellStart"/>
-      <w:r>
-        <w:rPr>
-          <w:color w:val="000000" w:themeColor="text1"/>
-          <w:szCs w:val="26"/>
-          <w:lang w:val="en-US"/>
-        </w:rPr>
-        <w:t>lớn</w:t>
-      </w:r>
-      <w:proofErr w:type="spellEnd"/>
-      <w:r>
-        <w:rPr>
-          <w:color w:val="000000" w:themeColor="text1"/>
-          <w:szCs w:val="26"/>
-          <w:lang w:val="en-US"/>
-        </w:rPr>
-        <w:t xml:space="preserve"> </w:t>
-      </w:r>
-      <w:proofErr w:type="spellStart"/>
-      <w:r>
-        <w:rPr>
-          <w:color w:val="000000" w:themeColor="text1"/>
-          <w:szCs w:val="26"/>
-          <w:lang w:val="en-US"/>
-        </w:rPr>
-        <w:t>nhất</w:t>
-      </w:r>
-      <w:proofErr w:type="spellEnd"/>
-      <w:r>
-        <w:rPr>
-          <w:color w:val="000000" w:themeColor="text1"/>
-          <w:szCs w:val="26"/>
-          <w:lang w:val="en-US"/>
-        </w:rPr>
-        <w:t xml:space="preserve"> </w:t>
-      </w:r>
-      <w:proofErr w:type="spellStart"/>
-      <w:r>
-        <w:rPr>
-          <w:color w:val="000000" w:themeColor="text1"/>
-          <w:szCs w:val="26"/>
-          <w:lang w:val="en-US"/>
-        </w:rPr>
-        <w:t>mà</w:t>
-      </w:r>
-      <w:proofErr w:type="spellEnd"/>
-      <w:r>
-        <w:rPr>
-          <w:color w:val="000000" w:themeColor="text1"/>
-          <w:szCs w:val="26"/>
-          <w:lang w:val="en-US"/>
-        </w:rPr>
-        <w:t xml:space="preserve"> </w:t>
-      </w:r>
-      <w:proofErr w:type="spellStart"/>
-      <w:r>
-        <w:rPr>
-          <w:color w:val="000000" w:themeColor="text1"/>
-          <w:szCs w:val="26"/>
-          <w:lang w:val="en-US"/>
-        </w:rPr>
-        <w:t>không</w:t>
-      </w:r>
-      <w:proofErr w:type="spellEnd"/>
-      <w:r>
-        <w:rPr>
-          <w:color w:val="000000" w:themeColor="text1"/>
-          <w:szCs w:val="26"/>
-          <w:lang w:val="en-US"/>
-        </w:rPr>
-        <w:t xml:space="preserve"> </w:t>
-      </w:r>
-      <w:proofErr w:type="spellStart"/>
-      <w:r>
-        <w:rPr>
-          <w:color w:val="000000" w:themeColor="text1"/>
-          <w:szCs w:val="26"/>
-          <w:lang w:val="en-US"/>
-        </w:rPr>
-        <w:t>rơi</w:t>
-      </w:r>
-      <w:proofErr w:type="spellEnd"/>
-      <w:r>
-        <w:rPr>
-          <w:color w:val="000000" w:themeColor="text1"/>
-          <w:szCs w:val="26"/>
-          <w:lang w:val="en-US"/>
-        </w:rPr>
-        <w:t xml:space="preserve"> </w:t>
-      </w:r>
-      <w:proofErr w:type="spellStart"/>
-      <w:r>
-        <w:rPr>
-          <w:color w:val="000000" w:themeColor="text1"/>
-          <w:szCs w:val="26"/>
-          <w:lang w:val="en-US"/>
-        </w:rPr>
-        <w:t>vào</w:t>
-      </w:r>
-      <w:proofErr w:type="spellEnd"/>
-      <w:r>
-        <w:rPr>
-          <w:color w:val="000000" w:themeColor="text1"/>
-          <w:szCs w:val="26"/>
-          <w:lang w:val="en-US"/>
-        </w:rPr>
-        <w:t xml:space="preserve"> </w:t>
-      </w:r>
-      <w:proofErr w:type="spellStart"/>
-      <w:r>
-        <w:rPr>
-          <w:color w:val="000000" w:themeColor="text1"/>
-          <w:szCs w:val="26"/>
-          <w:lang w:val="en-US"/>
-        </w:rPr>
-        <w:t>các</w:t>
-      </w:r>
-      <w:proofErr w:type="spellEnd"/>
-      <w:r>
-        <w:rPr>
-          <w:color w:val="000000" w:themeColor="text1"/>
-          <w:szCs w:val="26"/>
-          <w:lang w:val="en-US"/>
-        </w:rPr>
-        <w:t xml:space="preserve"> </w:t>
-      </w:r>
-      <w:proofErr w:type="spellStart"/>
-      <w:r>
-        <w:rPr>
-          <w:color w:val="000000" w:themeColor="text1"/>
-          <w:szCs w:val="26"/>
-          <w:lang w:val="en-US"/>
-        </w:rPr>
-        <w:t>điểm</w:t>
-      </w:r>
-      <w:proofErr w:type="spellEnd"/>
-      <w:r>
-        <w:rPr>
-          <w:color w:val="000000" w:themeColor="text1"/>
-          <w:szCs w:val="26"/>
-          <w:lang w:val="en-US"/>
-        </w:rPr>
-        <w:t xml:space="preserve"> </w:t>
-      </w:r>
-      <w:proofErr w:type="spellStart"/>
-      <w:r>
-        <w:rPr>
-          <w:color w:val="000000" w:themeColor="text1"/>
-          <w:szCs w:val="26"/>
-          <w:lang w:val="en-US"/>
-        </w:rPr>
-        <w:t>kỳ</w:t>
-      </w:r>
-      <w:proofErr w:type="spellEnd"/>
-      <w:r>
-        <w:rPr>
-          <w:color w:val="000000" w:themeColor="text1"/>
-          <w:szCs w:val="26"/>
-          <w:lang w:val="en-US"/>
-        </w:rPr>
-        <w:t xml:space="preserve"> </w:t>
-      </w:r>
-      <w:proofErr w:type="spellStart"/>
-      <w:r>
-        <w:rPr>
-          <w:color w:val="000000" w:themeColor="text1"/>
-          <w:szCs w:val="26"/>
-          <w:lang w:val="en-US"/>
-        </w:rPr>
-        <w:t>dị</w:t>
-      </w:r>
-      <w:proofErr w:type="spellEnd"/>
-      <w:r>
-        <w:rPr>
-          <w:color w:val="000000" w:themeColor="text1"/>
-          <w:szCs w:val="26"/>
-          <w:lang w:val="en-US"/>
-        </w:rPr>
-        <w:t xml:space="preserve"> (singularities).</w:t>
-      </w:r>
-    </w:p>
-    <w:p>
-      <w:pPr>
-        <w:widowControl w:val="0"/>
-        <w:spacing w:after="0" w:line="360" w:lineRule="auto"/>
-        <w:jc w:val="both"/>
-        <w:rPr>
-          <w:color w:val="000000" w:themeColor="text1"/>
-          <w:szCs w:val="26"/>
-          <w:lang w:val="en-US"/>
-        </w:rPr>
-      </w:pPr>
-      <w:r>
-        <w:rPr>
-          <w:color w:val="000000" w:themeColor="text1"/>
-          <w:szCs w:val="26"/>
-          <w:lang w:val="en-US"/>
-        </w:rPr>
-        <w:t xml:space="preserve">Phan Gia </w:t>
-      </w:r>
-      <w:proofErr w:type="spellStart"/>
-      <w:r>
-        <w:rPr>
-          <w:color w:val="000000" w:themeColor="text1"/>
-          <w:szCs w:val="26"/>
-          <w:lang w:val="en-US"/>
-        </w:rPr>
-        <w:t>Huy</w:t>
-      </w:r>
-      <w:proofErr w:type="spellEnd"/>
-      <w:r>
-        <w:rPr>
-          <w:color w:val="000000" w:themeColor="text1"/>
-          <w:szCs w:val="26"/>
-          <w:lang w:val="en-US"/>
-        </w:rPr>
-        <w:t xml:space="preserve"> (</w:t>
-      </w:r>
-      <w:proofErr w:type="spellStart"/>
-      <w:r>
-        <w:rPr>
-          <w:color w:val="000000" w:themeColor="text1"/>
-          <w:szCs w:val="26"/>
-          <w:lang w:val="en-US"/>
-        </w:rPr>
-        <w:t>Đại</w:t>
-      </w:r>
-      <w:proofErr w:type="spellEnd"/>
-      <w:r>
-        <w:rPr>
-          <w:color w:val="000000" w:themeColor="text1"/>
-          <w:szCs w:val="26"/>
-          <w:lang w:val="en-US"/>
-        </w:rPr>
-        <w:t xml:space="preserve"> </w:t>
-      </w:r>
-      <w:proofErr w:type="spellStart"/>
-      <w:r>
-        <w:rPr>
-          <w:color w:val="000000" w:themeColor="text1"/>
-          <w:szCs w:val="26"/>
-          <w:lang w:val="en-US"/>
-        </w:rPr>
-        <w:t>học</w:t>
-      </w:r>
-      <w:proofErr w:type="spellEnd"/>
-      <w:r>
-        <w:rPr>
-          <w:color w:val="000000" w:themeColor="text1"/>
-          <w:szCs w:val="26"/>
-          <w:lang w:val="en-US"/>
-        </w:rPr>
-        <w:t xml:space="preserve"> </w:t>
-      </w:r>
-      <w:proofErr w:type="spellStart"/>
-      <w:r>
-        <w:rPr>
-          <w:color w:val="000000" w:themeColor="text1"/>
-          <w:szCs w:val="26"/>
-          <w:lang w:val="en-US"/>
-        </w:rPr>
-        <w:t>Bách</w:t>
-      </w:r>
-      <w:proofErr w:type="spellEnd"/>
-      <w:r>
-        <w:rPr>
-          <w:color w:val="000000" w:themeColor="text1"/>
-          <w:szCs w:val="26"/>
-          <w:lang w:val="en-US"/>
-        </w:rPr>
-        <w:t xml:space="preserve"> Khoa – ĐHQG Tp. HCM) - </w:t>
-      </w:r>
+        <w:t xml:space="preserve"> </w:t>
+      </w:r>
+      <w:proofErr w:type="spellStart"/>
       <w:r>
         <w:rPr>
           <w:i/>
@@ -29205,9 +29696,9 @@
           <w:szCs w:val="26"/>
           <w:lang w:val="en-US"/>
         </w:rPr>
-        <w:t>"</w:t>
-      </w:r>
-      <w:proofErr w:type="spellStart"/>
+        <w:t>lý</w:t>
+      </w:r>
+      <w:proofErr w:type="spellEnd"/>
       <w:r>
         <w:rPr>
           <w:i/>
@@ -29216,9 +29707,9 @@
           <w:szCs w:val="26"/>
           <w:lang w:val="en-US"/>
         </w:rPr>
-        <w:t>Thiết</w:t>
-      </w:r>
-      <w:proofErr w:type="spellEnd"/>
+        <w:t xml:space="preserve"> </w:t>
+      </w:r>
+      <w:proofErr w:type="spellStart"/>
       <w:r>
         <w:rPr>
           <w:i/>
@@ -29227,9 +29718,9 @@
           <w:szCs w:val="26"/>
           <w:lang w:val="en-US"/>
         </w:rPr>
-        <w:t xml:space="preserve"> </w:t>
-      </w:r>
-      <w:proofErr w:type="spellStart"/>
+        <w:t>ảnh</w:t>
+      </w:r>
+      <w:proofErr w:type="spellEnd"/>
       <w:r>
         <w:rPr>
           <w:i/>
@@ -29238,134 +29729,181 @@
           <w:szCs w:val="26"/>
           <w:lang w:val="en-US"/>
         </w:rPr>
-        <w:t>kế</w:t>
-      </w:r>
-      <w:proofErr w:type="spellEnd"/>
-      <w:r>
-        <w:rPr>
-          <w:i/>
-          <w:iCs/>
-          <w:color w:val="000000" w:themeColor="text1"/>
-          <w:szCs w:val="26"/>
-          <w:lang w:val="en-US"/>
-        </w:rPr>
-        <w:t xml:space="preserve">, </w:t>
-      </w:r>
-      <w:proofErr w:type="spellStart"/>
-      <w:r>
-        <w:rPr>
-          <w:i/>
-          <w:iCs/>
-          <w:color w:val="000000" w:themeColor="text1"/>
-          <w:szCs w:val="26"/>
-          <w:lang w:val="en-US"/>
-        </w:rPr>
-        <w:t>chế</w:t>
-      </w:r>
-      <w:proofErr w:type="spellEnd"/>
-      <w:r>
-        <w:rPr>
-          <w:i/>
-          <w:iCs/>
-          <w:color w:val="000000" w:themeColor="text1"/>
-          <w:szCs w:val="26"/>
-          <w:lang w:val="en-US"/>
-        </w:rPr>
-        <w:t xml:space="preserve"> </w:t>
-      </w:r>
-      <w:proofErr w:type="spellStart"/>
-      <w:r>
-        <w:rPr>
-          <w:i/>
-          <w:iCs/>
-          <w:color w:val="000000" w:themeColor="text1"/>
-          <w:szCs w:val="26"/>
-          <w:lang w:val="en-US"/>
-        </w:rPr>
-        <w:t>tạo</w:t>
-      </w:r>
-      <w:proofErr w:type="spellEnd"/>
-      <w:r>
-        <w:rPr>
-          <w:i/>
-          <w:iCs/>
-          <w:color w:val="000000" w:themeColor="text1"/>
-          <w:szCs w:val="26"/>
-          <w:lang w:val="en-US"/>
-        </w:rPr>
-        <w:t xml:space="preserve"> Robot song </w:t>
-      </w:r>
-      <w:proofErr w:type="spellStart"/>
-      <w:r>
-        <w:rPr>
-          <w:i/>
-          <w:iCs/>
-          <w:color w:val="000000" w:themeColor="text1"/>
-          <w:szCs w:val="26"/>
-          <w:lang w:val="en-US"/>
-        </w:rPr>
-        <w:t>song</w:t>
-      </w:r>
-      <w:proofErr w:type="spellEnd"/>
-      <w:r>
-        <w:rPr>
-          <w:i/>
-          <w:iCs/>
-          <w:color w:val="000000" w:themeColor="text1"/>
-          <w:szCs w:val="26"/>
-          <w:lang w:val="en-US"/>
-        </w:rPr>
-        <w:t xml:space="preserve"> delta </w:t>
-      </w:r>
-      <w:proofErr w:type="spellStart"/>
-      <w:r>
-        <w:rPr>
-          <w:i/>
-          <w:iCs/>
-          <w:color w:val="000000" w:themeColor="text1"/>
-          <w:szCs w:val="26"/>
-          <w:lang w:val="en-US"/>
-        </w:rPr>
-        <w:t>ứng</w:t>
-      </w:r>
-      <w:proofErr w:type="spellEnd"/>
-      <w:r>
-        <w:rPr>
-          <w:i/>
-          <w:iCs/>
-          <w:color w:val="000000" w:themeColor="text1"/>
-          <w:szCs w:val="26"/>
-          <w:lang w:val="en-US"/>
-        </w:rPr>
-        <w:t xml:space="preserve"> </w:t>
-      </w:r>
-      <w:proofErr w:type="spellStart"/>
-      <w:r>
-        <w:rPr>
-          <w:i/>
-          <w:iCs/>
-          <w:color w:val="000000" w:themeColor="text1"/>
-          <w:szCs w:val="26"/>
-          <w:lang w:val="en-US"/>
-        </w:rPr>
-        <w:t>dụng</w:t>
-      </w:r>
-      <w:proofErr w:type="spellEnd"/>
-      <w:r>
-        <w:rPr>
-          <w:i/>
-          <w:iCs/>
-          <w:color w:val="000000" w:themeColor="text1"/>
-          <w:szCs w:val="26"/>
-          <w:lang w:val="en-US"/>
-        </w:rPr>
-        <w:t xml:space="preserve"> </w:t>
-      </w:r>
-      <w:proofErr w:type="spellStart"/>
-      <w:r>
-        <w:rPr>
-          <w:i/>
-          <w:iCs/>
+        <w:t>":</w:t>
+      </w:r>
+      <w:r>
+        <w:rPr>
+          <w:color w:val="000000" w:themeColor="text1"/>
+          <w:szCs w:val="26"/>
+          <w:lang w:val="en-US"/>
+        </w:rPr>
+        <w:t xml:space="preserve"> </w:t>
+      </w:r>
+      <w:proofErr w:type="spellStart"/>
+      <w:r>
+        <w:rPr>
+          <w:color w:val="000000" w:themeColor="text1"/>
+          <w:szCs w:val="26"/>
+          <w:lang w:val="en-US"/>
+        </w:rPr>
+        <w:t>Đề</w:t>
+      </w:r>
+      <w:proofErr w:type="spellEnd"/>
+      <w:r>
+        <w:rPr>
+          <w:color w:val="000000" w:themeColor="text1"/>
+          <w:szCs w:val="26"/>
+          <w:lang w:val="en-US"/>
+        </w:rPr>
+        <w:t xml:space="preserve"> </w:t>
+      </w:r>
+      <w:proofErr w:type="spellStart"/>
+      <w:r>
+        <w:rPr>
+          <w:color w:val="000000" w:themeColor="text1"/>
+          <w:szCs w:val="26"/>
+          <w:lang w:val="en-US"/>
+        </w:rPr>
+        <w:t>tài</w:t>
+      </w:r>
+      <w:proofErr w:type="spellEnd"/>
+      <w:r>
+        <w:rPr>
+          <w:color w:val="000000" w:themeColor="text1"/>
+          <w:szCs w:val="26"/>
+          <w:lang w:val="en-US"/>
+        </w:rPr>
+        <w:t xml:space="preserve"> </w:t>
+      </w:r>
+      <w:proofErr w:type="spellStart"/>
+      <w:r>
+        <w:rPr>
+          <w:color w:val="000000" w:themeColor="text1"/>
+          <w:szCs w:val="26"/>
+          <w:lang w:val="en-US"/>
+        </w:rPr>
+        <w:t>này</w:t>
+      </w:r>
+      <w:proofErr w:type="spellEnd"/>
+      <w:r>
+        <w:rPr>
+          <w:color w:val="000000" w:themeColor="text1"/>
+          <w:szCs w:val="26"/>
+          <w:lang w:val="en-US"/>
+        </w:rPr>
+        <w:t xml:space="preserve"> </w:t>
+      </w:r>
+      <w:proofErr w:type="spellStart"/>
+      <w:r>
+        <w:rPr>
+          <w:color w:val="000000" w:themeColor="text1"/>
+          <w:szCs w:val="26"/>
+          <w:lang w:val="en-US"/>
+        </w:rPr>
+        <w:t>đưa</w:t>
+      </w:r>
+      <w:proofErr w:type="spellEnd"/>
+      <w:r>
+        <w:rPr>
+          <w:color w:val="000000" w:themeColor="text1"/>
+          <w:szCs w:val="26"/>
+          <w:lang w:val="en-US"/>
+        </w:rPr>
+        <w:t xml:space="preserve"> ra </w:t>
+      </w:r>
+      <w:proofErr w:type="spellStart"/>
+      <w:r>
+        <w:rPr>
+          <w:color w:val="000000" w:themeColor="text1"/>
+          <w:szCs w:val="26"/>
+          <w:lang w:val="en-US"/>
+        </w:rPr>
+        <w:t>các</w:t>
+      </w:r>
+      <w:proofErr w:type="spellEnd"/>
+      <w:r>
+        <w:rPr>
+          <w:color w:val="000000" w:themeColor="text1"/>
+          <w:szCs w:val="26"/>
+          <w:lang w:val="en-US"/>
+        </w:rPr>
+        <w:t xml:space="preserve"> </w:t>
+      </w:r>
+      <w:proofErr w:type="spellStart"/>
+      <w:r>
+        <w:rPr>
+          <w:color w:val="000000" w:themeColor="text1"/>
+          <w:szCs w:val="26"/>
+          <w:lang w:val="en-US"/>
+        </w:rPr>
+        <w:t>nền</w:t>
+      </w:r>
+      <w:proofErr w:type="spellEnd"/>
+      <w:r>
+        <w:rPr>
+          <w:color w:val="000000" w:themeColor="text1"/>
+          <w:szCs w:val="26"/>
+          <w:lang w:val="en-US"/>
+        </w:rPr>
+        <w:t xml:space="preserve"> </w:t>
+      </w:r>
+      <w:proofErr w:type="spellStart"/>
+      <w:r>
+        <w:rPr>
+          <w:color w:val="000000" w:themeColor="text1"/>
+          <w:szCs w:val="26"/>
+          <w:lang w:val="en-US"/>
+        </w:rPr>
+        <w:t>tảng</w:t>
+      </w:r>
+      <w:proofErr w:type="spellEnd"/>
+      <w:r>
+        <w:rPr>
+          <w:color w:val="000000" w:themeColor="text1"/>
+          <w:szCs w:val="26"/>
+          <w:lang w:val="en-US"/>
+        </w:rPr>
+        <w:t xml:space="preserve"> </w:t>
+      </w:r>
+      <w:proofErr w:type="spellStart"/>
+      <w:r>
+        <w:rPr>
+          <w:color w:val="000000" w:themeColor="text1"/>
+          <w:szCs w:val="26"/>
+          <w:lang w:val="en-US"/>
+        </w:rPr>
+        <w:t>cơ</w:t>
+      </w:r>
+      <w:proofErr w:type="spellEnd"/>
+      <w:r>
+        <w:rPr>
+          <w:color w:val="000000" w:themeColor="text1"/>
+          <w:szCs w:val="26"/>
+          <w:lang w:val="en-US"/>
+        </w:rPr>
+        <w:t xml:space="preserve"> </w:t>
+      </w:r>
+      <w:proofErr w:type="spellStart"/>
+      <w:r>
+        <w:rPr>
+          <w:color w:val="000000" w:themeColor="text1"/>
+          <w:szCs w:val="26"/>
+          <w:lang w:val="en-US"/>
+        </w:rPr>
+        <w:t>bản</w:t>
+      </w:r>
+      <w:proofErr w:type="spellEnd"/>
+      <w:r>
+        <w:rPr>
+          <w:color w:val="000000" w:themeColor="text1"/>
+          <w:szCs w:val="26"/>
+          <w:lang w:val="en-US"/>
+        </w:rPr>
+        <w:t xml:space="preserve"> </w:t>
+      </w:r>
+      <w:proofErr w:type="spellStart"/>
+      <w:r>
+        <w:rPr>
           <w:color w:val="000000" w:themeColor="text1"/>
           <w:szCs w:val="26"/>
           <w:lang w:val="en-US"/>
@@ -29375,19 +29913,231 @@
       <w:proofErr w:type="spellEnd"/>
       <w:r>
         <w:rPr>
-          <w:i/>
-          <w:iCs/>
-          <w:color w:val="000000" w:themeColor="text1"/>
-          <w:szCs w:val="26"/>
-          <w:lang w:val="en-US"/>
-        </w:rPr>
-        <w:t xml:space="preserve"> </w:t>
-      </w:r>
-      <w:proofErr w:type="spellStart"/>
-      <w:r>
-        <w:rPr>
-          <w:i/>
-          <w:iCs/>
+          <w:color w:val="000000" w:themeColor="text1"/>
+          <w:szCs w:val="26"/>
+          <w:lang w:val="en-US"/>
+        </w:rPr>
+        <w:t xml:space="preserve"> </w:t>
+      </w:r>
+      <w:proofErr w:type="spellStart"/>
+      <w:r>
+        <w:rPr>
+          <w:color w:val="000000" w:themeColor="text1"/>
+          <w:szCs w:val="26"/>
+          <w:lang w:val="en-US"/>
+        </w:rPr>
+        <w:t>việc</w:t>
+      </w:r>
+      <w:proofErr w:type="spellEnd"/>
+      <w:r>
+        <w:rPr>
+          <w:color w:val="000000" w:themeColor="text1"/>
+          <w:szCs w:val="26"/>
+          <w:lang w:val="en-US"/>
+        </w:rPr>
+        <w:t xml:space="preserve"> </w:t>
+      </w:r>
+      <w:proofErr w:type="spellStart"/>
+      <w:r>
+        <w:rPr>
+          <w:color w:val="000000" w:themeColor="text1"/>
+          <w:szCs w:val="26"/>
+          <w:lang w:val="en-US"/>
+        </w:rPr>
+        <w:t>tích</w:t>
+      </w:r>
+      <w:proofErr w:type="spellEnd"/>
+      <w:r>
+        <w:rPr>
+          <w:color w:val="000000" w:themeColor="text1"/>
+          <w:szCs w:val="26"/>
+          <w:lang w:val="en-US"/>
+        </w:rPr>
+        <w:t xml:space="preserve"> </w:t>
+      </w:r>
+      <w:proofErr w:type="spellStart"/>
+      <w:r>
+        <w:rPr>
+          <w:color w:val="000000" w:themeColor="text1"/>
+          <w:szCs w:val="26"/>
+          <w:lang w:val="en-US"/>
+        </w:rPr>
+        <w:t>hợp</w:t>
+      </w:r>
+      <w:proofErr w:type="spellEnd"/>
+      <w:r>
+        <w:rPr>
+          <w:color w:val="000000" w:themeColor="text1"/>
+          <w:szCs w:val="26"/>
+          <w:lang w:val="en-US"/>
+        </w:rPr>
+        <w:t xml:space="preserve"> camera </w:t>
+      </w:r>
+      <w:proofErr w:type="spellStart"/>
+      <w:r>
+        <w:rPr>
+          <w:color w:val="000000" w:themeColor="text1"/>
+          <w:szCs w:val="26"/>
+          <w:lang w:val="en-US"/>
+        </w:rPr>
+        <w:t>vào</w:t>
+      </w:r>
+      <w:proofErr w:type="spellEnd"/>
+      <w:r>
+        <w:rPr>
+          <w:color w:val="000000" w:themeColor="text1"/>
+          <w:szCs w:val="26"/>
+          <w:lang w:val="en-US"/>
+        </w:rPr>
+        <w:t xml:space="preserve"> </w:t>
+      </w:r>
+      <w:proofErr w:type="spellStart"/>
+      <w:r>
+        <w:rPr>
+          <w:color w:val="000000" w:themeColor="text1"/>
+          <w:szCs w:val="26"/>
+          <w:lang w:val="en-US"/>
+        </w:rPr>
+        <w:t>không</w:t>
+      </w:r>
+      <w:proofErr w:type="spellEnd"/>
+      <w:r>
+        <w:rPr>
+          <w:color w:val="000000" w:themeColor="text1"/>
+          <w:szCs w:val="26"/>
+          <w:lang w:val="en-US"/>
+        </w:rPr>
+        <w:t xml:space="preserve"> </w:t>
+      </w:r>
+      <w:proofErr w:type="spellStart"/>
+      <w:r>
+        <w:rPr>
+          <w:color w:val="000000" w:themeColor="text1"/>
+          <w:szCs w:val="26"/>
+          <w:lang w:val="en-US"/>
+        </w:rPr>
+        <w:t>gian</w:t>
+      </w:r>
+      <w:proofErr w:type="spellEnd"/>
+      <w:r>
+        <w:rPr>
+          <w:color w:val="000000" w:themeColor="text1"/>
+          <w:szCs w:val="26"/>
+          <w:lang w:val="en-US"/>
+        </w:rPr>
+        <w:t xml:space="preserve"> </w:t>
+      </w:r>
+      <w:proofErr w:type="spellStart"/>
+      <w:r>
+        <w:rPr>
+          <w:color w:val="000000" w:themeColor="text1"/>
+          <w:szCs w:val="26"/>
+          <w:lang w:val="en-US"/>
+        </w:rPr>
+        <w:t>làm</w:t>
+      </w:r>
+      <w:proofErr w:type="spellEnd"/>
+      <w:r>
+        <w:rPr>
+          <w:color w:val="000000" w:themeColor="text1"/>
+          <w:szCs w:val="26"/>
+          <w:lang w:val="en-US"/>
+        </w:rPr>
+        <w:t xml:space="preserve"> </w:t>
+      </w:r>
+      <w:proofErr w:type="spellStart"/>
+      <w:r>
+        <w:rPr>
+          <w:color w:val="000000" w:themeColor="text1"/>
+          <w:szCs w:val="26"/>
+          <w:lang w:val="en-US"/>
+        </w:rPr>
+        <w:t>việc</w:t>
+      </w:r>
+      <w:proofErr w:type="spellEnd"/>
+      <w:r>
+        <w:rPr>
+          <w:color w:val="000000" w:themeColor="text1"/>
+          <w:szCs w:val="26"/>
+          <w:lang w:val="en-US"/>
+        </w:rPr>
+        <w:t xml:space="preserve"> </w:t>
+      </w:r>
+      <w:proofErr w:type="spellStart"/>
+      <w:r>
+        <w:rPr>
+          <w:color w:val="000000" w:themeColor="text1"/>
+          <w:szCs w:val="26"/>
+          <w:lang w:val="en-US"/>
+        </w:rPr>
+        <w:t>của</w:t>
+      </w:r>
+      <w:proofErr w:type="spellEnd"/>
+      <w:r>
+        <w:rPr>
+          <w:color w:val="000000" w:themeColor="text1"/>
+          <w:szCs w:val="26"/>
+          <w:lang w:val="en-US"/>
+        </w:rPr>
+        <w:t xml:space="preserve"> robot </w:t>
+      </w:r>
+      <w:proofErr w:type="spellStart"/>
+      <w:r>
+        <w:rPr>
+          <w:color w:val="000000" w:themeColor="text1"/>
+          <w:szCs w:val="26"/>
+          <w:lang w:val="en-US"/>
+        </w:rPr>
+        <w:t>và</w:t>
+      </w:r>
+      <w:proofErr w:type="spellEnd"/>
+      <w:r>
+        <w:rPr>
+          <w:color w:val="000000" w:themeColor="text1"/>
+          <w:szCs w:val="26"/>
+          <w:lang w:val="en-US"/>
+        </w:rPr>
+        <w:t xml:space="preserve"> </w:t>
+      </w:r>
+      <w:proofErr w:type="spellStart"/>
+      <w:r>
+        <w:rPr>
+          <w:color w:val="000000" w:themeColor="text1"/>
+          <w:szCs w:val="26"/>
+          <w:lang w:val="en-US"/>
+        </w:rPr>
+        <w:t>thuật</w:t>
+      </w:r>
+      <w:proofErr w:type="spellEnd"/>
+      <w:r>
+        <w:rPr>
+          <w:color w:val="000000" w:themeColor="text1"/>
+          <w:szCs w:val="26"/>
+          <w:lang w:val="en-US"/>
+        </w:rPr>
+        <w:t xml:space="preserve"> </w:t>
+      </w:r>
+      <w:proofErr w:type="spellStart"/>
+      <w:r>
+        <w:rPr>
+          <w:color w:val="000000" w:themeColor="text1"/>
+          <w:szCs w:val="26"/>
+          <w:lang w:val="en-US"/>
+        </w:rPr>
+        <w:t>toán</w:t>
+      </w:r>
+      <w:proofErr w:type="spellEnd"/>
+      <w:r>
+        <w:rPr>
+          <w:color w:val="000000" w:themeColor="text1"/>
+          <w:szCs w:val="26"/>
+          <w:lang w:val="en-US"/>
+        </w:rPr>
+        <w:t xml:space="preserve"> </w:t>
+      </w:r>
+      <w:proofErr w:type="spellStart"/>
+      <w:r>
+        <w:rPr>
           <w:color w:val="000000" w:themeColor="text1"/>
           <w:szCs w:val="26"/>
           <w:lang w:val="en-US"/>
@@ -29397,576 +30147,19 @@
       <w:proofErr w:type="spellEnd"/>
       <w:r>
         <w:rPr>
-          <w:i/>
-          <w:iCs/>
-          <w:color w:val="000000" w:themeColor="text1"/>
-          <w:szCs w:val="26"/>
-          <w:lang w:val="en-US"/>
-        </w:rPr>
-        <w:t xml:space="preserve"> </w:t>
-      </w:r>
-      <w:proofErr w:type="spellStart"/>
-      <w:r>
-        <w:rPr>
-          <w:i/>
-          <w:iCs/>
-          <w:color w:val="000000" w:themeColor="text1"/>
-          <w:szCs w:val="26"/>
-          <w:lang w:val="en-US"/>
-        </w:rPr>
-        <w:t>loại</w:t>
-      </w:r>
-      <w:proofErr w:type="spellEnd"/>
-      <w:r>
-        <w:rPr>
-          <w:i/>
-          <w:iCs/>
-          <w:color w:val="000000" w:themeColor="text1"/>
-          <w:szCs w:val="26"/>
-          <w:lang w:val="en-US"/>
-        </w:rPr>
-        <w:t xml:space="preserve"> </w:t>
-      </w:r>
-      <w:proofErr w:type="spellStart"/>
-      <w:r>
-        <w:rPr>
-          <w:i/>
-          <w:iCs/>
-          <w:color w:val="000000" w:themeColor="text1"/>
-          <w:szCs w:val="26"/>
-          <w:lang w:val="en-US"/>
-        </w:rPr>
-        <w:t>sữa</w:t>
-      </w:r>
-      <w:proofErr w:type="spellEnd"/>
-      <w:r>
-        <w:rPr>
-          <w:i/>
-          <w:iCs/>
-          <w:color w:val="000000" w:themeColor="text1"/>
-          <w:szCs w:val="26"/>
-          <w:lang w:val="en-US"/>
-        </w:rPr>
-        <w:t xml:space="preserve"> </w:t>
-      </w:r>
-      <w:proofErr w:type="spellStart"/>
-      <w:r>
-        <w:rPr>
-          <w:i/>
-          <w:iCs/>
-          <w:color w:val="000000" w:themeColor="text1"/>
-          <w:szCs w:val="26"/>
-          <w:lang w:val="en-US"/>
-        </w:rPr>
-        <w:t>có</w:t>
-      </w:r>
-      <w:proofErr w:type="spellEnd"/>
-      <w:r>
-        <w:rPr>
-          <w:i/>
-          <w:iCs/>
-          <w:color w:val="000000" w:themeColor="text1"/>
-          <w:szCs w:val="26"/>
-          <w:lang w:val="en-US"/>
-        </w:rPr>
-        <w:t xml:space="preserve"> </w:t>
-      </w:r>
-      <w:proofErr w:type="spellStart"/>
-      <w:r>
-        <w:rPr>
-          <w:i/>
-          <w:iCs/>
-          <w:color w:val="000000" w:themeColor="text1"/>
-          <w:szCs w:val="26"/>
-          <w:lang w:val="en-US"/>
-        </w:rPr>
-        <w:t>xử</w:t>
-      </w:r>
-      <w:proofErr w:type="spellEnd"/>
-      <w:r>
-        <w:rPr>
-          <w:i/>
-          <w:iCs/>
-          <w:color w:val="000000" w:themeColor="text1"/>
-          <w:szCs w:val="26"/>
-          <w:lang w:val="en-US"/>
-        </w:rPr>
-        <w:t xml:space="preserve"> </w:t>
-      </w:r>
-      <w:proofErr w:type="spellStart"/>
-      <w:r>
-        <w:rPr>
-          <w:i/>
-          <w:iCs/>
-          <w:color w:val="000000" w:themeColor="text1"/>
-          <w:szCs w:val="26"/>
-          <w:lang w:val="en-US"/>
-        </w:rPr>
-        <w:t>lý</w:t>
-      </w:r>
-      <w:proofErr w:type="spellEnd"/>
-      <w:r>
-        <w:rPr>
-          <w:i/>
-          <w:iCs/>
-          <w:color w:val="000000" w:themeColor="text1"/>
-          <w:szCs w:val="26"/>
-          <w:lang w:val="en-US"/>
-        </w:rPr>
-        <w:t xml:space="preserve"> </w:t>
-      </w:r>
-      <w:proofErr w:type="spellStart"/>
-      <w:r>
-        <w:rPr>
-          <w:i/>
-          <w:iCs/>
-          <w:color w:val="000000" w:themeColor="text1"/>
-          <w:szCs w:val="26"/>
-          <w:lang w:val="en-US"/>
-        </w:rPr>
-        <w:t>ảnh</w:t>
-      </w:r>
-      <w:proofErr w:type="spellEnd"/>
-      <w:r>
-        <w:rPr>
-          <w:i/>
-          <w:iCs/>
-          <w:color w:val="000000" w:themeColor="text1"/>
-          <w:szCs w:val="26"/>
-          <w:lang w:val="en-US"/>
-        </w:rPr>
-        <w:t>":</w:t>
-      </w:r>
-      <w:r>
-        <w:rPr>
-          <w:color w:val="000000" w:themeColor="text1"/>
-          <w:szCs w:val="26"/>
-          <w:lang w:val="en-US"/>
-        </w:rPr>
-        <w:t xml:space="preserve"> </w:t>
-      </w:r>
-      <w:proofErr w:type="spellStart"/>
-      <w:r>
-        <w:rPr>
-          <w:color w:val="000000" w:themeColor="text1"/>
-          <w:szCs w:val="26"/>
-          <w:lang w:val="en-US"/>
-        </w:rPr>
-        <w:t>Đề</w:t>
-      </w:r>
-      <w:proofErr w:type="spellEnd"/>
-      <w:r>
-        <w:rPr>
-          <w:color w:val="000000" w:themeColor="text1"/>
-          <w:szCs w:val="26"/>
-          <w:lang w:val="en-US"/>
-        </w:rPr>
-        <w:t xml:space="preserve"> </w:t>
-      </w:r>
-      <w:proofErr w:type="spellStart"/>
-      <w:r>
-        <w:rPr>
-          <w:color w:val="000000" w:themeColor="text1"/>
-          <w:szCs w:val="26"/>
-          <w:lang w:val="en-US"/>
-        </w:rPr>
-        <w:t>tài</w:t>
-      </w:r>
-      <w:proofErr w:type="spellEnd"/>
-      <w:r>
-        <w:rPr>
-          <w:color w:val="000000" w:themeColor="text1"/>
-          <w:szCs w:val="26"/>
-          <w:lang w:val="en-US"/>
-        </w:rPr>
-        <w:t xml:space="preserve"> </w:t>
-      </w:r>
-      <w:proofErr w:type="spellStart"/>
-      <w:r>
-        <w:rPr>
-          <w:color w:val="000000" w:themeColor="text1"/>
-          <w:szCs w:val="26"/>
-          <w:lang w:val="en-US"/>
-        </w:rPr>
-        <w:t>này</w:t>
-      </w:r>
-      <w:proofErr w:type="spellEnd"/>
-      <w:r>
-        <w:rPr>
-          <w:color w:val="000000" w:themeColor="text1"/>
-          <w:szCs w:val="26"/>
-          <w:lang w:val="en-US"/>
-        </w:rPr>
-        <w:t xml:space="preserve"> </w:t>
-      </w:r>
-      <w:proofErr w:type="spellStart"/>
-      <w:r>
-        <w:rPr>
-          <w:color w:val="000000" w:themeColor="text1"/>
-          <w:szCs w:val="26"/>
-          <w:lang w:val="en-US"/>
-        </w:rPr>
-        <w:t>đưa</w:t>
-      </w:r>
-      <w:proofErr w:type="spellEnd"/>
-      <w:r>
-        <w:rPr>
-          <w:color w:val="000000" w:themeColor="text1"/>
-          <w:szCs w:val="26"/>
-          <w:lang w:val="en-US"/>
-        </w:rPr>
-        <w:t xml:space="preserve"> ra </w:t>
-      </w:r>
-      <w:proofErr w:type="spellStart"/>
-      <w:r>
-        <w:rPr>
-          <w:color w:val="000000" w:themeColor="text1"/>
-          <w:szCs w:val="26"/>
-          <w:lang w:val="en-US"/>
-        </w:rPr>
-        <w:t>các</w:t>
-      </w:r>
-      <w:proofErr w:type="spellEnd"/>
-      <w:r>
-        <w:rPr>
-          <w:color w:val="000000" w:themeColor="text1"/>
-          <w:szCs w:val="26"/>
-          <w:lang w:val="en-US"/>
-        </w:rPr>
-        <w:t xml:space="preserve"> </w:t>
-      </w:r>
-      <w:proofErr w:type="spellStart"/>
-      <w:r>
-        <w:rPr>
-          <w:color w:val="000000" w:themeColor="text1"/>
-          <w:szCs w:val="26"/>
-          <w:lang w:val="en-US"/>
-        </w:rPr>
-        <w:t>nền</w:t>
-      </w:r>
-      <w:proofErr w:type="spellEnd"/>
-      <w:r>
-        <w:rPr>
-          <w:color w:val="000000" w:themeColor="text1"/>
-          <w:szCs w:val="26"/>
-          <w:lang w:val="en-US"/>
-        </w:rPr>
-        <w:t xml:space="preserve"> </w:t>
-      </w:r>
-      <w:proofErr w:type="spellStart"/>
-      <w:r>
-        <w:rPr>
-          <w:color w:val="000000" w:themeColor="text1"/>
-          <w:szCs w:val="26"/>
-          <w:lang w:val="en-US"/>
-        </w:rPr>
-        <w:t>tảng</w:t>
-      </w:r>
-      <w:proofErr w:type="spellEnd"/>
-      <w:r>
-        <w:rPr>
-          <w:color w:val="000000" w:themeColor="text1"/>
-          <w:szCs w:val="26"/>
-          <w:lang w:val="en-US"/>
-        </w:rPr>
-        <w:t xml:space="preserve"> </w:t>
-      </w:r>
-      <w:proofErr w:type="spellStart"/>
-      <w:r>
-        <w:rPr>
-          <w:color w:val="000000" w:themeColor="text1"/>
-          <w:szCs w:val="26"/>
-          <w:lang w:val="en-US"/>
-        </w:rPr>
-        <w:t>cơ</w:t>
-      </w:r>
-      <w:proofErr w:type="spellEnd"/>
-      <w:r>
-        <w:rPr>
-          <w:color w:val="000000" w:themeColor="text1"/>
-          <w:szCs w:val="26"/>
-          <w:lang w:val="en-US"/>
-        </w:rPr>
-        <w:t xml:space="preserve"> </w:t>
-      </w:r>
-      <w:proofErr w:type="spellStart"/>
-      <w:r>
-        <w:rPr>
-          <w:color w:val="000000" w:themeColor="text1"/>
-          <w:szCs w:val="26"/>
-          <w:lang w:val="en-US"/>
-        </w:rPr>
-        <w:t>bản</w:t>
-      </w:r>
-      <w:proofErr w:type="spellEnd"/>
-      <w:r>
-        <w:rPr>
-          <w:color w:val="000000" w:themeColor="text1"/>
-          <w:szCs w:val="26"/>
-          <w:lang w:val="en-US"/>
-        </w:rPr>
-        <w:t xml:space="preserve"> </w:t>
-      </w:r>
-      <w:proofErr w:type="spellStart"/>
-      <w:r>
-        <w:rPr>
-          <w:color w:val="000000" w:themeColor="text1"/>
-          <w:szCs w:val="26"/>
-          <w:lang w:val="en-US"/>
-        </w:rPr>
-        <w:t>trong</w:t>
-      </w:r>
-      <w:proofErr w:type="spellEnd"/>
-      <w:r>
-        <w:rPr>
-          <w:color w:val="000000" w:themeColor="text1"/>
-          <w:szCs w:val="26"/>
-          <w:lang w:val="en-US"/>
-        </w:rPr>
-        <w:t xml:space="preserve"> </w:t>
-      </w:r>
-      <w:proofErr w:type="spellStart"/>
-      <w:r>
-        <w:rPr>
-          <w:color w:val="000000" w:themeColor="text1"/>
-          <w:szCs w:val="26"/>
-          <w:lang w:val="en-US"/>
-        </w:rPr>
-        <w:t>việc</w:t>
-      </w:r>
-      <w:proofErr w:type="spellEnd"/>
-      <w:r>
-        <w:rPr>
-          <w:color w:val="000000" w:themeColor="text1"/>
-          <w:szCs w:val="26"/>
-          <w:lang w:val="en-US"/>
-        </w:rPr>
-        <w:t xml:space="preserve"> </w:t>
-      </w:r>
-      <w:proofErr w:type="spellStart"/>
-      <w:r>
-        <w:rPr>
-          <w:color w:val="000000" w:themeColor="text1"/>
-          <w:szCs w:val="26"/>
-          <w:lang w:val="en-US"/>
-        </w:rPr>
-        <w:t>tích</w:t>
-      </w:r>
-      <w:proofErr w:type="spellEnd"/>
-      <w:r>
-        <w:rPr>
-          <w:color w:val="000000" w:themeColor="text1"/>
-          <w:szCs w:val="26"/>
-          <w:lang w:val="en-US"/>
-        </w:rPr>
-        <w:t xml:space="preserve"> </w:t>
-      </w:r>
-      <w:proofErr w:type="spellStart"/>
-      <w:r>
-        <w:rPr>
-          <w:color w:val="000000" w:themeColor="text1"/>
-          <w:szCs w:val="26"/>
-          <w:lang w:val="en-US"/>
-        </w:rPr>
-        <w:t>hợp</w:t>
-      </w:r>
-      <w:proofErr w:type="spellEnd"/>
-      <w:r>
-        <w:rPr>
-          <w:color w:val="000000" w:themeColor="text1"/>
-          <w:szCs w:val="26"/>
-          <w:lang w:val="en-US"/>
-        </w:rPr>
-        <w:t xml:space="preserve"> camera </w:t>
-      </w:r>
-      <w:proofErr w:type="spellStart"/>
-      <w:r>
-        <w:rPr>
-          <w:color w:val="000000" w:themeColor="text1"/>
-          <w:szCs w:val="26"/>
-          <w:lang w:val="en-US"/>
-        </w:rPr>
-        <w:t>vào</w:t>
-      </w:r>
-      <w:proofErr w:type="spellEnd"/>
-      <w:r>
-        <w:rPr>
-          <w:color w:val="000000" w:themeColor="text1"/>
-          <w:szCs w:val="26"/>
-          <w:lang w:val="en-US"/>
-        </w:rPr>
-        <w:t xml:space="preserve"> </w:t>
-      </w:r>
-      <w:proofErr w:type="spellStart"/>
-      <w:r>
-        <w:rPr>
-          <w:color w:val="000000" w:themeColor="text1"/>
-          <w:szCs w:val="26"/>
-          <w:lang w:val="en-US"/>
-        </w:rPr>
-        <w:t>không</w:t>
-      </w:r>
-      <w:proofErr w:type="spellEnd"/>
-      <w:r>
-        <w:rPr>
-          <w:color w:val="000000" w:themeColor="text1"/>
-          <w:szCs w:val="26"/>
-          <w:lang w:val="en-US"/>
-        </w:rPr>
-        <w:t xml:space="preserve"> </w:t>
-      </w:r>
-      <w:proofErr w:type="spellStart"/>
-      <w:r>
-        <w:rPr>
-          <w:color w:val="000000" w:themeColor="text1"/>
-          <w:szCs w:val="26"/>
-          <w:lang w:val="en-US"/>
-        </w:rPr>
-        <w:t>gian</w:t>
-      </w:r>
-      <w:proofErr w:type="spellEnd"/>
-      <w:r>
-        <w:rPr>
-          <w:color w:val="000000" w:themeColor="text1"/>
-          <w:szCs w:val="26"/>
-          <w:lang w:val="en-US"/>
-        </w:rPr>
-        <w:t xml:space="preserve"> </w:t>
-      </w:r>
-      <w:proofErr w:type="spellStart"/>
-      <w:r>
-        <w:rPr>
-          <w:color w:val="000000" w:themeColor="text1"/>
-          <w:szCs w:val="26"/>
-          <w:lang w:val="en-US"/>
-        </w:rPr>
-        <w:t>làm</w:t>
-      </w:r>
-      <w:proofErr w:type="spellEnd"/>
-      <w:r>
-        <w:rPr>
-          <w:color w:val="000000" w:themeColor="text1"/>
-          <w:szCs w:val="26"/>
-          <w:lang w:val="en-US"/>
-        </w:rPr>
-        <w:t xml:space="preserve"> </w:t>
-      </w:r>
-      <w:proofErr w:type="spellStart"/>
-      <w:r>
-        <w:rPr>
-          <w:color w:val="000000" w:themeColor="text1"/>
-          <w:szCs w:val="26"/>
-          <w:lang w:val="en-US"/>
-        </w:rPr>
-        <w:t>việc</w:t>
-      </w:r>
-      <w:proofErr w:type="spellEnd"/>
-      <w:r>
-        <w:rPr>
-          <w:color w:val="000000" w:themeColor="text1"/>
-          <w:szCs w:val="26"/>
-          <w:lang w:val="en-US"/>
-        </w:rPr>
-        <w:t xml:space="preserve"> </w:t>
-      </w:r>
-      <w:proofErr w:type="spellStart"/>
-      <w:r>
-        <w:rPr>
-          <w:color w:val="000000" w:themeColor="text1"/>
-          <w:szCs w:val="26"/>
-          <w:lang w:val="en-US"/>
-        </w:rPr>
-        <w:t>của</w:t>
-      </w:r>
-      <w:proofErr w:type="spellEnd"/>
-      <w:r>
-        <w:rPr>
-          <w:color w:val="000000" w:themeColor="text1"/>
-          <w:szCs w:val="26"/>
-          <w:lang w:val="en-US"/>
-        </w:rPr>
-        <w:t xml:space="preserve"> robot </w:t>
-      </w:r>
-      <w:proofErr w:type="spellStart"/>
-      <w:r>
-        <w:rPr>
-          <w:color w:val="000000" w:themeColor="text1"/>
-          <w:szCs w:val="26"/>
-          <w:lang w:val="en-US"/>
-        </w:rPr>
-        <w:t>và</w:t>
-      </w:r>
-      <w:proofErr w:type="spellEnd"/>
-      <w:r>
-        <w:rPr>
-          <w:color w:val="000000" w:themeColor="text1"/>
-          <w:szCs w:val="26"/>
-          <w:lang w:val="en-US"/>
-        </w:rPr>
-        <w:t xml:space="preserve"> </w:t>
-      </w:r>
-      <w:proofErr w:type="spellStart"/>
-      <w:r>
-        <w:rPr>
-          <w:color w:val="000000" w:themeColor="text1"/>
-          <w:szCs w:val="26"/>
-          <w:lang w:val="en-US"/>
-        </w:rPr>
-        <w:t>thuật</w:t>
-      </w:r>
-      <w:proofErr w:type="spellEnd"/>
-      <w:r>
-        <w:rPr>
-          <w:color w:val="000000" w:themeColor="text1"/>
-          <w:szCs w:val="26"/>
-          <w:lang w:val="en-US"/>
-        </w:rPr>
-        <w:t xml:space="preserve"> </w:t>
-      </w:r>
-      <w:proofErr w:type="spellStart"/>
-      <w:r>
-        <w:rPr>
-          <w:color w:val="000000" w:themeColor="text1"/>
-          <w:szCs w:val="26"/>
-          <w:lang w:val="en-US"/>
-        </w:rPr>
-        <w:t>toán</w:t>
-      </w:r>
-      <w:proofErr w:type="spellEnd"/>
-      <w:r>
-        <w:rPr>
-          <w:color w:val="000000" w:themeColor="text1"/>
-          <w:szCs w:val="26"/>
-          <w:lang w:val="en-US"/>
-        </w:rPr>
-        <w:t xml:space="preserve"> </w:t>
-      </w:r>
-      <w:proofErr w:type="spellStart"/>
-      <w:r>
-        <w:rPr>
-          <w:color w:val="000000" w:themeColor="text1"/>
-          <w:szCs w:val="26"/>
-          <w:lang w:val="en-US"/>
-        </w:rPr>
-        <w:t>phân</w:t>
-      </w:r>
-      <w:proofErr w:type="spellEnd"/>
-      <w:r>
-        <w:rPr>
-          <w:color w:val="000000" w:themeColor="text1"/>
-          <w:szCs w:val="26"/>
-          <w:lang w:val="en-US"/>
-        </w:rPr>
-        <w:t xml:space="preserve"> </w:t>
-      </w:r>
-      <w:proofErr w:type="spellStart"/>
-      <w:r>
-        <w:rPr>
-          <w:color w:val="000000" w:themeColor="text1"/>
-          <w:szCs w:val="26"/>
-          <w:lang w:val="en-US"/>
-        </w:rPr>
-        <w:lastRenderedPageBreak/>
+          <w:color w:val="000000" w:themeColor="text1"/>
+          <w:szCs w:val="26"/>
+          <w:lang w:val="en-US"/>
+        </w:rPr>
+        <w:t xml:space="preserve"> </w:t>
+      </w:r>
+      <w:proofErr w:type="spellStart"/>
+      <w:r>
+        <w:rPr>
+          <w:color w:val="000000" w:themeColor="text1"/>
+          <w:szCs w:val="26"/>
+          <w:lang w:val="en-US"/>
+        </w:rPr>
         <w:t>loại</w:t>
       </w:r>
       <w:proofErr w:type="spellEnd"/>
@@ -32498,7 +32691,7 @@
     </w:p>
     <w:p>
       <w:pPr>
-        <w:spacing w:line="360" w:lineRule="auto"/>
+        <w:spacing w:after="0" w:line="360" w:lineRule="auto"/>
         <w:ind w:firstLine="567"/>
         <w:jc w:val="both"/>
         <w:rPr>
@@ -32586,6 +32779,560 @@
           <w:bCs/>
           <w:szCs w:val="26"/>
         </w:rPr>
+        <w:t>tồn</w:t>
+      </w:r>
+      <w:proofErr w:type="spellEnd"/>
+      <w:r>
+        <w:rPr>
+          <w:rFonts w:cs="Times New Roman"/>
+          <w:bCs/>
+          <w:szCs w:val="26"/>
+        </w:rPr>
+        <w:t xml:space="preserve"> </w:t>
+      </w:r>
+      <w:proofErr w:type="spellStart"/>
+      <w:r>
+        <w:rPr>
+          <w:rFonts w:cs="Times New Roman"/>
+          <w:bCs/>
+          <w:szCs w:val="26"/>
+        </w:rPr>
+        <w:t>tại</w:t>
+      </w:r>
+      <w:proofErr w:type="spellEnd"/>
+      <w:r>
+        <w:rPr>
+          <w:rFonts w:cs="Times New Roman"/>
+          <w:bCs/>
+          <w:szCs w:val="26"/>
+        </w:rPr>
+        <w:t xml:space="preserve"> </w:t>
+      </w:r>
+      <w:proofErr w:type="spellStart"/>
+      <w:r>
+        <w:rPr>
+          <w:rFonts w:cs="Times New Roman"/>
+          <w:bCs/>
+          <w:szCs w:val="26"/>
+        </w:rPr>
+        <w:t>trước</w:t>
+      </w:r>
+      <w:proofErr w:type="spellEnd"/>
+      <w:r>
+        <w:rPr>
+          <w:rFonts w:cs="Times New Roman"/>
+          <w:bCs/>
+          <w:szCs w:val="26"/>
+        </w:rPr>
+        <w:t xml:space="preserve"> </w:t>
+      </w:r>
+      <w:proofErr w:type="spellStart"/>
+      <w:r>
+        <w:rPr>
+          <w:rFonts w:cs="Times New Roman"/>
+          <w:bCs/>
+          <w:szCs w:val="26"/>
+        </w:rPr>
+        <w:t>đó</w:t>
+      </w:r>
+      <w:proofErr w:type="spellEnd"/>
+    </w:p>
+    <w:p>
+      <w:pPr>
+        <w:spacing w:after="0" w:line="360" w:lineRule="auto"/>
+        <w:ind w:firstLine="567"/>
+        <w:jc w:val="both"/>
+        <w:rPr>
+          <w:rFonts w:cs="Times New Roman"/>
+          <w:bCs/>
+          <w:szCs w:val="26"/>
+        </w:rPr>
+      </w:pPr>
+      <w:proofErr w:type="spellStart"/>
+      <w:r>
+        <w:rPr>
+          <w:rFonts w:cs="Times New Roman"/>
+          <w:bCs/>
+          <w:szCs w:val="26"/>
+        </w:rPr>
+        <w:t>Ứ</w:t>
+      </w:r>
+      <w:r>
+        <w:rPr>
+          <w:rFonts w:cs="Times New Roman"/>
+          <w:bCs/>
+          <w:szCs w:val="26"/>
+        </w:rPr>
+        <w:t>ng</w:t>
+      </w:r>
+      <w:proofErr w:type="spellEnd"/>
+      <w:r>
+        <w:rPr>
+          <w:rFonts w:cs="Times New Roman"/>
+          <w:bCs/>
+          <w:szCs w:val="26"/>
+        </w:rPr>
+        <w:t xml:space="preserve"> </w:t>
+      </w:r>
+      <w:proofErr w:type="spellStart"/>
+      <w:r>
+        <w:rPr>
+          <w:rFonts w:cs="Times New Roman"/>
+          <w:bCs/>
+          <w:szCs w:val="26"/>
+        </w:rPr>
+        <w:t>dụng</w:t>
+      </w:r>
+      <w:proofErr w:type="spellEnd"/>
+      <w:r>
+        <w:rPr>
+          <w:rFonts w:cs="Times New Roman"/>
+          <w:bCs/>
+          <w:szCs w:val="26"/>
+        </w:rPr>
+        <w:t xml:space="preserve"> </w:t>
+      </w:r>
+      <w:proofErr w:type="spellStart"/>
+      <w:r>
+        <w:rPr>
+          <w:rFonts w:cs="Times New Roman"/>
+          <w:bCs/>
+          <w:szCs w:val="26"/>
+        </w:rPr>
+        <w:t>công</w:t>
+      </w:r>
+      <w:proofErr w:type="spellEnd"/>
+      <w:r>
+        <w:rPr>
+          <w:rFonts w:cs="Times New Roman"/>
+          <w:bCs/>
+          <w:szCs w:val="26"/>
+        </w:rPr>
+        <w:t xml:space="preserve"> </w:t>
+      </w:r>
+      <w:proofErr w:type="spellStart"/>
+      <w:r>
+        <w:rPr>
+          <w:rFonts w:cs="Times New Roman"/>
+          <w:bCs/>
+          <w:szCs w:val="26"/>
+        </w:rPr>
+        <w:t>nghệ</w:t>
+      </w:r>
+      <w:proofErr w:type="spellEnd"/>
+      <w:r>
+        <w:rPr>
+          <w:rFonts w:cs="Times New Roman"/>
+          <w:bCs/>
+          <w:szCs w:val="26"/>
+        </w:rPr>
+        <w:t xml:space="preserve"> </w:t>
+      </w:r>
+      <w:proofErr w:type="spellStart"/>
+      <w:r>
+        <w:rPr>
+          <w:rFonts w:cs="Times New Roman"/>
+          <w:bCs/>
+          <w:szCs w:val="26"/>
+        </w:rPr>
+        <w:t>thị</w:t>
+      </w:r>
+      <w:proofErr w:type="spellEnd"/>
+      <w:r>
+        <w:rPr>
+          <w:rFonts w:cs="Times New Roman"/>
+          <w:bCs/>
+          <w:szCs w:val="26"/>
+        </w:rPr>
+        <w:t xml:space="preserve"> </w:t>
+      </w:r>
+      <w:proofErr w:type="spellStart"/>
+      <w:r>
+        <w:rPr>
+          <w:rFonts w:cs="Times New Roman"/>
+          <w:bCs/>
+          <w:szCs w:val="26"/>
+        </w:rPr>
+        <w:t>giác</w:t>
+      </w:r>
+      <w:proofErr w:type="spellEnd"/>
+      <w:r>
+        <w:rPr>
+          <w:rFonts w:cs="Times New Roman"/>
+          <w:bCs/>
+          <w:szCs w:val="26"/>
+        </w:rPr>
+        <w:t xml:space="preserve"> </w:t>
+      </w:r>
+      <w:proofErr w:type="spellStart"/>
+      <w:r>
+        <w:rPr>
+          <w:rFonts w:cs="Times New Roman"/>
+          <w:bCs/>
+          <w:szCs w:val="26"/>
+        </w:rPr>
+        <w:t>máy</w:t>
+      </w:r>
+      <w:proofErr w:type="spellEnd"/>
+      <w:r>
+        <w:rPr>
+          <w:rFonts w:cs="Times New Roman"/>
+          <w:bCs/>
+          <w:szCs w:val="26"/>
+        </w:rPr>
+        <w:t xml:space="preserve"> </w:t>
+      </w:r>
+      <w:proofErr w:type="spellStart"/>
+      <w:r>
+        <w:rPr>
+          <w:rFonts w:cs="Times New Roman"/>
+          <w:bCs/>
+          <w:szCs w:val="26"/>
+        </w:rPr>
+        <w:t>tính</w:t>
+      </w:r>
+      <w:proofErr w:type="spellEnd"/>
+      <w:r>
+        <w:rPr>
+          <w:rFonts w:cs="Times New Roman"/>
+          <w:bCs/>
+          <w:szCs w:val="26"/>
+        </w:rPr>
+        <w:t xml:space="preserve"> (Computer Vision) </w:t>
+      </w:r>
+      <w:proofErr w:type="spellStart"/>
+      <w:r>
+        <w:rPr>
+          <w:rFonts w:cs="Times New Roman"/>
+          <w:bCs/>
+          <w:szCs w:val="26"/>
+        </w:rPr>
+        <w:t>trong</w:t>
+      </w:r>
+      <w:proofErr w:type="spellEnd"/>
+      <w:r>
+        <w:rPr>
+          <w:rFonts w:cs="Times New Roman"/>
+          <w:bCs/>
+          <w:szCs w:val="26"/>
+        </w:rPr>
+        <w:t xml:space="preserve"> </w:t>
+      </w:r>
+      <w:proofErr w:type="spellStart"/>
+      <w:r>
+        <w:rPr>
+          <w:rFonts w:cs="Times New Roman"/>
+          <w:bCs/>
+          <w:szCs w:val="26"/>
+        </w:rPr>
+        <w:t>lĩnh</w:t>
+      </w:r>
+      <w:proofErr w:type="spellEnd"/>
+      <w:r>
+        <w:rPr>
+          <w:rFonts w:cs="Times New Roman"/>
+          <w:bCs/>
+          <w:szCs w:val="26"/>
+        </w:rPr>
+        <w:t xml:space="preserve"> </w:t>
+      </w:r>
+      <w:proofErr w:type="spellStart"/>
+      <w:r>
+        <w:rPr>
+          <w:rFonts w:cs="Times New Roman"/>
+          <w:bCs/>
+          <w:szCs w:val="26"/>
+        </w:rPr>
+        <w:t>vực</w:t>
+      </w:r>
+      <w:proofErr w:type="spellEnd"/>
+      <w:r>
+        <w:rPr>
+          <w:rFonts w:cs="Times New Roman"/>
+          <w:bCs/>
+          <w:szCs w:val="26"/>
+        </w:rPr>
+        <w:t xml:space="preserve"> </w:t>
+      </w:r>
+      <w:proofErr w:type="spellStart"/>
+      <w:r>
+        <w:rPr>
+          <w:rFonts w:cs="Times New Roman"/>
+          <w:bCs/>
+          <w:szCs w:val="26"/>
+        </w:rPr>
+        <w:t>tự</w:t>
+      </w:r>
+      <w:proofErr w:type="spellEnd"/>
+      <w:r>
+        <w:rPr>
+          <w:rFonts w:cs="Times New Roman"/>
+          <w:bCs/>
+          <w:szCs w:val="26"/>
+        </w:rPr>
+        <w:t xml:space="preserve"> </w:t>
+      </w:r>
+      <w:proofErr w:type="spellStart"/>
+      <w:r>
+        <w:rPr>
+          <w:rFonts w:cs="Times New Roman"/>
+          <w:bCs/>
+          <w:szCs w:val="26"/>
+        </w:rPr>
+        <w:t>động</w:t>
+      </w:r>
+      <w:proofErr w:type="spellEnd"/>
+      <w:r>
+        <w:rPr>
+          <w:rFonts w:cs="Times New Roman"/>
+          <w:bCs/>
+          <w:szCs w:val="26"/>
+        </w:rPr>
+        <w:t xml:space="preserve"> </w:t>
+      </w:r>
+      <w:proofErr w:type="spellStart"/>
+      <w:r>
+        <w:rPr>
+          <w:rFonts w:cs="Times New Roman"/>
+          <w:bCs/>
+          <w:szCs w:val="26"/>
+        </w:rPr>
+        <w:t>hóa</w:t>
+      </w:r>
+      <w:proofErr w:type="spellEnd"/>
+      <w:r>
+        <w:rPr>
+          <w:rFonts w:cs="Times New Roman"/>
+          <w:bCs/>
+          <w:szCs w:val="26"/>
+        </w:rPr>
+        <w:t xml:space="preserve"> </w:t>
+      </w:r>
+      <w:proofErr w:type="spellStart"/>
+      <w:r>
+        <w:rPr>
+          <w:rFonts w:cs="Times New Roman"/>
+          <w:bCs/>
+          <w:szCs w:val="26"/>
+        </w:rPr>
+        <w:t>công</w:t>
+      </w:r>
+      <w:proofErr w:type="spellEnd"/>
+      <w:r>
+        <w:rPr>
+          <w:rFonts w:cs="Times New Roman"/>
+          <w:bCs/>
+          <w:szCs w:val="26"/>
+        </w:rPr>
+        <w:t xml:space="preserve"> </w:t>
+      </w:r>
+      <w:proofErr w:type="spellStart"/>
+      <w:r>
+        <w:rPr>
+          <w:rFonts w:cs="Times New Roman"/>
+          <w:bCs/>
+          <w:szCs w:val="26"/>
+        </w:rPr>
+        <w:t>nghiệp</w:t>
+      </w:r>
+      <w:proofErr w:type="spellEnd"/>
+      <w:r>
+        <w:rPr>
+          <w:rFonts w:cs="Times New Roman"/>
+          <w:bCs/>
+          <w:szCs w:val="26"/>
+        </w:rPr>
+        <w:t>.</w:t>
+      </w:r>
+    </w:p>
+    <w:p>
+      <w:pPr>
+        <w:spacing w:after="0" w:line="360" w:lineRule="auto"/>
+        <w:ind w:firstLine="567"/>
+        <w:jc w:val="both"/>
+        <w:rPr>
+          <w:rFonts w:cs="Times New Roman"/>
+          <w:bCs/>
+          <w:szCs w:val="26"/>
+        </w:rPr>
+      </w:pPr>
+      <w:r>
+        <w:rPr>
+          <w:rFonts w:cs="Times New Roman"/>
+          <w:bCs/>
+          <w:szCs w:val="26"/>
+        </w:rPr>
+        <w:t xml:space="preserve">Vi </w:t>
+      </w:r>
+      <w:proofErr w:type="spellStart"/>
+      <w:r>
+        <w:rPr>
+          <w:rFonts w:cs="Times New Roman"/>
+          <w:bCs/>
+          <w:szCs w:val="26"/>
+        </w:rPr>
+        <w:t>điều</w:t>
+      </w:r>
+      <w:proofErr w:type="spellEnd"/>
+      <w:r>
+        <w:rPr>
+          <w:rFonts w:cs="Times New Roman"/>
+          <w:bCs/>
+          <w:szCs w:val="26"/>
+        </w:rPr>
+        <w:t xml:space="preserve"> </w:t>
+      </w:r>
+      <w:proofErr w:type="spellStart"/>
+      <w:r>
+        <w:rPr>
+          <w:rFonts w:cs="Times New Roman"/>
+          <w:bCs/>
+          <w:szCs w:val="26"/>
+        </w:rPr>
+        <w:t>khiển</w:t>
+      </w:r>
+      <w:proofErr w:type="spellEnd"/>
+      <w:r>
+        <w:rPr>
+          <w:rFonts w:cs="Times New Roman"/>
+          <w:bCs/>
+          <w:szCs w:val="26"/>
+        </w:rPr>
+        <w:t xml:space="preserve"> STM32 </w:t>
+      </w:r>
+      <w:proofErr w:type="spellStart"/>
+      <w:r>
+        <w:rPr>
+          <w:rFonts w:cs="Times New Roman"/>
+          <w:bCs/>
+          <w:szCs w:val="26"/>
+        </w:rPr>
+        <w:t>có</w:t>
+      </w:r>
+      <w:proofErr w:type="spellEnd"/>
+      <w:r>
+        <w:rPr>
+          <w:rFonts w:cs="Times New Roman"/>
+          <w:bCs/>
+          <w:szCs w:val="26"/>
+        </w:rPr>
+        <w:t xml:space="preserve"> </w:t>
+      </w:r>
+      <w:proofErr w:type="spellStart"/>
+      <w:r>
+        <w:rPr>
+          <w:rFonts w:cs="Times New Roman"/>
+          <w:bCs/>
+          <w:szCs w:val="26"/>
+        </w:rPr>
+        <w:t>thế</w:t>
+      </w:r>
+      <w:proofErr w:type="spellEnd"/>
+      <w:r>
+        <w:rPr>
+          <w:rFonts w:cs="Times New Roman"/>
+          <w:bCs/>
+          <w:szCs w:val="26"/>
+        </w:rPr>
+        <w:t xml:space="preserve"> </w:t>
+      </w:r>
+      <w:proofErr w:type="spellStart"/>
+      <w:r>
+        <w:rPr>
+          <w:rFonts w:cs="Times New Roman"/>
+          <w:bCs/>
+          <w:szCs w:val="26"/>
+        </w:rPr>
+        <w:t>mạnh</w:t>
+      </w:r>
+      <w:proofErr w:type="spellEnd"/>
+      <w:r>
+        <w:rPr>
+          <w:rFonts w:cs="Times New Roman"/>
+          <w:bCs/>
+          <w:szCs w:val="26"/>
+        </w:rPr>
+        <w:t xml:space="preserve"> </w:t>
+      </w:r>
+      <w:proofErr w:type="spellStart"/>
+      <w:r>
+        <w:rPr>
+          <w:rFonts w:cs="Times New Roman"/>
+          <w:bCs/>
+          <w:szCs w:val="26"/>
+        </w:rPr>
+        <w:t>điều</w:t>
+      </w:r>
+      <w:proofErr w:type="spellEnd"/>
+      <w:r>
+        <w:rPr>
+          <w:rFonts w:cs="Times New Roman"/>
+          <w:bCs/>
+          <w:szCs w:val="26"/>
+        </w:rPr>
+        <w:t xml:space="preserve"> </w:t>
+      </w:r>
+      <w:proofErr w:type="spellStart"/>
+      <w:r>
+        <w:rPr>
+          <w:rFonts w:cs="Times New Roman"/>
+          <w:bCs/>
+          <w:szCs w:val="26"/>
+        </w:rPr>
+        <w:t>khiển</w:t>
+      </w:r>
+      <w:proofErr w:type="spellEnd"/>
+      <w:r>
+        <w:rPr>
+          <w:rFonts w:cs="Times New Roman"/>
+          <w:bCs/>
+          <w:szCs w:val="26"/>
+        </w:rPr>
+        <w:t xml:space="preserve"> </w:t>
+      </w:r>
+      <w:proofErr w:type="spellStart"/>
+      <w:r>
+        <w:rPr>
+          <w:rFonts w:cs="Times New Roman"/>
+          <w:bCs/>
+          <w:szCs w:val="26"/>
+        </w:rPr>
+        <w:t>xung</w:t>
+      </w:r>
+      <w:proofErr w:type="spellEnd"/>
+      <w:r>
+        <w:rPr>
+          <w:rFonts w:cs="Times New Roman"/>
+          <w:bCs/>
+          <w:szCs w:val="26"/>
+        </w:rPr>
+        <w:t xml:space="preserve"> </w:t>
+      </w:r>
+      <w:proofErr w:type="spellStart"/>
+      <w:r>
+        <w:rPr>
+          <w:rFonts w:cs="Times New Roman"/>
+          <w:bCs/>
+          <w:szCs w:val="26"/>
+        </w:rPr>
+        <w:t>mượt</w:t>
+      </w:r>
+      <w:proofErr w:type="spellEnd"/>
+      <w:r>
+        <w:rPr>
+          <w:rFonts w:cs="Times New Roman"/>
+          <w:bCs/>
+          <w:szCs w:val="26"/>
+        </w:rPr>
+        <w:t xml:space="preserve"> </w:t>
+      </w:r>
+      <w:proofErr w:type="spellStart"/>
+      <w:r>
+        <w:rPr>
+          <w:rFonts w:cs="Times New Roman"/>
+          <w:bCs/>
+          <w:szCs w:val="26"/>
+        </w:rPr>
         <w:t>và</w:t>
       </w:r>
       <w:proofErr w:type="spellEnd"/>
@@ -32604,7 +33351,7 @@
           <w:bCs/>
           <w:szCs w:val="26"/>
         </w:rPr>
-        <w:t>ứng</w:t>
+        <w:t>mạnh</w:t>
       </w:r>
       <w:proofErr w:type="spellEnd"/>
       <w:r>
@@ -32613,7 +33360,7 @@
           <w:bCs/>
           <w:szCs w:val="26"/>
         </w:rPr>
-        <w:t xml:space="preserve"> </w:t>
+        <w:t xml:space="preserve">, </w:t>
       </w:r>
       <w:proofErr w:type="spellStart"/>
       <w:r>
@@ -32622,7 +33369,7 @@
           <w:bCs/>
           <w:szCs w:val="26"/>
         </w:rPr>
-        <w:t>dụng</w:t>
+        <w:t>với</w:t>
       </w:r>
       <w:proofErr w:type="spellEnd"/>
       <w:r>
@@ -32640,7 +33387,7 @@
           <w:bCs/>
           <w:szCs w:val="26"/>
         </w:rPr>
-        <w:t>công</w:t>
+        <w:t>tần</w:t>
       </w:r>
       <w:proofErr w:type="spellEnd"/>
       <w:r>
@@ -32658,7 +33405,7 @@
           <w:bCs/>
           <w:szCs w:val="26"/>
         </w:rPr>
-        <w:t>nghệ</w:t>
+        <w:t>số</w:t>
       </w:r>
       <w:proofErr w:type="spellEnd"/>
       <w:r>
@@ -32667,25 +33414,27 @@
           <w:bCs/>
           <w:szCs w:val="26"/>
         </w:rPr>
-        <w:t xml:space="preserve"> </w:t>
-      </w:r>
-      <w:proofErr w:type="spellStart"/>
-      <w:r>
+        <w:t xml:space="preserve"> 72MHz. </w:t>
+      </w:r>
+    </w:p>
+    <w:p>
+      <w:pPr>
+        <w:spacing w:after="0" w:line="360" w:lineRule="auto"/>
+        <w:ind w:firstLine="567"/>
+        <w:jc w:val="both"/>
         <w:rPr>
           <w:rFonts w:cs="Times New Roman"/>
           <w:bCs/>
           <w:szCs w:val="26"/>
         </w:rPr>
-        <w:t>thị</w:t>
-      </w:r>
-      <w:proofErr w:type="spellEnd"/>
+      </w:pPr>
       <w:r>
         <w:rPr>
           <w:rFonts w:cs="Times New Roman"/>
           <w:bCs/>
           <w:szCs w:val="26"/>
         </w:rPr>
-        <w:t xml:space="preserve"> </w:t>
+        <w:t xml:space="preserve">Camera </w:t>
       </w:r>
       <w:proofErr w:type="spellStart"/>
       <w:r>
@@ -32694,7 +33443,7 @@
           <w:bCs/>
           <w:szCs w:val="26"/>
         </w:rPr>
-        <w:t>giác</w:t>
+        <w:t>phù</w:t>
       </w:r>
       <w:proofErr w:type="spellEnd"/>
       <w:r>
@@ -32712,7 +33461,7 @@
           <w:bCs/>
           <w:szCs w:val="26"/>
         </w:rPr>
-        <w:t>máy</w:t>
+        <w:t>hợp</w:t>
       </w:r>
       <w:proofErr w:type="spellEnd"/>
       <w:r>
@@ -32730,7 +33479,7 @@
           <w:bCs/>
           <w:szCs w:val="26"/>
         </w:rPr>
-        <w:t>tính</w:t>
+        <w:t>với</w:t>
       </w:r>
       <w:proofErr w:type="spellEnd"/>
       <w:r>
@@ -32739,7 +33488,7 @@
           <w:bCs/>
           <w:szCs w:val="26"/>
         </w:rPr>
-        <w:t xml:space="preserve"> (Computer Vision) </w:t>
+        <w:t xml:space="preserve"> </w:t>
       </w:r>
       <w:proofErr w:type="spellStart"/>
       <w:r>
@@ -32748,7 +33497,7 @@
           <w:bCs/>
           <w:szCs w:val="26"/>
         </w:rPr>
-        <w:t>trong</w:t>
+        <w:t>khả</w:t>
       </w:r>
       <w:proofErr w:type="spellEnd"/>
       <w:r>
@@ -32766,7 +33515,7 @@
           <w:bCs/>
           <w:szCs w:val="26"/>
         </w:rPr>
-        <w:t>lĩnh</w:t>
+        <w:t>năng</w:t>
       </w:r>
       <w:proofErr w:type="spellEnd"/>
       <w:r>
@@ -32784,7 +33533,7 @@
           <w:bCs/>
           <w:szCs w:val="26"/>
         </w:rPr>
-        <w:t>vực</w:t>
+        <w:t>xử</w:t>
       </w:r>
       <w:proofErr w:type="spellEnd"/>
       <w:r>
@@ -32802,7 +33551,7 @@
           <w:bCs/>
           <w:szCs w:val="26"/>
         </w:rPr>
-        <w:t>tự</w:t>
+        <w:t>lý</w:t>
       </w:r>
       <w:proofErr w:type="spellEnd"/>
       <w:r>
@@ -32820,6 +33569,60 @@
           <w:bCs/>
           <w:szCs w:val="26"/>
         </w:rPr>
+        <w:t>vật</w:t>
+      </w:r>
+      <w:proofErr w:type="spellEnd"/>
+      <w:r>
+        <w:rPr>
+          <w:rFonts w:cs="Times New Roman"/>
+          <w:bCs/>
+          <w:szCs w:val="26"/>
+        </w:rPr>
+        <w:t xml:space="preserve"> </w:t>
+      </w:r>
+      <w:proofErr w:type="spellStart"/>
+      <w:r>
+        <w:rPr>
+          <w:rFonts w:cs="Times New Roman"/>
+          <w:bCs/>
+          <w:szCs w:val="26"/>
+        </w:rPr>
+        <w:t>tĩnh</w:t>
+      </w:r>
+      <w:proofErr w:type="spellEnd"/>
+      <w:r>
+        <w:rPr>
+          <w:rFonts w:cs="Times New Roman"/>
+          <w:bCs/>
+          <w:szCs w:val="26"/>
+        </w:rPr>
+        <w:t xml:space="preserve"> </w:t>
+      </w:r>
+      <w:proofErr w:type="spellStart"/>
+      <w:r>
+        <w:rPr>
+          <w:rFonts w:cs="Times New Roman"/>
+          <w:bCs/>
+          <w:szCs w:val="26"/>
+        </w:rPr>
+        <w:t>lẫn</w:t>
+      </w:r>
+      <w:proofErr w:type="spellEnd"/>
+      <w:r>
+        <w:rPr>
+          <w:rFonts w:cs="Times New Roman"/>
+          <w:bCs/>
+          <w:szCs w:val="26"/>
+        </w:rPr>
+        <w:t xml:space="preserve"> </w:t>
+      </w:r>
+      <w:proofErr w:type="spellStart"/>
+      <w:r>
+        <w:rPr>
+          <w:rFonts w:cs="Times New Roman"/>
+          <w:bCs/>
+          <w:szCs w:val="26"/>
+        </w:rPr>
         <w:t>động</w:t>
       </w:r>
       <w:proofErr w:type="spellEnd"/>
@@ -32838,43 +33641,7 @@
           <w:bCs/>
           <w:szCs w:val="26"/>
         </w:rPr>
-        <w:t>hóa</w:t>
-      </w:r>
-      <w:proofErr w:type="spellEnd"/>
-      <w:r>
-        <w:rPr>
-          <w:rFonts w:cs="Times New Roman"/>
-          <w:bCs/>
-          <w:szCs w:val="26"/>
-        </w:rPr>
-        <w:t xml:space="preserve"> </w:t>
-      </w:r>
-      <w:proofErr w:type="spellStart"/>
-      <w:r>
-        <w:rPr>
-          <w:rFonts w:cs="Times New Roman"/>
-          <w:bCs/>
-          <w:szCs w:val="26"/>
-        </w:rPr>
-        <w:t>công</w:t>
-      </w:r>
-      <w:proofErr w:type="spellEnd"/>
-      <w:r>
-        <w:rPr>
-          <w:rFonts w:cs="Times New Roman"/>
-          <w:bCs/>
-          <w:szCs w:val="26"/>
-        </w:rPr>
-        <w:t xml:space="preserve"> </w:t>
-      </w:r>
-      <w:proofErr w:type="spellStart"/>
-      <w:r>
-        <w:rPr>
-          <w:rFonts w:cs="Times New Roman"/>
-          <w:bCs/>
-          <w:szCs w:val="26"/>
-        </w:rPr>
-        <w:t>nghiệp</w:t>
+        <w:t>tốt</w:t>
       </w:r>
       <w:proofErr w:type="spellEnd"/>
       <w:r>
@@ -32973,6 +33740,9 @@
     <w:p>
       <w:pPr>
         <w:pStyle w:val="Heading2"/>
+        <w:keepNext w:val="0"/>
+        <w:keepLines w:val="0"/>
+        <w:widowControl w:val="0"/>
         <w:spacing w:before="0" w:line="312" w:lineRule="auto"/>
         <w:rPr>
           <w:rFonts w:cs="Times New Roman"/>
@@ -33027,6 +33797,9 @@
     <w:p>
       <w:pPr>
         <w:pStyle w:val="Heading2"/>
+        <w:keepNext w:val="0"/>
+        <w:keepLines w:val="0"/>
+        <w:widowControl w:val="0"/>
         <w:spacing w:line="360" w:lineRule="auto"/>
         <w:ind w:firstLine="567"/>
         <w:jc w:val="both"/>
@@ -33051,6 +33824,9 @@
     <w:p>
       <w:pPr>
         <w:pStyle w:val="Heading2"/>
+        <w:keepNext w:val="0"/>
+        <w:keepLines w:val="0"/>
+        <w:widowControl w:val="0"/>
         <w:spacing w:before="0" w:line="360" w:lineRule="auto"/>
         <w:ind w:firstLine="567"/>
         <w:jc w:val="both"/>
@@ -33068,7 +33844,17 @@
           <w:color w:val="000000" w:themeColor="text1"/>
           <w:lang w:val="nl-NL"/>
         </w:rPr>
-        <w:t>Nghiên cứu lý thuyết về thị giác máy tính, nhận dạng mẫu và các thuật toán nội suy quỹ đạo trong điều khiển tự động.</w:t>
+        <w:t xml:space="preserve">Nghiên cứu lý thuyết về thị giác máy tính, nhận dạng mẫu và các thuật toán nội suy </w:t>
+      </w:r>
+      <w:r>
+        <w:rPr>
+          <w:rFonts w:eastAsiaTheme="minorHAnsi" w:cstheme="minorBidi"/>
+          <w:b w:val="0"/>
+          <w:color w:val="000000" w:themeColor="text1"/>
+          <w:lang w:val="nl-NL"/>
+        </w:rPr>
+        <w:lastRenderedPageBreak/>
+        <w:t>quỹ đạo trong điều khiển tự động.</w:t>
       </w:r>
     </w:p>
     <w:p>
@@ -33184,16 +33970,36 @@
           <w:szCs w:val="26"/>
           <w:lang w:val="nl-NL"/>
         </w:rPr>
-        <w:t xml:space="preserve">Chạy thử nghiệm thực tế thuật toán xử lý ảnh, thuật toán điều khiển động cơ. Đo đạc sai số thực tế so với lý thuyết để hiệu chỉnh các thông số PID và tinh chỉnh hệ thống </w:t>
-      </w:r>
-      <w:r>
+        <w:t xml:space="preserve">Chạy thử nghiệm thực tế thuật toán xử lý ảnh, thuật toán điều khiển động cơ. </w:t>
+      </w:r>
+    </w:p>
+    <w:p>
+      <w:pPr>
+        <w:widowControl w:val="0"/>
+        <w:spacing w:after="0" w:line="360" w:lineRule="auto"/>
+        <w:ind w:firstLine="567"/>
+        <w:jc w:val="both"/>
         <w:rPr>
           <w:color w:val="000000" w:themeColor="text1"/>
           <w:szCs w:val="26"/>
           <w:lang w:val="nl-NL"/>
         </w:rPr>
-        <w:lastRenderedPageBreak/>
-        <w:t>nhằm đạt được sự ổn định cao nhất.</w:t>
+      </w:pPr>
+      <w:r>
+        <w:rPr>
+          <w:color w:val="000000" w:themeColor="text1"/>
+          <w:szCs w:val="26"/>
+          <w:lang w:val="nl-NL"/>
+        </w:rPr>
+        <w:t>Đo đạc sai số thực tế so với lý thuyết để hiệu chỉnh các thông số PID và tinh chỉnh hệ thống nhằm đạt được sự ổn định cao nhất.</w:t>
+      </w:r>
+      <w:r>
+        <w:rPr>
+          <w:color w:val="000000" w:themeColor="text1"/>
+          <w:szCs w:val="26"/>
+          <w:lang w:val="nl-NL"/>
+        </w:rPr>
+        <w:t xml:space="preserve"> Xây dụng các bài test cho Robot ví dụ vẽ các hình với kích thước cụ thể, sau đó đo lại kích thước bằng cách thủ công nhằm kiểm chứng độ sai lệch và xem xét phạm vi cho phép.</w:t>
       </w:r>
     </w:p>
     <w:p>
@@ -35229,6 +36035,7 @@
           <w:rFonts w:cs="Times New Roman"/>
           <w:szCs w:val="26"/>
         </w:rPr>
+        <w:lastRenderedPageBreak/>
         <w:t>Đánh</w:t>
       </w:r>
       <w:proofErr w:type="spellEnd"/>
@@ -36906,14 +37713,35 @@
         <w:i/>
         <w:lang w:val="vi-VN"/>
       </w:rPr>
-      <w:t xml:space="preserve">Đề cương chi tiết </w:t>
+      <w:t xml:space="preserve">Đề cương </w:t>
     </w:r>
     <w:r>
       <w:rPr>
         <w:i/>
         <w:lang w:val="vi-VN"/>
       </w:rPr>
-      <w:t>Đồ án/thực tập tốt nghiệp</w:t>
+      <w:t xml:space="preserve">chi tiết </w:t>
+    </w:r>
+    <w:r>
+      <w:rPr>
+        <w:i/>
+        <w:lang w:val="vi-VN"/>
+      </w:rPr>
+      <w:t>Đồ án</w:t>
+    </w:r>
+    <w:r>
+      <w:rPr>
+        <w:i/>
+        <w:lang w:val="en-US"/>
+      </w:rPr>
+      <w:t xml:space="preserve"> </w:t>
+    </w:r>
+    <w:r>
+      <w:rPr>
+        <w:i/>
+        <w:lang w:val="vi-VN"/>
+      </w:rPr>
+      <w:t>tốt nghiệp</w:t>
     </w:r>
   </w:p>
 </w:hdr>
@@ -40790,6 +41618,16 @@
       <w:u w:val="single"/>
     </w:rPr>
   </w:style>
+  <w:style w:type="character" w:styleId="PlaceholderText">
+    <w:name w:val="Placeholder Text"/>
+    <w:basedOn w:val="DefaultParagraphFont"/>
+    <w:uiPriority w:val="99"/>
+    <w:semiHidden/>
+    <w:rsid w:val="00236508"/>
+    <w:rPr>
+      <w:color w:val="808080"/>
+    </w:rPr>
+  </w:style>
 </w:styles>
 </file>
 

--- a/Thuyết minh _ Trình bày/12 - CNCD2211024-.docx
+++ b/Thuyết minh _ Trình bày/12 - CNCD2211024-.docx
@@ -17851,7 +17851,7 @@
     </w:p>
     <w:p>
       <w:pPr>
-        <w:spacing w:after="0" w:line="312" w:lineRule="auto"/>
+        <w:spacing w:line="312" w:lineRule="auto"/>
         <w:jc w:val="both"/>
         <w:rPr>
           <w:b/>
@@ -24089,7 +24089,7 @@
     </w:p>
     <w:p>
       <w:pPr>
-        <w:spacing w:after="0" w:line="312" w:lineRule="auto"/>
+        <w:spacing w:line="312" w:lineRule="auto"/>
         <w:jc w:val="both"/>
         <w:rPr>
           <w:rFonts w:cs="Times New Roman"/>
@@ -24183,7 +24183,7 @@
     <w:p>
       <w:pPr>
         <w:widowControl w:val="0"/>
-        <w:spacing w:after="0" w:line="312" w:lineRule="auto"/>
+        <w:spacing w:line="312" w:lineRule="auto"/>
         <w:jc w:val="both"/>
         <w:rPr>
           <w:b/>
@@ -24248,6 +24248,7 @@
         <w:rPr>
           <w:lang w:val="en-US" w:eastAsia="vi-VN"/>
         </w:rPr>
+        <w:lastRenderedPageBreak/>
         <w:t>Nghiên</w:t>
       </w:r>
       <w:proofErr w:type="spellEnd"/>
@@ -24430,7 +24431,6 @@
         <w:rPr>
           <w:lang w:val="en-US" w:eastAsia="vi-VN"/>
         </w:rPr>
-        <w:lastRenderedPageBreak/>
         <w:t>bậc</w:t>
       </w:r>
       <w:proofErr w:type="spellEnd"/>
@@ -27226,6 +27226,104 @@
         <w:rPr>
           <w:lang w:val="en-US" w:eastAsia="vi-VN"/>
         </w:rPr>
+        <w:t xml:space="preserve"> </w:t>
+      </w:r>
+      <w:proofErr w:type="spellStart"/>
+      <w:r>
+        <w:rPr>
+          <w:lang w:val="en-US" w:eastAsia="vi-VN"/>
+        </w:rPr>
+        <w:t>đối</w:t>
+      </w:r>
+      <w:proofErr w:type="spellEnd"/>
+      <w:r>
+        <w:rPr>
+          <w:lang w:val="en-US" w:eastAsia="vi-VN"/>
+        </w:rPr>
+        <w:t xml:space="preserve"> </w:t>
+      </w:r>
+      <w:proofErr w:type="spellStart"/>
+      <w:r>
+        <w:rPr>
+          <w:lang w:val="en-US" w:eastAsia="vi-VN"/>
+        </w:rPr>
+        <w:t>với</w:t>
+      </w:r>
+      <w:proofErr w:type="spellEnd"/>
+      <w:r>
+        <w:rPr>
+          <w:lang w:val="en-US" w:eastAsia="vi-VN"/>
+        </w:rPr>
+        <w:t xml:space="preserve"> </w:t>
+      </w:r>
+      <w:proofErr w:type="spellStart"/>
+      <w:r>
+        <w:rPr>
+          <w:lang w:val="en-US" w:eastAsia="vi-VN"/>
+        </w:rPr>
+        <w:t>các</w:t>
+      </w:r>
+      <w:proofErr w:type="spellEnd"/>
+      <w:r>
+        <w:rPr>
+          <w:lang w:val="en-US" w:eastAsia="vi-VN"/>
+        </w:rPr>
+        <w:t xml:space="preserve"> </w:t>
+      </w:r>
+      <w:proofErr w:type="spellStart"/>
+      <w:r>
+        <w:rPr>
+          <w:lang w:val="en-US" w:eastAsia="vi-VN"/>
+        </w:rPr>
+        <w:t>dạng</w:t>
+      </w:r>
+      <w:proofErr w:type="spellEnd"/>
+      <w:r>
+        <w:rPr>
+          <w:lang w:val="en-US" w:eastAsia="vi-VN"/>
+        </w:rPr>
+        <w:t xml:space="preserve"> </w:t>
+      </w:r>
+      <w:proofErr w:type="spellStart"/>
+      <w:r>
+        <w:rPr>
+          <w:lang w:val="en-US" w:eastAsia="vi-VN"/>
+        </w:rPr>
+        <w:t>toán</w:t>
+      </w:r>
+      <w:proofErr w:type="spellEnd"/>
+      <w:r>
+        <w:rPr>
+          <w:lang w:val="en-US" w:eastAsia="vi-VN"/>
+        </w:rPr>
+        <w:t xml:space="preserve"> </w:t>
+      </w:r>
+      <w:proofErr w:type="spellStart"/>
+      <w:r>
+        <w:rPr>
+          <w:lang w:val="en-US" w:eastAsia="vi-VN"/>
+        </w:rPr>
+        <w:t>phân</w:t>
+      </w:r>
+      <w:proofErr w:type="spellEnd"/>
+      <w:r>
+        <w:rPr>
+          <w:lang w:val="en-US" w:eastAsia="vi-VN"/>
+        </w:rPr>
+        <w:t xml:space="preserve"> </w:t>
+      </w:r>
+      <w:proofErr w:type="spellStart"/>
+      <w:r>
+        <w:rPr>
+          <w:lang w:val="en-US" w:eastAsia="vi-VN"/>
+        </w:rPr>
+        <w:t>loại</w:t>
+      </w:r>
+      <w:proofErr w:type="spellEnd"/>
+      <w:r>
+        <w:rPr>
+          <w:lang w:val="en-US" w:eastAsia="vi-VN"/>
+        </w:rPr>
         <w:t>.</w:t>
       </w:r>
     </w:p>
@@ -29296,7 +29394,16 @@
           <w:szCs w:val="26"/>
           <w:lang w:val="en-US"/>
         </w:rPr>
-        <w:t xml:space="preserve"> (singularities).</w:t>
+        <w:t xml:space="preserve"> </w:t>
+      </w:r>
+      <w:r>
+        <w:rPr>
+          <w:color w:val="000000" w:themeColor="text1"/>
+          <w:szCs w:val="26"/>
+          <w:lang w:val="en-US"/>
+        </w:rPr>
+        <w:lastRenderedPageBreak/>
+        <w:t>(singularities).</w:t>
       </w:r>
     </w:p>
     <w:p>
@@ -29316,7 +29423,6 @@
           <w:szCs w:val="26"/>
           <w:lang w:val="en-US"/>
         </w:rPr>
-        <w:lastRenderedPageBreak/>
         <w:t xml:space="preserve">Phan Gia </w:t>
       </w:r>
       <w:proofErr w:type="spellStart"/>
@@ -31652,7 +31758,7 @@
     <w:p>
       <w:pPr>
         <w:widowControl w:val="0"/>
-        <w:spacing w:after="0" w:line="312" w:lineRule="auto"/>
+        <w:spacing w:line="312" w:lineRule="auto"/>
         <w:jc w:val="both"/>
         <w:rPr>
           <w:rFonts w:cs="Times New Roman"/>
@@ -31790,7 +31896,7 @@
     </w:p>
     <w:p>
       <w:pPr>
-        <w:spacing w:after="0" w:line="312" w:lineRule="auto"/>
+        <w:spacing w:line="312" w:lineRule="auto"/>
         <w:jc w:val="both"/>
         <w:rPr>
           <w:rFonts w:cs="Times New Roman"/>
@@ -32599,7 +32705,7 @@
     </w:p>
     <w:p>
       <w:pPr>
-        <w:spacing w:after="0" w:line="312" w:lineRule="auto"/>
+        <w:spacing w:line="312" w:lineRule="auto"/>
         <w:jc w:val="both"/>
         <w:rPr>
           <w:rFonts w:cs="Times New Roman"/>
@@ -33655,7 +33761,7 @@
     </w:p>
     <w:p>
       <w:pPr>
-        <w:spacing w:after="0" w:line="312" w:lineRule="auto"/>
+        <w:spacing w:line="312" w:lineRule="auto"/>
         <w:jc w:val="both"/>
         <w:rPr>
           <w:rFonts w:cs="Times New Roman"/>
@@ -33743,7 +33849,7 @@
         <w:keepNext w:val="0"/>
         <w:keepLines w:val="0"/>
         <w:widowControl w:val="0"/>
-        <w:spacing w:before="0" w:line="312" w:lineRule="auto"/>
+        <w:spacing w:before="0" w:after="160" w:line="312" w:lineRule="auto"/>
         <w:rPr>
           <w:rFonts w:cs="Times New Roman"/>
           <w:b w:val="0"/>
@@ -33818,6 +33924,7 @@
           <w:color w:val="000000" w:themeColor="text1"/>
           <w:lang w:val="nl-NL"/>
         </w:rPr>
+        <w:lastRenderedPageBreak/>
         <w:t>Thu thập, phân tích và tổng hợp các tài liệu học thuật, giáo trình, bài báo khoa học về động học robot song song, cơ sở truyền động cơ khí.</w:t>
       </w:r>
     </w:p>
@@ -33844,23 +33951,13 @@
           <w:color w:val="000000" w:themeColor="text1"/>
           <w:lang w:val="nl-NL"/>
         </w:rPr>
-        <w:t xml:space="preserve">Nghiên cứu lý thuyết về thị giác máy tính, nhận dạng mẫu và các thuật toán nội suy </w:t>
-      </w:r>
-      <w:r>
-        <w:rPr>
-          <w:rFonts w:eastAsiaTheme="minorHAnsi" w:cstheme="minorBidi"/>
-          <w:b w:val="0"/>
-          <w:color w:val="000000" w:themeColor="text1"/>
-          <w:lang w:val="nl-NL"/>
-        </w:rPr>
-        <w:lastRenderedPageBreak/>
-        <w:t>quỹ đạo trong điều khiển tự động.</w:t>
+        <w:t>Nghiên cứu lý thuyết về thị giác máy tính, nhận dạng mẫu và các thuật toán nội suy quỹ đạo trong điều khiển tự động.</w:t>
       </w:r>
     </w:p>
     <w:p>
       <w:pPr>
         <w:pStyle w:val="Heading2"/>
-        <w:spacing w:before="0" w:line="312" w:lineRule="auto"/>
+        <w:spacing w:before="0" w:after="240" w:line="312" w:lineRule="auto"/>
         <w:rPr>
           <w:rFonts w:cs="Times New Roman"/>
           <w:b w:val="0"/>
@@ -34005,7 +34102,7 @@
     <w:p>
       <w:pPr>
         <w:widowControl w:val="0"/>
-        <w:spacing w:after="0" w:line="360" w:lineRule="auto"/>
+        <w:spacing w:line="360" w:lineRule="auto"/>
         <w:jc w:val="both"/>
         <w:rPr>
           <w:rFonts w:cs="Times New Roman"/>
@@ -35414,6 +35511,7 @@
           <w:szCs w:val="26"/>
           <w:lang w:val="vi-VN"/>
         </w:rPr>
+        <w:lastRenderedPageBreak/>
         <w:t xml:space="preserve">7. </w:t>
       </w:r>
       <w:proofErr w:type="spellStart"/>
@@ -36035,7 +36133,6 @@
           <w:rFonts w:cs="Times New Roman"/>
           <w:szCs w:val="26"/>
         </w:rPr>
-        <w:lastRenderedPageBreak/>
         <w:t>Đánh</w:t>
       </w:r>
       <w:proofErr w:type="spellEnd"/>
@@ -37713,14 +37810,7 @@
         <w:i/>
         <w:lang w:val="vi-VN"/>
       </w:rPr>
-      <w:t xml:space="preserve">Đề cương </w:t>
-    </w:r>
-    <w:r>
-      <w:rPr>
-        <w:i/>
-        <w:lang w:val="vi-VN"/>
-      </w:rPr>
-      <w:t xml:space="preserve">chi tiết </w:t>
+      <w:t xml:space="preserve">Đề cương chi tiết </w:t>
     </w:r>
     <w:r>
       <w:rPr>
